--- a/Tài Liệu/SCI_SE_12.ProjectConfigurationManagement.docx
+++ b/Tài Liệu/SCI_SE_12.ProjectConfigurationManagement.docx
@@ -1005,8 +1005,12 @@
           <w:szCs w:val="36"/>
         </w:rPr>
         <w:sectPr>
-          <w:headerReference w:type="default" r:id="rId9"/>
-          <w:footerReference w:type="default" r:id="rId10"/>
+          <w:headerReference w:type="even" r:id="rId9"/>
+          <w:headerReference w:type="default" r:id="rId10"/>
+          <w:footerReference w:type="even" r:id="rId11"/>
+          <w:footerReference w:type="default" r:id="rId12"/>
+          <w:headerReference w:type="first" r:id="rId13"/>
+          <w:footerReference w:type="first" r:id="rId14"/>
           <w:pgSz w:w="11907" w:h="16839" w:code="9"/>
           <w:pgMar w:top="1134" w:right="851" w:bottom="1134" w:left="1701" w:header="720" w:footer="720" w:gutter="0"/>
           <w:cols w:space="720"/>
@@ -1531,8 +1535,6 @@
               </w:rPr>
               <w:t>10</w:t>
             </w:r>
-            <w:bookmarkStart w:id="0" w:name="_GoBack"/>
-            <w:bookmarkEnd w:id="0"/>
             <w:r>
               <w:rPr>
                 <w:rFonts w:ascii="Times New Roman" w:hAnsi="Times New Roman" w:cs="Times New Roman"/>
@@ -1809,7 +1811,7 @@
               </w:rPr>
               <w:t xml:space="preserve">Email: </w:t>
             </w:r>
-            <w:hyperlink r:id="rId11" w:history="1">
+            <w:hyperlink r:id="rId15" w:history="1">
               <w:r>
                 <w:rPr>
                   <w:rStyle w:val="Hyperlink"/>
@@ -2010,7 +2012,7 @@
               </w:rPr>
               <w:t xml:space="preserve"> </w:t>
             </w:r>
-            <w:hyperlink r:id="rId12" w:history="1">
+            <w:hyperlink r:id="rId16" w:history="1">
               <w:r>
                 <w:rPr>
                   <w:rStyle w:val="Hyperlink"/>
@@ -2227,7 +2229,7 @@
                 <w:lang w:val="vi-VN"/>
               </w:rPr>
             </w:pPr>
-            <w:hyperlink r:id="rId13" w:history="1">
+            <w:hyperlink r:id="rId17" w:history="1">
               <w:r>
                 <w:rPr>
                   <w:rStyle w:val="Hyperlink"/>
@@ -2385,7 +2387,7 @@
                 <w:lang w:val="vi-VN"/>
               </w:rPr>
             </w:pPr>
-            <w:hyperlink r:id="rId14" w:history="1">
+            <w:hyperlink r:id="rId18" w:history="1">
               <w:r>
                 <w:rPr>
                   <w:rStyle w:val="Hyperlink"/>
@@ -2522,7 +2524,7 @@
                 <w:lang w:val="vi-VN"/>
               </w:rPr>
             </w:pPr>
-            <w:hyperlink r:id="rId15" w:history="1">
+            <w:hyperlink r:id="rId19" w:history="1">
               <w:r>
                 <w:rPr>
                   <w:rStyle w:val="Hyperlink"/>
@@ -2660,7 +2662,7 @@
                 <w:lang w:val="vi-VN"/>
               </w:rPr>
             </w:pPr>
-            <w:hyperlink r:id="rId16" w:history="1">
+            <w:hyperlink r:id="rId20" w:history="1">
               <w:r>
                 <w:rPr>
                   <w:rStyle w:val="Hyperlink"/>
@@ -2807,7 +2809,7 @@
                 <w:lang w:val="vi-VN"/>
               </w:rPr>
             </w:pPr>
-            <w:hyperlink r:id="rId17" w:history="1">
+            <w:hyperlink r:id="rId21" w:history="1">
               <w:r>
                 <w:rPr>
                   <w:rStyle w:val="Hyperlink"/>
@@ -7330,7 +7332,7 @@
           <w:szCs w:val="26"/>
         </w:rPr>
       </w:pPr>
-      <w:bookmarkStart w:id="1" w:name="_Toc224506841"/>
+      <w:bookmarkStart w:id="0" w:name="_Toc224506841"/>
       <w:r>
         <w:rPr>
           <w:rFonts w:ascii="Times New Roman" w:hAnsi="Times New Roman" w:cs="Times New Roman"/>
@@ -7341,7 +7343,7 @@
         <w:lastRenderedPageBreak/>
         <w:t>GIỚI THIỆU</w:t>
       </w:r>
-      <w:bookmarkEnd w:id="1"/>
+      <w:bookmarkEnd w:id="0"/>
     </w:p>
     <w:p>
       <w:pPr>
@@ -7359,7 +7361,7 @@
           <w:szCs w:val="26"/>
         </w:rPr>
       </w:pPr>
-      <w:bookmarkStart w:id="2" w:name="_Toc224506842"/>
+      <w:bookmarkStart w:id="1" w:name="_Toc224506842"/>
       <w:r>
         <w:rPr>
           <w:rFonts w:ascii="Times New Roman" w:hAnsi="Times New Roman" w:cs="Times New Roman"/>
@@ -7369,7 +7371,7 @@
         </w:rPr>
         <w:t>Mục đích</w:t>
       </w:r>
-      <w:bookmarkEnd w:id="2"/>
+      <w:bookmarkEnd w:id="1"/>
     </w:p>
     <w:p>
       <w:pPr>
@@ -7441,7 +7443,7 @@
           <w:szCs w:val="26"/>
         </w:rPr>
       </w:pPr>
-      <w:bookmarkStart w:id="3" w:name="_Toc224506843"/>
+      <w:bookmarkStart w:id="2" w:name="_Toc224506843"/>
       <w:r>
         <w:rPr>
           <w:rFonts w:ascii="Times New Roman" w:hAnsi="Times New Roman" w:cs="Times New Roman"/>
@@ -7451,7 +7453,7 @@
         </w:rPr>
         <w:t>Phạm vi</w:t>
       </w:r>
-      <w:bookmarkEnd w:id="3"/>
+      <w:bookmarkEnd w:id="2"/>
     </w:p>
     <w:p>
       <w:pPr>
@@ -7489,7 +7491,7 @@
           <w:szCs w:val="26"/>
         </w:rPr>
       </w:pPr>
-      <w:bookmarkStart w:id="4" w:name="_Toc224506844"/>
+      <w:bookmarkStart w:id="3" w:name="_Toc224506844"/>
       <w:r>
         <w:rPr>
           <w:rFonts w:ascii="Times New Roman" w:hAnsi="Times New Roman" w:cs="Times New Roman"/>
@@ -7499,7 +7501,7 @@
         </w:rPr>
         <w:t>QUẢN LÝ CÂU HÌNH VÀ QUY ƯỚC ĐẶT TÊN</w:t>
       </w:r>
-      <w:bookmarkEnd w:id="4"/>
+      <w:bookmarkEnd w:id="3"/>
     </w:p>
     <w:p>
       <w:pPr>
@@ -7517,7 +7519,7 @@
           <w:szCs w:val="26"/>
         </w:rPr>
       </w:pPr>
-      <w:bookmarkStart w:id="5" w:name="_Toc224506845"/>
+      <w:bookmarkStart w:id="4" w:name="_Toc224506845"/>
       <w:r>
         <w:rPr>
           <w:rFonts w:ascii="Times New Roman" w:hAnsi="Times New Roman" w:cs="Times New Roman"/>
@@ -7527,7 +7529,7 @@
         </w:rPr>
         <w:t>Tài liệu quản lý</w:t>
       </w:r>
-      <w:bookmarkEnd w:id="5"/>
+      <w:bookmarkEnd w:id="4"/>
     </w:p>
     <w:p>
       <w:pPr>
@@ -7611,7 +7613,7 @@
                 <w:szCs w:val="26"/>
               </w:rPr>
             </w:pPr>
-            <w:bookmarkStart w:id="6" w:name="_Toc449165170"/>
+            <w:bookmarkStart w:id="5" w:name="_Toc449165170"/>
             <w:r>
               <w:rPr>
                 <w:b/>
@@ -7621,7 +7623,7 @@
               </w:rPr>
               <w:t>Tên và mô tả</w:t>
             </w:r>
-            <w:bookmarkEnd w:id="6"/>
+            <w:bookmarkEnd w:id="5"/>
           </w:p>
         </w:tc>
         <w:tc>
@@ -7640,7 +7642,7 @@
                 <w:szCs w:val="26"/>
               </w:rPr>
             </w:pPr>
-            <w:bookmarkStart w:id="7" w:name="_Toc449165171"/>
+            <w:bookmarkStart w:id="6" w:name="_Toc449165171"/>
             <w:r>
               <w:rPr>
                 <w:b/>
@@ -7650,7 +7652,7 @@
               </w:rPr>
               <w:t>Mã và đặt tên</w:t>
             </w:r>
-            <w:bookmarkEnd w:id="7"/>
+            <w:bookmarkEnd w:id="6"/>
           </w:p>
         </w:tc>
         <w:tc>
@@ -7669,7 +7671,7 @@
                 <w:szCs w:val="26"/>
               </w:rPr>
             </w:pPr>
-            <w:bookmarkStart w:id="8" w:name="_Toc449165172"/>
+            <w:bookmarkStart w:id="7" w:name="_Toc449165172"/>
             <w:r>
               <w:rPr>
                 <w:b/>
@@ -7679,7 +7681,7 @@
               </w:rPr>
               <w:t>In</w:t>
             </w:r>
-            <w:bookmarkEnd w:id="8"/>
+            <w:bookmarkEnd w:id="7"/>
           </w:p>
         </w:tc>
       </w:tr>
@@ -7722,7 +7724,7 @@
                 <w:szCs w:val="26"/>
               </w:rPr>
             </w:pPr>
-            <w:bookmarkStart w:id="9" w:name="_Toc449165173"/>
+            <w:bookmarkStart w:id="8" w:name="_Toc449165173"/>
             <w:r>
               <w:rPr>
                 <w:b/>
@@ -7749,7 +7751,7 @@
               </w:rPr>
               <w:t xml:space="preserve"> Được định nghĩa là một thỏa thuận giữa hai hoặc nhiều bên được cấu thành bởi một đề nghị và sự chấp nhận của nó. Một đề xuất được thực hiện khi khách hàng / thành viên biểu thị cho người khác biết họ sẵn sàng làm hoặc không làm bất cứ điều gì.</w:t>
             </w:r>
-            <w:bookmarkEnd w:id="9"/>
+            <w:bookmarkEnd w:id="8"/>
           </w:p>
         </w:tc>
         <w:tc>
@@ -7790,7 +7792,7 @@
                 <w:szCs w:val="26"/>
               </w:rPr>
             </w:pPr>
-            <w:bookmarkStart w:id="10" w:name="_Toc449165177"/>
+            <w:bookmarkStart w:id="9" w:name="_Toc449165177"/>
             <w:r>
               <w:rPr>
                 <w:b/>
@@ -7800,7 +7802,7 @@
               </w:rPr>
               <w:sym w:font="Wingdings" w:char="F0FC"/>
             </w:r>
-            <w:bookmarkEnd w:id="10"/>
+            <w:bookmarkEnd w:id="9"/>
           </w:p>
         </w:tc>
       </w:tr>
@@ -8502,7 +8504,7 @@
           <w:szCs w:val="26"/>
         </w:rPr>
       </w:pPr>
-      <w:bookmarkStart w:id="11" w:name="_Toc224506846"/>
+      <w:bookmarkStart w:id="10" w:name="_Toc224506846"/>
       <w:r>
         <w:rPr>
           <w:rFonts w:ascii="Times New Roman" w:hAnsi="Times New Roman" w:cs="Times New Roman"/>
@@ -8512,7 +8514,7 @@
         </w:rPr>
         <w:t>Tài liệu sản phẩm</w:t>
       </w:r>
-      <w:bookmarkEnd w:id="11"/>
+      <w:bookmarkEnd w:id="10"/>
     </w:p>
     <w:p>
       <w:pPr>
@@ -8596,7 +8598,7 @@
                 <w:szCs w:val="26"/>
               </w:rPr>
             </w:pPr>
-            <w:bookmarkStart w:id="12" w:name="_Toc449165180"/>
+            <w:bookmarkStart w:id="11" w:name="_Toc449165180"/>
             <w:r>
               <w:rPr>
                 <w:b/>
@@ -8606,7 +8608,7 @@
               </w:rPr>
               <w:t>Tên và mô tả</w:t>
             </w:r>
-            <w:bookmarkEnd w:id="12"/>
+            <w:bookmarkEnd w:id="11"/>
           </w:p>
         </w:tc>
         <w:tc>
@@ -8625,7 +8627,7 @@
                 <w:szCs w:val="26"/>
               </w:rPr>
             </w:pPr>
-            <w:bookmarkStart w:id="13" w:name="_Toc449165181"/>
+            <w:bookmarkStart w:id="12" w:name="_Toc449165181"/>
             <w:r>
               <w:rPr>
                 <w:b/>
@@ -8635,7 +8637,7 @@
               </w:rPr>
               <w:t>Mã và đặt tên</w:t>
             </w:r>
-            <w:bookmarkEnd w:id="13"/>
+            <w:bookmarkEnd w:id="12"/>
           </w:p>
         </w:tc>
         <w:tc>
@@ -8654,7 +8656,7 @@
                 <w:szCs w:val="26"/>
               </w:rPr>
             </w:pPr>
-            <w:bookmarkStart w:id="14" w:name="_Toc449165182"/>
+            <w:bookmarkStart w:id="13" w:name="_Toc449165182"/>
             <w:r>
               <w:rPr>
                 <w:b/>
@@ -8664,7 +8666,7 @@
               </w:rPr>
               <w:t>In</w:t>
             </w:r>
-            <w:bookmarkEnd w:id="14"/>
+            <w:bookmarkEnd w:id="13"/>
           </w:p>
         </w:tc>
       </w:tr>
@@ -8785,7 +8787,7 @@
                 <w:szCs w:val="26"/>
               </w:rPr>
             </w:pPr>
-            <w:bookmarkStart w:id="15" w:name="_Toc449165183"/>
+            <w:bookmarkStart w:id="14" w:name="_Toc449165183"/>
             <w:r>
               <w:rPr>
                 <w:b/>
@@ -8795,7 +8797,7 @@
               </w:rPr>
               <w:sym w:font="Wingdings" w:char="F0FC"/>
             </w:r>
-            <w:bookmarkEnd w:id="15"/>
+            <w:bookmarkEnd w:id="14"/>
           </w:p>
         </w:tc>
       </w:tr>
@@ -9613,7 +9615,7 @@
           <w:szCs w:val="26"/>
         </w:rPr>
       </w:pPr>
-      <w:bookmarkStart w:id="16" w:name="_Toc224506847"/>
+      <w:bookmarkStart w:id="15" w:name="_Toc224506847"/>
       <w:r>
         <w:rPr>
           <w:rFonts w:ascii="Times New Roman" w:hAnsi="Times New Roman" w:cs="Times New Roman"/>
@@ -9623,7 +9625,7 @@
         </w:rPr>
         <w:t>Tài liệu tham khảo</w:t>
       </w:r>
-      <w:bookmarkEnd w:id="16"/>
+      <w:bookmarkEnd w:id="15"/>
     </w:p>
     <w:p>
       <w:pPr>
@@ -9707,7 +9709,7 @@
                 <w:szCs w:val="26"/>
               </w:rPr>
             </w:pPr>
-            <w:bookmarkStart w:id="17" w:name="_Toc449165186"/>
+            <w:bookmarkStart w:id="16" w:name="_Toc449165186"/>
             <w:r>
               <w:rPr>
                 <w:b/>
@@ -9717,7 +9719,7 @@
               </w:rPr>
               <w:t>Tên và mô tả</w:t>
             </w:r>
-            <w:bookmarkEnd w:id="17"/>
+            <w:bookmarkEnd w:id="16"/>
           </w:p>
         </w:tc>
         <w:tc>
@@ -9736,7 +9738,7 @@
                 <w:szCs w:val="26"/>
               </w:rPr>
             </w:pPr>
-            <w:bookmarkStart w:id="18" w:name="_Toc449165187"/>
+            <w:bookmarkStart w:id="17" w:name="_Toc449165187"/>
             <w:r>
               <w:rPr>
                 <w:b/>
@@ -9746,7 +9748,7 @@
               </w:rPr>
               <w:t>Mã và đặt tên</w:t>
             </w:r>
-            <w:bookmarkEnd w:id="18"/>
+            <w:bookmarkEnd w:id="17"/>
           </w:p>
         </w:tc>
         <w:tc>
@@ -9765,7 +9767,7 @@
                 <w:szCs w:val="26"/>
               </w:rPr>
             </w:pPr>
-            <w:bookmarkStart w:id="19" w:name="_Toc449165188"/>
+            <w:bookmarkStart w:id="18" w:name="_Toc449165188"/>
             <w:r>
               <w:rPr>
                 <w:b/>
@@ -9775,7 +9777,7 @@
               </w:rPr>
               <w:t>In</w:t>
             </w:r>
-            <w:bookmarkEnd w:id="19"/>
+            <w:bookmarkEnd w:id="18"/>
           </w:p>
         </w:tc>
       </w:tr>
@@ -9992,7 +9994,7 @@
           <w:szCs w:val="26"/>
         </w:rPr>
       </w:pPr>
-      <w:bookmarkStart w:id="20" w:name="_Toc224506848"/>
+      <w:bookmarkStart w:id="19" w:name="_Toc224506848"/>
       <w:r>
         <w:rPr>
           <w:rFonts w:ascii="Times New Roman" w:hAnsi="Times New Roman" w:cs="Times New Roman"/>
@@ -10002,7 +10004,7 @@
         </w:rPr>
         <w:t>Tài liệu lịch sử</w:t>
       </w:r>
-      <w:bookmarkEnd w:id="20"/>
+      <w:bookmarkEnd w:id="19"/>
     </w:p>
     <w:p>
       <w:pPr>
@@ -10086,7 +10088,7 @@
                 <w:szCs w:val="26"/>
               </w:rPr>
             </w:pPr>
-            <w:bookmarkStart w:id="21" w:name="_Toc449165191"/>
+            <w:bookmarkStart w:id="20" w:name="_Toc449165191"/>
             <w:r>
               <w:rPr>
                 <w:b/>
@@ -10096,7 +10098,7 @@
               </w:rPr>
               <w:t>Tên và mô tả</w:t>
             </w:r>
-            <w:bookmarkEnd w:id="21"/>
+            <w:bookmarkEnd w:id="20"/>
           </w:p>
         </w:tc>
         <w:tc>
@@ -10115,7 +10117,7 @@
                 <w:szCs w:val="26"/>
               </w:rPr>
             </w:pPr>
-            <w:bookmarkStart w:id="22" w:name="_Toc449165192"/>
+            <w:bookmarkStart w:id="21" w:name="_Toc449165192"/>
             <w:r>
               <w:rPr>
                 <w:b/>
@@ -10125,7 +10127,7 @@
               </w:rPr>
               <w:t>Mã và đặt tên</w:t>
             </w:r>
-            <w:bookmarkEnd w:id="22"/>
+            <w:bookmarkEnd w:id="21"/>
           </w:p>
         </w:tc>
         <w:tc>
@@ -10144,7 +10146,7 @@
                 <w:szCs w:val="26"/>
               </w:rPr>
             </w:pPr>
-            <w:bookmarkStart w:id="23" w:name="_Toc449165193"/>
+            <w:bookmarkStart w:id="22" w:name="_Toc449165193"/>
             <w:r>
               <w:rPr>
                 <w:b/>
@@ -10154,7 +10156,7 @@
               </w:rPr>
               <w:t>In</w:t>
             </w:r>
-            <w:bookmarkEnd w:id="23"/>
+            <w:bookmarkEnd w:id="22"/>
           </w:p>
         </w:tc>
       </w:tr>
@@ -10264,7 +10266,7 @@
           <w:szCs w:val="26"/>
         </w:rPr>
       </w:pPr>
-      <w:bookmarkStart w:id="24" w:name="_Toc224506849"/>
+      <w:bookmarkStart w:id="23" w:name="_Toc224506849"/>
       <w:r>
         <w:rPr>
           <w:rFonts w:ascii="Times New Roman" w:hAnsi="Times New Roman" w:cs="Times New Roman"/>
@@ -10274,7 +10276,7 @@
         </w:rPr>
         <w:t>Trình bày</w:t>
       </w:r>
-      <w:bookmarkEnd w:id="24"/>
+      <w:bookmarkEnd w:id="23"/>
     </w:p>
     <w:p>
       <w:pPr>
@@ -10357,7 +10359,7 @@
                 <w:szCs w:val="26"/>
               </w:rPr>
             </w:pPr>
-            <w:bookmarkStart w:id="25" w:name="_Toc449165196"/>
+            <w:bookmarkStart w:id="24" w:name="_Toc449165196"/>
             <w:r>
               <w:rPr>
                 <w:b/>
@@ -10367,7 +10369,7 @@
               </w:rPr>
               <w:t>Tên và mô tả tài liệu của</w:t>
             </w:r>
-            <w:bookmarkEnd w:id="25"/>
+            <w:bookmarkEnd w:id="24"/>
           </w:p>
         </w:tc>
         <w:tc>
@@ -10386,7 +10388,7 @@
                 <w:szCs w:val="26"/>
               </w:rPr>
             </w:pPr>
-            <w:bookmarkStart w:id="26" w:name="_Toc449165197"/>
+            <w:bookmarkStart w:id="25" w:name="_Toc449165197"/>
             <w:r>
               <w:rPr>
                 <w:b/>
@@ -10396,7 +10398,7 @@
               </w:rPr>
               <w:t>Mã và đặt tên</w:t>
             </w:r>
-            <w:bookmarkEnd w:id="26"/>
+            <w:bookmarkEnd w:id="25"/>
           </w:p>
         </w:tc>
         <w:tc>
@@ -10415,7 +10417,7 @@
                 <w:szCs w:val="26"/>
               </w:rPr>
             </w:pPr>
-            <w:bookmarkStart w:id="27" w:name="_Toc449165198"/>
+            <w:bookmarkStart w:id="26" w:name="_Toc449165198"/>
             <w:r>
               <w:rPr>
                 <w:b/>
@@ -10425,7 +10427,7 @@
               </w:rPr>
               <w:t>In</w:t>
             </w:r>
-            <w:bookmarkEnd w:id="27"/>
+            <w:bookmarkEnd w:id="26"/>
           </w:p>
         </w:tc>
       </w:tr>
@@ -10538,7 +10540,7 @@
       </w:pPr>
     </w:p>
     <w:sectPr>
-      <w:footerReference w:type="default" r:id="rId18"/>
+      <w:footerReference w:type="default" r:id="rId22"/>
       <w:pgSz w:w="11906" w:h="16838" w:code="9"/>
       <w:pgMar w:top="1134" w:right="1134" w:bottom="1134" w:left="1418" w:header="720" w:footer="720" w:gutter="0"/>
       <w:cols w:space="720"/>
@@ -10572,6 +10574,16 @@
   <w:p>
     <w:pPr>
       <w:pStyle w:val="Footer"/>
+    </w:pPr>
+  </w:p>
+</w:ftr>
+</file>
+
+<file path=word/footer2.xml><?xml version="1.0" encoding="utf-8"?>
+<w:ftr xmlns:wpc="http://schemas.microsoft.com/office/word/2010/wordprocessingCanvas" xmlns:cx="http://schemas.microsoft.com/office/drawing/2014/chartex" xmlns:mc="http://schemas.openxmlformats.org/markup-compatibility/2006" xmlns:o="urn:schemas-microsoft-com:office:office" xmlns:r="http://schemas.openxmlformats.org/officeDocument/2006/relationships" xmlns:m="http://schemas.openxmlformats.org/officeDocument/2006/math" xmlns:v="urn:schemas-microsoft-com:vml" xmlns:wp14="http://schemas.microsoft.com/office/word/2010/wordprocessingDrawing" xmlns:wp="http://schemas.openxmlformats.org/drawingml/2006/wordprocessingDrawing" xmlns:w10="urn:schemas-microsoft-com:office:word" xmlns:w="http://schemas.openxmlformats.org/wordprocessingml/2006/main" xmlns:w14="http://schemas.microsoft.com/office/word/2010/wordml" xmlns:w15="http://schemas.microsoft.com/office/word/2012/wordml" xmlns:w16se="http://schemas.microsoft.com/office/word/2015/wordml/symex" xmlns:wpg="http://schemas.microsoft.com/office/word/2010/wordprocessingGroup" xmlns:wpi="http://schemas.microsoft.com/office/word/2010/wordprocessingInk" xmlns:wne="http://schemas.microsoft.com/office/word/2006/wordml" xmlns:wps="http://schemas.microsoft.com/office/word/2010/wordprocessingShape" mc:Ignorable="w14 w15 w16se wp14">
+  <w:p>
+    <w:pPr>
+      <w:pStyle w:val="Footer"/>
       <w:jc w:val="center"/>
     </w:pPr>
   </w:p>
@@ -10583,7 +10595,17 @@
 </w:ftr>
 </file>
 
-<file path=word/footer2.xml><?xml version="1.0" encoding="utf-8"?>
+<file path=word/footer3.xml><?xml version="1.0" encoding="utf-8"?>
+<w:ftr xmlns:wpc="http://schemas.microsoft.com/office/word/2010/wordprocessingCanvas" xmlns:cx="http://schemas.microsoft.com/office/drawing/2014/chartex" xmlns:mc="http://schemas.openxmlformats.org/markup-compatibility/2006" xmlns:o="urn:schemas-microsoft-com:office:office" xmlns:r="http://schemas.openxmlformats.org/officeDocument/2006/relationships" xmlns:m="http://schemas.openxmlformats.org/officeDocument/2006/math" xmlns:v="urn:schemas-microsoft-com:vml" xmlns:wp14="http://schemas.microsoft.com/office/word/2010/wordprocessingDrawing" xmlns:wp="http://schemas.openxmlformats.org/drawingml/2006/wordprocessingDrawing" xmlns:w10="urn:schemas-microsoft-com:office:word" xmlns:w="http://schemas.openxmlformats.org/wordprocessingml/2006/main" xmlns:w14="http://schemas.microsoft.com/office/word/2010/wordml" xmlns:w15="http://schemas.microsoft.com/office/word/2012/wordml" xmlns:w16se="http://schemas.microsoft.com/office/word/2015/wordml/symex" xmlns:wpg="http://schemas.microsoft.com/office/word/2010/wordprocessingGroup" xmlns:wpi="http://schemas.microsoft.com/office/word/2010/wordprocessingInk" xmlns:wne="http://schemas.microsoft.com/office/word/2006/wordml" xmlns:wps="http://schemas.microsoft.com/office/word/2010/wordprocessingShape" mc:Ignorable="w14 w15 w16se wp14">
+  <w:p>
+    <w:pPr>
+      <w:pStyle w:val="Footer"/>
+    </w:pPr>
+  </w:p>
+</w:ftr>
+</file>
+
+<file path=word/footer4.xml><?xml version="1.0" encoding="utf-8"?>
 <w:ftr xmlns:wpc="http://schemas.microsoft.com/office/word/2010/wordprocessingCanvas" xmlns:cx="http://schemas.microsoft.com/office/drawing/2014/chartex" xmlns:mc="http://schemas.openxmlformats.org/markup-compatibility/2006" xmlns:o="urn:schemas-microsoft-com:office:office" xmlns:r="http://schemas.openxmlformats.org/officeDocument/2006/relationships" xmlns:m="http://schemas.openxmlformats.org/officeDocument/2006/math" xmlns:v="urn:schemas-microsoft-com:vml" xmlns:wp14="http://schemas.microsoft.com/office/word/2010/wordprocessingDrawing" xmlns:wp="http://schemas.openxmlformats.org/drawingml/2006/wordprocessingDrawing" xmlns:w10="urn:schemas-microsoft-com:office:word" xmlns:w="http://schemas.openxmlformats.org/wordprocessingml/2006/main" xmlns:w14="http://schemas.microsoft.com/office/word/2010/wordml" xmlns:w15="http://schemas.microsoft.com/office/word/2012/wordml" xmlns:w16se="http://schemas.microsoft.com/office/word/2015/wordml/symex" xmlns:wpg="http://schemas.microsoft.com/office/word/2010/wordprocessingGroup" xmlns:wpi="http://schemas.microsoft.com/office/word/2010/wordprocessingInk" xmlns:wne="http://schemas.microsoft.com/office/word/2006/wordml" xmlns:wps="http://schemas.microsoft.com/office/word/2010/wordprocessingShape" mc:Ignorable="w14 w15 w16se wp14">
   <w:p>
     <w:pPr>
@@ -10602,41 +10624,58 @@
         <w:top w:val="thinThickSmallGap" w:sz="24" w:space="1" w:color="823B0B" w:themeColor="accent2" w:themeShade="7F"/>
       </w:pBdr>
       <w:rPr>
-        <w:rFonts w:asciiTheme="majorHAnsi" w:eastAsiaTheme="majorEastAsia" w:hAnsiTheme="majorHAnsi" w:cstheme="majorBidi"/>
+        <w:rFonts w:ascii="Times New Roman" w:eastAsiaTheme="majorEastAsia" w:hAnsi="Times New Roman" w:cs="Times New Roman"/>
       </w:rPr>
     </w:pPr>
+    <w:bookmarkStart w:id="27" w:name="_GoBack"/>
     <w:r>
       <w:rPr>
-        <w:rFonts w:ascii="Times New Roman" w:hAnsi="Times New Roman" w:cs="Times New Roman"/>
-        <w:sz w:val="26"/>
-        <w:szCs w:val="26"/>
+        <w:rFonts w:ascii="Times New Roman" w:eastAsiaTheme="majorEastAsia" w:hAnsi="Times New Roman" w:cs="Times New Roman"/>
         <w:lang w:val="vi-VN"/>
       </w:rPr>
-      <w:t xml:space="preserve">Prososal </w:t>
+      <w:t>P</w:t>
     </w:r>
     <w:r>
       <w:rPr>
-        <w:rFonts w:ascii="Times New Roman" w:hAnsi="Times New Roman" w:cs="Times New Roman"/>
-        <w:sz w:val="26"/>
-        <w:szCs w:val="26"/>
-      </w:rPr>
-      <w:t>Document</w:t>
+        <w:rFonts w:ascii="Times New Roman" w:eastAsiaTheme="majorEastAsia" w:hAnsi="Times New Roman" w:cs="Times New Roman"/>
+      </w:rPr>
+      <w:t>roject</w:t>
     </w:r>
     <w:r>
       <w:rPr>
-        <w:rFonts w:asciiTheme="majorHAnsi" w:eastAsiaTheme="majorEastAsia" w:hAnsiTheme="majorHAnsi" w:cstheme="majorBidi"/>
+        <w:rFonts w:ascii="Times New Roman" w:eastAsiaTheme="majorEastAsia" w:hAnsi="Times New Roman" w:cs="Times New Roman"/>
+        <w:lang w:val="vi-VN"/>
       </w:rPr>
       <w:t xml:space="preserve"> </w:t>
     </w:r>
     <w:r>
       <w:rPr>
-        <w:rFonts w:asciiTheme="majorHAnsi" w:eastAsiaTheme="majorEastAsia" w:hAnsiTheme="majorHAnsi" w:cstheme="majorBidi"/>
+        <w:rFonts w:ascii="Times New Roman" w:eastAsiaTheme="majorEastAsia" w:hAnsi="Times New Roman" w:cs="Times New Roman"/>
+      </w:rPr>
+      <w:t>Configuration</w:t>
+    </w:r>
+    <w:r>
+      <w:rPr>
+        <w:rFonts w:ascii="Times New Roman" w:eastAsiaTheme="majorEastAsia" w:hAnsi="Times New Roman" w:cs="Times New Roman"/>
+        <w:lang w:val="vi-VN"/>
+      </w:rPr>
+      <w:t xml:space="preserve"> </w:t>
+    </w:r>
+    <w:r>
+      <w:rPr>
+        <w:rFonts w:ascii="Times New Roman" w:eastAsiaTheme="majorEastAsia" w:hAnsi="Times New Roman" w:cs="Times New Roman"/>
+      </w:rPr>
+      <w:t>Management</w:t>
+    </w:r>
+    <w:r>
+      <w:rPr>
+        <w:rFonts w:ascii="Times New Roman" w:eastAsiaTheme="majorEastAsia" w:hAnsi="Times New Roman" w:cs="Times New Roman"/>
       </w:rPr>
       <w:ptab w:relativeTo="margin" w:alignment="right" w:leader="none"/>
     </w:r>
     <w:r>
       <w:rPr>
-        <w:rFonts w:asciiTheme="majorHAnsi" w:eastAsiaTheme="majorEastAsia" w:hAnsiTheme="majorHAnsi" w:cstheme="majorBidi"/>
+        <w:rFonts w:ascii="Times New Roman" w:eastAsiaTheme="majorEastAsia" w:hAnsi="Times New Roman" w:cs="Times New Roman"/>
       </w:rPr>
       <w:t xml:space="preserve"> </w:t>
     </w:r>
@@ -10671,7 +10710,7 @@
         <w:sz w:val="26"/>
         <w:szCs w:val="26"/>
       </w:rPr>
-      <w:t>10</w:t>
+      <w:t>3</w:t>
     </w:r>
     <w:r>
       <w:rPr>
@@ -10683,6 +10722,7 @@
       <w:fldChar w:fldCharType="end"/>
     </w:r>
   </w:p>
+  <w:bookmarkEnd w:id="27"/>
   <w:p/>
 </w:ftr>
 </file>
@@ -10707,6 +10747,16 @@
 </file>
 
 <file path=word/header1.xml><?xml version="1.0" encoding="utf-8"?>
+<w:hdr xmlns:wpc="http://schemas.microsoft.com/office/word/2010/wordprocessingCanvas" xmlns:cx="http://schemas.microsoft.com/office/drawing/2014/chartex" xmlns:mc="http://schemas.openxmlformats.org/markup-compatibility/2006" xmlns:o="urn:schemas-microsoft-com:office:office" xmlns:r="http://schemas.openxmlformats.org/officeDocument/2006/relationships" xmlns:m="http://schemas.openxmlformats.org/officeDocument/2006/math" xmlns:v="urn:schemas-microsoft-com:vml" xmlns:wp14="http://schemas.microsoft.com/office/word/2010/wordprocessingDrawing" xmlns:wp="http://schemas.openxmlformats.org/drawingml/2006/wordprocessingDrawing" xmlns:w10="urn:schemas-microsoft-com:office:word" xmlns:w="http://schemas.openxmlformats.org/wordprocessingml/2006/main" xmlns:w14="http://schemas.microsoft.com/office/word/2010/wordml" xmlns:w15="http://schemas.microsoft.com/office/word/2012/wordml" xmlns:w16se="http://schemas.microsoft.com/office/word/2015/wordml/symex" xmlns:wpg="http://schemas.microsoft.com/office/word/2010/wordprocessingGroup" xmlns:wpi="http://schemas.microsoft.com/office/word/2010/wordprocessingInk" xmlns:wne="http://schemas.microsoft.com/office/word/2006/wordml" xmlns:wps="http://schemas.microsoft.com/office/word/2010/wordprocessingShape" mc:Ignorable="w14 w15 w16se wp14">
+  <w:p>
+    <w:pPr>
+      <w:pStyle w:val="Header"/>
+    </w:pPr>
+  </w:p>
+</w:hdr>
+</file>
+
+<file path=word/header2.xml><?xml version="1.0" encoding="utf-8"?>
 <w:hdr xmlns:wpc="http://schemas.microsoft.com/office/word/2010/wordprocessingCanvas" xmlns:cx="http://schemas.microsoft.com/office/drawing/2014/chartex" xmlns:mc="http://schemas.openxmlformats.org/markup-compatibility/2006" xmlns:o="urn:schemas-microsoft-com:office:office" xmlns:r="http://schemas.openxmlformats.org/officeDocument/2006/relationships" xmlns:m="http://schemas.openxmlformats.org/officeDocument/2006/math" xmlns:v="urn:schemas-microsoft-com:vml" xmlns:wp14="http://schemas.microsoft.com/office/word/2010/wordprocessingDrawing" xmlns:wp="http://schemas.openxmlformats.org/drawingml/2006/wordprocessingDrawing" xmlns:w10="urn:schemas-microsoft-com:office:word" xmlns:w="http://schemas.openxmlformats.org/wordprocessingml/2006/main" xmlns:w14="http://schemas.microsoft.com/office/word/2010/wordml" xmlns:w15="http://schemas.microsoft.com/office/word/2012/wordml" xmlns:w16se="http://schemas.microsoft.com/office/word/2015/wordml/symex" xmlns:wpg="http://schemas.microsoft.com/office/word/2010/wordprocessingGroup" xmlns:wpi="http://schemas.microsoft.com/office/word/2010/wordprocessingInk" xmlns:wne="http://schemas.microsoft.com/office/word/2006/wordml" xmlns:wps="http://schemas.microsoft.com/office/word/2010/wordprocessingShape" mc:Ignorable="w14 w15 w16se wp14">
   <w:p>
     <w:pPr>
@@ -10752,6 +10802,16 @@
       </w:sdtContent>
     </w:sdt>
   </w:p>
+  <w:p>
+    <w:pPr>
+      <w:pStyle w:val="Header"/>
+    </w:pPr>
+  </w:p>
+</w:hdr>
+</file>
+
+<file path=word/header3.xml><?xml version="1.0" encoding="utf-8"?>
+<w:hdr xmlns:wpc="http://schemas.microsoft.com/office/word/2010/wordprocessingCanvas" xmlns:cx="http://schemas.microsoft.com/office/drawing/2014/chartex" xmlns:mc="http://schemas.openxmlformats.org/markup-compatibility/2006" xmlns:o="urn:schemas-microsoft-com:office:office" xmlns:r="http://schemas.openxmlformats.org/officeDocument/2006/relationships" xmlns:m="http://schemas.openxmlformats.org/officeDocument/2006/math" xmlns:v="urn:schemas-microsoft-com:vml" xmlns:wp14="http://schemas.microsoft.com/office/word/2010/wordprocessingDrawing" xmlns:wp="http://schemas.openxmlformats.org/drawingml/2006/wordprocessingDrawing" xmlns:w10="urn:schemas-microsoft-com:office:word" xmlns:w="http://schemas.openxmlformats.org/wordprocessingml/2006/main" xmlns:w14="http://schemas.microsoft.com/office/word/2010/wordml" xmlns:w15="http://schemas.microsoft.com/office/word/2012/wordml" xmlns:w16se="http://schemas.microsoft.com/office/word/2015/wordml/symex" xmlns:wpg="http://schemas.microsoft.com/office/word/2010/wordprocessingGroup" xmlns:wpi="http://schemas.microsoft.com/office/word/2010/wordprocessingInk" xmlns:wne="http://schemas.microsoft.com/office/word/2006/wordml" xmlns:wps="http://schemas.microsoft.com/office/word/2010/wordprocessingShape" mc:Ignorable="w14 w15 w16se wp14">
   <w:p>
     <w:pPr>
       <w:pStyle w:val="Header"/>
@@ -16637,7 +16697,7 @@
 </file>
 
 <file path=customXml/itemProps1.xml><?xml version="1.0" encoding="utf-8"?>
-<ds:datastoreItem xmlns:ds="http://schemas.openxmlformats.org/officeDocument/2006/customXml" ds:itemID="{0ECDC218-81CF-4882-9105-6543C271BC55}">
+<ds:datastoreItem xmlns:ds="http://schemas.openxmlformats.org/officeDocument/2006/customXml" ds:itemID="{0664200A-6F8A-4230-93BC-B73E7806775B}">
   <ds:schemaRefs>
     <ds:schemaRef ds:uri="http://schemas.openxmlformats.org/officeDocument/2006/bibliography"/>
   </ds:schemaRefs>

--- a/Tài Liệu/SCI_SE_12.ProjectConfigurationManagement.docx
+++ b/Tài Liệu/SCI_SE_12.ProjectConfigurationManagement.docx
@@ -1,6 +1,6 @@
 
 <file path=word/document.xml><?xml version="1.0" encoding="utf-8"?>
-<w:document xmlns:wpc="http://schemas.microsoft.com/office/word/2010/wordprocessingCanvas" xmlns:cx="http://schemas.microsoft.com/office/drawing/2014/chartex" xmlns:mc="http://schemas.openxmlformats.org/markup-compatibility/2006" xmlns:o="urn:schemas-microsoft-com:office:office" xmlns:r="http://schemas.openxmlformats.org/officeDocument/2006/relationships" xmlns:m="http://schemas.openxmlformats.org/officeDocument/2006/math" xmlns:v="urn:schemas-microsoft-com:vml" xmlns:wp14="http://schemas.microsoft.com/office/word/2010/wordprocessingDrawing" xmlns:wp="http://schemas.openxmlformats.org/drawingml/2006/wordprocessingDrawing" xmlns:w10="urn:schemas-microsoft-com:office:word" xmlns:w="http://schemas.openxmlformats.org/wordprocessingml/2006/main" xmlns:w14="http://schemas.microsoft.com/office/word/2010/wordml" xmlns:w15="http://schemas.microsoft.com/office/word/2012/wordml" xmlns:w16se="http://schemas.microsoft.com/office/word/2015/wordml/symex" xmlns:wpg="http://schemas.microsoft.com/office/word/2010/wordprocessingGroup" xmlns:wpi="http://schemas.microsoft.com/office/word/2010/wordprocessingInk" xmlns:wne="http://schemas.microsoft.com/office/word/2006/wordml" xmlns:wps="http://schemas.microsoft.com/office/word/2010/wordprocessingShape" mc:Ignorable="w14 w15 w16se wp14">
+<w:document xmlns:wpc="http://schemas.microsoft.com/office/word/2010/wordprocessingCanvas" xmlns:mc="http://schemas.openxmlformats.org/markup-compatibility/2006" xmlns:o="urn:schemas-microsoft-com:office:office" xmlns:r="http://schemas.openxmlformats.org/officeDocument/2006/relationships" xmlns:m="http://schemas.openxmlformats.org/officeDocument/2006/math" xmlns:v="urn:schemas-microsoft-com:vml" xmlns:wp14="http://schemas.microsoft.com/office/word/2010/wordprocessingDrawing" xmlns:wp="http://schemas.openxmlformats.org/drawingml/2006/wordprocessingDrawing" xmlns:w10="urn:schemas-microsoft-com:office:word" xmlns:w="http://schemas.openxmlformats.org/wordprocessingml/2006/main" xmlns:w14="http://schemas.microsoft.com/office/word/2010/wordml" xmlns:wpg="http://schemas.microsoft.com/office/word/2010/wordprocessingGroup" xmlns:wpi="http://schemas.microsoft.com/office/word/2010/wordprocessingInk" xmlns:wne="http://schemas.microsoft.com/office/word/2006/wordml" xmlns:wps="http://schemas.microsoft.com/office/word/2010/wordprocessingShape" mc:Ignorable="w14 wp14">
   <w:body>
     <w:p>
       <w:pPr>
@@ -141,10 +141,9 @@
           <w:rFonts w:ascii="Times New Roman" w:hAnsi="Times New Roman" w:cs="Times New Roman"/>
           <w:noProof/>
           <w:sz w:val="28"/>
-          <w:lang w:val="vi-VN" w:eastAsia="vi-VN"/>
         </w:rPr>
         <w:drawing>
-          <wp:inline distT="0" distB="0" distL="0" distR="0" wp14:anchorId="77028CE8" wp14:editId="37E4873C">
+          <wp:inline distT="0" distB="0" distL="0" distR="0" wp14:anchorId="6C56B278" wp14:editId="550986C6">
             <wp:extent cx="1038225" cy="942756"/>
             <wp:effectExtent l="0" t="0" r="0" b="0"/>
             <wp:docPr id="4" name="Picture 4" descr="logodtu_100"/>
@@ -161,7 +160,7 @@
                     </pic:cNvPicPr>
                   </pic:nvPicPr>
                   <pic:blipFill>
-                    <a:blip r:embed="rId8">
+                    <a:blip r:embed="rId9">
                       <a:extLst>
                         <a:ext uri="{28A0092B-C50C-407E-A947-70E740481C1C}">
                           <a14:useLocalDpi xmlns:a14="http://schemas.microsoft.com/office/drawing/2010/main" val="0"/>
@@ -309,6 +308,7 @@
           <w:b/>
           <w:sz w:val="32"/>
           <w:szCs w:val="32"/>
+          <w:lang w:val="vi-VN"/>
         </w:rPr>
       </w:pPr>
       <w:r>
@@ -317,6 +317,7 @@
           <w:b/>
           <w:sz w:val="32"/>
           <w:szCs w:val="32"/>
+          <w:lang w:val="vi-VN"/>
         </w:rPr>
         <w:t>NỀN TẢNG MẠNG XÃ HỘI KINH DOANH ẨM THỰC</w:t>
       </w:r>
@@ -428,6 +429,7 @@
           <w:b/>
           <w:sz w:val="36"/>
           <w:szCs w:val="44"/>
+          <w:lang w:val="vi-VN"/>
         </w:rPr>
       </w:pPr>
       <w:r>
@@ -567,6 +569,7 @@
           <w:rFonts w:ascii="Times New Roman" w:eastAsia="Calibri" w:hAnsi="Times New Roman" w:cs="Times New Roman"/>
           <w:sz w:val="26"/>
           <w:szCs w:val="26"/>
+          <w:lang w:val="vi-VN"/>
         </w:rPr>
         <w:t xml:space="preserve">ThS. </w:t>
       </w:r>
@@ -628,6 +631,7 @@
           <w:rFonts w:ascii="Times New Roman" w:eastAsia="Calibri" w:hAnsi="Times New Roman" w:cs="Times New Roman"/>
           <w:sz w:val="26"/>
           <w:szCs w:val="26"/>
+          <w:lang w:val="vi-VN"/>
         </w:rPr>
       </w:pPr>
       <w:r>
@@ -644,6 +648,7 @@
           <w:rFonts w:ascii="Times New Roman" w:hAnsi="Times New Roman" w:cs="Times New Roman"/>
           <w:sz w:val="26"/>
           <w:szCs w:val="26"/>
+          <w:lang w:val="vi-VN"/>
         </w:rPr>
         <w:t>Lê Văn Cường</w:t>
       </w:r>
@@ -652,6 +657,7 @@
           <w:rFonts w:ascii="Times New Roman" w:eastAsia="Calibri" w:hAnsi="Times New Roman" w:cs="Times New Roman"/>
           <w:sz w:val="26"/>
           <w:szCs w:val="26"/>
+          <w:lang w:val="vi-VN"/>
         </w:rPr>
         <w:tab/>
       </w:r>
@@ -660,6 +666,7 @@
           <w:rFonts w:ascii="Times New Roman" w:hAnsi="Times New Roman" w:cs="Times New Roman"/>
           <w:sz w:val="26"/>
           <w:szCs w:val="26"/>
+          <w:lang w:val="vi-VN"/>
         </w:rPr>
         <w:t>28211101747</w:t>
       </w:r>
@@ -681,6 +688,7 @@
           <w:rFonts w:ascii="Times New Roman" w:eastAsia="Calibri" w:hAnsi="Times New Roman" w:cs="Times New Roman"/>
           <w:sz w:val="26"/>
           <w:szCs w:val="26"/>
+          <w:lang w:val="vi-VN"/>
         </w:rPr>
       </w:pPr>
       <w:r>
@@ -688,6 +696,7 @@
           <w:rFonts w:ascii="Times New Roman" w:eastAsia="Calibri" w:hAnsi="Times New Roman" w:cs="Times New Roman"/>
           <w:sz w:val="26"/>
           <w:szCs w:val="26"/>
+          <w:lang w:val="vi-VN"/>
         </w:rPr>
         <w:tab/>
       </w:r>
@@ -696,6 +705,7 @@
           <w:rFonts w:ascii="Times New Roman" w:hAnsi="Times New Roman" w:cs="Times New Roman"/>
           <w:sz w:val="26"/>
           <w:szCs w:val="26"/>
+          <w:lang w:val="vi-VN"/>
         </w:rPr>
         <w:t>Phạm Đình Vân Ly</w:t>
       </w:r>
@@ -704,6 +714,7 @@
           <w:rFonts w:ascii="Times New Roman" w:eastAsia="Calibri" w:hAnsi="Times New Roman" w:cs="Times New Roman"/>
           <w:sz w:val="26"/>
           <w:szCs w:val="26"/>
+          <w:lang w:val="vi-VN"/>
         </w:rPr>
         <w:tab/>
       </w:r>
@@ -712,6 +723,7 @@
           <w:rFonts w:ascii="Times New Roman" w:hAnsi="Times New Roman" w:cs="Times New Roman"/>
           <w:sz w:val="26"/>
           <w:szCs w:val="26"/>
+          <w:lang w:val="vi-VN"/>
         </w:rPr>
         <w:t>28201104777</w:t>
       </w:r>
@@ -733,6 +745,7 @@
           <w:rFonts w:ascii="Times New Roman" w:eastAsia="Calibri" w:hAnsi="Times New Roman" w:cs="Times New Roman"/>
           <w:sz w:val="26"/>
           <w:szCs w:val="26"/>
+          <w:lang w:val="vi-VN"/>
         </w:rPr>
       </w:pPr>
       <w:r>
@@ -740,6 +753,7 @@
           <w:rFonts w:ascii="Times New Roman" w:eastAsia="Calibri" w:hAnsi="Times New Roman" w:cs="Times New Roman"/>
           <w:sz w:val="26"/>
           <w:szCs w:val="26"/>
+          <w:lang w:val="vi-VN"/>
         </w:rPr>
         <w:tab/>
       </w:r>
@@ -748,6 +762,7 @@
           <w:rFonts w:ascii="Times New Roman" w:hAnsi="Times New Roman" w:cs="Times New Roman"/>
           <w:sz w:val="26"/>
           <w:szCs w:val="26"/>
+          <w:lang w:val="vi-VN"/>
         </w:rPr>
         <w:t>Phan Thị Lệ Thi</w:t>
       </w:r>
@@ -756,6 +771,7 @@
           <w:rFonts w:ascii="Times New Roman" w:eastAsia="Calibri" w:hAnsi="Times New Roman" w:cs="Times New Roman"/>
           <w:sz w:val="26"/>
           <w:szCs w:val="26"/>
+          <w:lang w:val="vi-VN"/>
         </w:rPr>
         <w:tab/>
       </w:r>
@@ -764,6 +780,7 @@
           <w:rFonts w:ascii="Times New Roman" w:hAnsi="Times New Roman" w:cs="Times New Roman"/>
           <w:sz w:val="26"/>
           <w:szCs w:val="26"/>
+          <w:lang w:val="vi-VN"/>
         </w:rPr>
         <w:t>28201105193</w:t>
       </w:r>
@@ -785,6 +802,7 @@
           <w:rFonts w:ascii="Times New Roman" w:eastAsia="Calibri" w:hAnsi="Times New Roman" w:cs="Times New Roman"/>
           <w:sz w:val="26"/>
           <w:szCs w:val="26"/>
+          <w:lang w:val="vi-VN"/>
         </w:rPr>
       </w:pPr>
       <w:r>
@@ -792,6 +810,7 @@
           <w:rFonts w:ascii="Times New Roman" w:eastAsia="Calibri" w:hAnsi="Times New Roman" w:cs="Times New Roman"/>
           <w:sz w:val="26"/>
           <w:szCs w:val="26"/>
+          <w:lang w:val="vi-VN"/>
         </w:rPr>
         <w:tab/>
       </w:r>
@@ -800,6 +819,7 @@
           <w:rFonts w:ascii="Times New Roman" w:hAnsi="Times New Roman" w:cs="Times New Roman"/>
           <w:sz w:val="26"/>
           <w:szCs w:val="26"/>
+          <w:lang w:val="vi-VN"/>
         </w:rPr>
         <w:t>Huỳnh Thị Vy</w:t>
       </w:r>
@@ -808,6 +828,7 @@
           <w:rFonts w:ascii="Times New Roman" w:eastAsia="Calibri" w:hAnsi="Times New Roman" w:cs="Times New Roman"/>
           <w:sz w:val="26"/>
           <w:szCs w:val="26"/>
+          <w:lang w:val="vi-VN"/>
         </w:rPr>
         <w:tab/>
       </w:r>
@@ -816,6 +837,7 @@
           <w:rFonts w:ascii="Times New Roman" w:hAnsi="Times New Roman" w:cs="Times New Roman"/>
           <w:sz w:val="26"/>
           <w:szCs w:val="26"/>
+          <w:lang w:val="vi-VN"/>
         </w:rPr>
         <w:t>28201100721</w:t>
       </w:r>
@@ -837,6 +859,7 @@
           <w:rFonts w:ascii="Times New Roman" w:eastAsia="Calibri" w:hAnsi="Times New Roman" w:cs="Times New Roman"/>
           <w:sz w:val="26"/>
           <w:szCs w:val="26"/>
+          <w:lang w:val="vi-VN"/>
         </w:rPr>
       </w:pPr>
       <w:r>
@@ -844,6 +867,7 @@
           <w:rFonts w:ascii="Times New Roman" w:eastAsia="Calibri" w:hAnsi="Times New Roman" w:cs="Times New Roman"/>
           <w:sz w:val="26"/>
           <w:szCs w:val="26"/>
+          <w:lang w:val="vi-VN"/>
         </w:rPr>
         <w:tab/>
       </w:r>
@@ -852,6 +876,7 @@
           <w:rFonts w:ascii="Times New Roman" w:hAnsi="Times New Roman" w:cs="Times New Roman"/>
           <w:sz w:val="26"/>
           <w:szCs w:val="26"/>
+          <w:lang w:val="vi-VN"/>
         </w:rPr>
         <w:t>Trần Thị Mai Yên</w:t>
       </w:r>
@@ -860,6 +885,7 @@
           <w:rFonts w:ascii="Times New Roman" w:eastAsia="Calibri" w:hAnsi="Times New Roman" w:cs="Times New Roman"/>
           <w:sz w:val="26"/>
           <w:szCs w:val="26"/>
+          <w:lang w:val="vi-VN"/>
         </w:rPr>
         <w:tab/>
       </w:r>
@@ -868,6 +894,7 @@
           <w:rFonts w:ascii="Times New Roman" w:hAnsi="Times New Roman" w:cs="Times New Roman"/>
           <w:sz w:val="26"/>
           <w:szCs w:val="26"/>
+          <w:lang w:val="vi-VN"/>
         </w:rPr>
         <w:t>28201103582</w:t>
       </w:r>
@@ -1003,14 +1030,11 @@
           <w:b/>
           <w:sz w:val="32"/>
           <w:szCs w:val="36"/>
+          <w:lang w:val="vi-VN"/>
         </w:rPr>
         <w:sectPr>
-          <w:headerReference w:type="even" r:id="rId9"/>
           <w:headerReference w:type="default" r:id="rId10"/>
-          <w:footerReference w:type="even" r:id="rId11"/>
-          <w:footerReference w:type="default" r:id="rId12"/>
-          <w:headerReference w:type="first" r:id="rId13"/>
-          <w:footerReference w:type="first" r:id="rId14"/>
+          <w:footerReference w:type="default" r:id="rId11"/>
           <w:pgSz w:w="11907" w:h="16839" w:code="9"/>
           <w:pgMar w:top="1134" w:right="851" w:bottom="1134" w:left="1701" w:header="720" w:footer="720" w:gutter="0"/>
           <w:cols w:space="720"/>
@@ -1036,7 +1060,16 @@
           <w:szCs w:val="36"/>
           <w:lang w:val="vi-VN"/>
         </w:rPr>
-        <w:t>06</w:t>
+        <w:t>0</w:t>
+      </w:r>
+      <w:r>
+        <w:rPr>
+          <w:rFonts w:ascii="Times New Roman" w:eastAsia="Calibri" w:hAnsi="Times New Roman" w:cs="Times New Roman"/>
+          <w:b/>
+          <w:sz w:val="32"/>
+          <w:szCs w:val="36"/>
+        </w:rPr>
+        <w:t>5</w:t>
       </w:r>
       <w:r>
         <w:rPr>
@@ -1070,6 +1103,7 @@
           <w:bCs/>
           <w:sz w:val="26"/>
           <w:szCs w:val="26"/>
+          <w:lang w:val="vi-VN"/>
         </w:rPr>
       </w:pPr>
       <w:r>
@@ -1079,7 +1113,7 @@
           <w:bCs/>
           <w:sz w:val="32"/>
           <w:szCs w:val="32"/>
-          <w:lang w:val="en"/>
+          <w:lang w:val="vi-VN"/>
         </w:rPr>
         <w:lastRenderedPageBreak/>
         <w:t>THÔNG TIN D</w:t>
@@ -1102,6 +1136,7 @@
           <w:bCs/>
           <w:sz w:val="32"/>
           <w:szCs w:val="32"/>
+          <w:lang w:val="vi-VN"/>
         </w:rPr>
         <w:t>ÁN</w:t>
       </w:r>
@@ -1154,7 +1189,7 @@
                 <w:bCs/>
                 <w:sz w:val="26"/>
                 <w:szCs w:val="26"/>
-                <w:lang w:val="en"/>
+                <w:lang/>
               </w:rPr>
               <w:t>D</w:t>
             </w:r>
@@ -1190,7 +1225,7 @@
                 <w:rFonts w:ascii="Times New Roman" w:hAnsi="Times New Roman" w:cs="Times New Roman"/>
                 <w:sz w:val="26"/>
                 <w:szCs w:val="26"/>
-                <w:lang w:val="en"/>
+                <w:lang/>
               </w:rPr>
             </w:pPr>
             <w:r>
@@ -1239,7 +1274,7 @@
                 <w:rFonts w:ascii="Times New Roman" w:hAnsi="Times New Roman" w:cs="Times New Roman"/>
                 <w:sz w:val="26"/>
                 <w:szCs w:val="26"/>
-                <w:lang w:val="en"/>
+                <w:lang/>
               </w:rPr>
             </w:pPr>
             <w:r>
@@ -1278,7 +1313,7 @@
                 <w:rFonts w:ascii="Times New Roman" w:hAnsi="Times New Roman" w:cs="Times New Roman"/>
                 <w:sz w:val="26"/>
                 <w:szCs w:val="26"/>
-                <w:lang w:val="en"/>
+                <w:lang/>
               </w:rPr>
             </w:pPr>
             <w:r>
@@ -1288,7 +1323,7 @@
                 <w:bCs/>
                 <w:sz w:val="26"/>
                 <w:szCs w:val="26"/>
-                <w:lang w:val="en"/>
+                <w:lang/>
               </w:rPr>
               <w:t>Tên d</w:t>
             </w:r>
@@ -1351,7 +1386,15 @@
                 <w:sz w:val="26"/>
                 <w:szCs w:val="26"/>
               </w:rPr>
-              <w:t>kinh doanh ẩm thực.</w:t>
+              <w:t>kinh doanh ẩm thự</w:t>
+            </w:r>
+            <w:r>
+              <w:rPr>
+                <w:rFonts w:ascii="Times New Roman" w:hAnsi="Times New Roman" w:cs="Times New Roman"/>
+                <w:sz w:val="26"/>
+                <w:szCs w:val="26"/>
+              </w:rPr>
+              <w:t>c</w:t>
             </w:r>
           </w:p>
         </w:tc>
@@ -1381,7 +1424,7 @@
                 <w:rFonts w:ascii="Times New Roman" w:hAnsi="Times New Roman" w:cs="Times New Roman"/>
                 <w:sz w:val="26"/>
                 <w:szCs w:val="26"/>
-                <w:lang w:val="en"/>
+                <w:lang/>
               </w:rPr>
             </w:pPr>
             <w:r>
@@ -1391,7 +1434,7 @@
                 <w:bCs/>
                 <w:sz w:val="26"/>
                 <w:szCs w:val="26"/>
-                <w:lang w:val="en"/>
+                <w:lang/>
               </w:rPr>
               <w:t>Ngày b</w:t>
             </w:r>
@@ -1430,7 +1473,7 @@
                 <w:rFonts w:ascii="Times New Roman" w:hAnsi="Times New Roman" w:cs="Times New Roman"/>
                 <w:sz w:val="26"/>
                 <w:szCs w:val="26"/>
-                <w:lang w:val="en"/>
+                <w:lang/>
               </w:rPr>
             </w:pPr>
             <w:r>
@@ -1465,7 +1508,7 @@
                 <w:rFonts w:ascii="Times New Roman" w:hAnsi="Times New Roman" w:cs="Times New Roman"/>
                 <w:sz w:val="26"/>
                 <w:szCs w:val="26"/>
-                <w:lang w:val="en"/>
+                <w:lang/>
               </w:rPr>
             </w:pPr>
             <w:r>
@@ -1475,7 +1518,7 @@
                 <w:bCs/>
                 <w:sz w:val="26"/>
                 <w:szCs w:val="26"/>
-                <w:lang w:val="en"/>
+                <w:lang/>
               </w:rPr>
               <w:t>Ngày k</w:t>
             </w:r>
@@ -1571,7 +1614,7 @@
                 <w:rFonts w:ascii="Times New Roman" w:hAnsi="Times New Roman" w:cs="Times New Roman"/>
                 <w:sz w:val="26"/>
                 <w:szCs w:val="26"/>
-                <w:lang w:val="en"/>
+                <w:lang/>
               </w:rPr>
             </w:pPr>
             <w:r>
@@ -1581,7 +1624,7 @@
                 <w:bCs/>
                 <w:sz w:val="26"/>
                 <w:szCs w:val="26"/>
-                <w:lang w:val="en"/>
+                <w:lang/>
               </w:rPr>
               <w:t>Nơi th</w:t>
             </w:r>
@@ -1621,15 +1664,15 @@
                 <w:rFonts w:ascii="Times New Roman" w:hAnsi="Times New Roman" w:cs="Times New Roman"/>
                 <w:sz w:val="26"/>
                 <w:szCs w:val="26"/>
-                <w:lang w:val="en"/>
-              </w:rPr>
-            </w:pPr>
-            <w:r>
-              <w:rPr>
-                <w:rFonts w:ascii="Times New Roman" w:hAnsi="Times New Roman" w:cs="Times New Roman"/>
-                <w:sz w:val="26"/>
-                <w:szCs w:val="26"/>
-                <w:lang w:val="en"/>
+                <w:lang/>
+              </w:rPr>
+            </w:pPr>
+            <w:r>
+              <w:rPr>
+                <w:rFonts w:ascii="Times New Roman" w:hAnsi="Times New Roman" w:cs="Times New Roman"/>
+                <w:sz w:val="26"/>
+                <w:szCs w:val="26"/>
+                <w:lang/>
               </w:rPr>
               <w:t>Khoa Công ngh</w:t>
             </w:r>
@@ -1695,7 +1738,7 @@
                 <w:rFonts w:ascii="Times New Roman" w:hAnsi="Times New Roman" w:cs="Times New Roman"/>
                 <w:sz w:val="26"/>
                 <w:szCs w:val="26"/>
-                <w:lang w:val="en"/>
+                <w:lang/>
               </w:rPr>
             </w:pPr>
             <w:r>
@@ -1705,7 +1748,7 @@
                 <w:bCs/>
                 <w:sz w:val="26"/>
                 <w:szCs w:val="26"/>
-                <w:lang w:val="en"/>
+                <w:lang/>
               </w:rPr>
               <w:t>Gi</w:t>
             </w:r>
@@ -1774,7 +1817,7 @@
                 <w:rFonts w:ascii="Times New Roman" w:hAnsi="Times New Roman" w:cs="Times New Roman"/>
                 <w:sz w:val="26"/>
                 <w:szCs w:val="26"/>
-                <w:lang w:val="en"/>
+                <w:lang/>
               </w:rPr>
               <w:t>ThS. Nguy</w:t>
             </w:r>
@@ -1807,11 +1850,11 @@
                 <w:rFonts w:ascii="Times New Roman" w:hAnsi="Times New Roman" w:cs="Times New Roman"/>
                 <w:sz w:val="26"/>
                 <w:szCs w:val="26"/>
-                <w:lang w:val="en"/>
+                <w:lang/>
               </w:rPr>
               <w:t xml:space="preserve">Email: </w:t>
             </w:r>
-            <w:hyperlink r:id="rId15" w:history="1">
+            <w:hyperlink r:id="rId12" w:history="1">
               <w:r>
                 <w:rPr>
                   <w:rStyle w:val="Hyperlink"/>
@@ -1844,15 +1887,15 @@
                 <w:rFonts w:ascii="Times New Roman" w:hAnsi="Times New Roman" w:cs="Times New Roman"/>
                 <w:sz w:val="26"/>
                 <w:szCs w:val="26"/>
-                <w:lang w:val="en"/>
-              </w:rPr>
-            </w:pPr>
-            <w:r>
-              <w:rPr>
-                <w:rFonts w:ascii="Times New Roman" w:hAnsi="Times New Roman" w:cs="Times New Roman"/>
-                <w:sz w:val="26"/>
-                <w:szCs w:val="26"/>
-                <w:lang w:val="en"/>
+                <w:lang/>
+              </w:rPr>
+            </w:pPr>
+            <w:r>
+              <w:rPr>
+                <w:rFonts w:ascii="Times New Roman" w:hAnsi="Times New Roman" w:cs="Times New Roman"/>
+                <w:sz w:val="26"/>
+                <w:szCs w:val="26"/>
+                <w:lang/>
               </w:rPr>
               <w:t>Phone: 0905125143</w:t>
             </w:r>
@@ -1896,7 +1939,7 @@
                 <w:bCs/>
                 <w:sz w:val="26"/>
                 <w:szCs w:val="26"/>
-                <w:lang w:val="en"/>
+                <w:lang/>
               </w:rPr>
               <w:t>Ch</w:t>
             </w:r>
@@ -1922,7 +1965,7 @@
                 <w:rFonts w:ascii="Times New Roman" w:hAnsi="Times New Roman" w:cs="Times New Roman"/>
                 <w:sz w:val="26"/>
                 <w:szCs w:val="26"/>
-                <w:lang w:val="en"/>
+                <w:lang/>
               </w:rPr>
             </w:pPr>
             <w:r>
@@ -1932,7 +1975,7 @@
                 <w:bCs/>
                 <w:sz w:val="26"/>
                 <w:szCs w:val="26"/>
-                <w:lang w:val="en"/>
+                <w:lang/>
               </w:rPr>
               <w:t>(Product Owner)</w:t>
             </w:r>
@@ -1969,7 +2012,7 @@
                 <w:rFonts w:ascii="Times New Roman" w:hAnsi="Times New Roman" w:cs="Times New Roman"/>
                 <w:sz w:val="26"/>
                 <w:szCs w:val="26"/>
-                <w:lang w:val="en"/>
+                <w:lang/>
               </w:rPr>
               <w:t>ThS. Nguy</w:t>
             </w:r>
@@ -1994,15 +2037,15 @@
                 <w:rFonts w:ascii="Times New Roman" w:hAnsi="Times New Roman" w:cs="Times New Roman"/>
                 <w:sz w:val="26"/>
                 <w:szCs w:val="26"/>
-                <w:lang w:val="en"/>
-              </w:rPr>
-            </w:pPr>
-            <w:r>
-              <w:rPr>
-                <w:rFonts w:ascii="Times New Roman" w:hAnsi="Times New Roman" w:cs="Times New Roman"/>
-                <w:sz w:val="26"/>
-                <w:szCs w:val="26"/>
-                <w:lang w:val="en"/>
+                <w:lang/>
+              </w:rPr>
+            </w:pPr>
+            <w:r>
+              <w:rPr>
+                <w:rFonts w:ascii="Times New Roman" w:hAnsi="Times New Roman" w:cs="Times New Roman"/>
+                <w:sz w:val="26"/>
+                <w:szCs w:val="26"/>
+                <w:lang/>
               </w:rPr>
               <w:t>Email:</w:t>
             </w:r>
@@ -2012,7 +2055,7 @@
               </w:rPr>
               <w:t xml:space="preserve"> </w:t>
             </w:r>
-            <w:hyperlink r:id="rId16" w:history="1">
+            <w:hyperlink r:id="rId13" w:history="1">
               <w:r>
                 <w:rPr>
                   <w:rStyle w:val="Hyperlink"/>
@@ -2038,7 +2081,7 @@
                 <w:rFonts w:ascii="Times New Roman" w:hAnsi="Times New Roman" w:cs="Times New Roman"/>
                 <w:sz w:val="26"/>
                 <w:szCs w:val="26"/>
-                <w:lang w:val="en"/>
+                <w:lang/>
               </w:rPr>
               <w:t xml:space="preserve"> </w:t>
             </w:r>
@@ -2054,15 +2097,15 @@
                 <w:rFonts w:ascii="Times New Roman" w:hAnsi="Times New Roman" w:cs="Times New Roman"/>
                 <w:sz w:val="26"/>
                 <w:szCs w:val="26"/>
-                <w:lang w:val="en"/>
-              </w:rPr>
-            </w:pPr>
-            <w:r>
-              <w:rPr>
-                <w:rFonts w:ascii="Times New Roman" w:hAnsi="Times New Roman" w:cs="Times New Roman"/>
-                <w:sz w:val="26"/>
-                <w:szCs w:val="26"/>
-                <w:lang w:val="en"/>
+                <w:lang/>
+              </w:rPr>
+            </w:pPr>
+            <w:r>
+              <w:rPr>
+                <w:rFonts w:ascii="Times New Roman" w:hAnsi="Times New Roman" w:cs="Times New Roman"/>
+                <w:sz w:val="26"/>
+                <w:szCs w:val="26"/>
+                <w:lang/>
               </w:rPr>
               <w:t>Phone: 0905125143</w:t>
             </w:r>
@@ -2105,7 +2148,7 @@
                 <w:bCs/>
                 <w:sz w:val="26"/>
                 <w:szCs w:val="26"/>
-                <w:lang w:val="en"/>
+                <w:lang/>
               </w:rPr>
               <w:t>Qu</w:t>
             </w:r>
@@ -2141,7 +2184,7 @@
                 <w:rFonts w:ascii="Times New Roman" w:hAnsi="Times New Roman" w:cs="Times New Roman"/>
                 <w:sz w:val="26"/>
                 <w:szCs w:val="26"/>
-                <w:lang w:val="en"/>
+                <w:lang/>
               </w:rPr>
             </w:pPr>
             <w:r>
@@ -2229,7 +2272,7 @@
                 <w:lang w:val="vi-VN"/>
               </w:rPr>
             </w:pPr>
-            <w:hyperlink r:id="rId17" w:history="1">
+            <w:hyperlink r:id="rId14" w:history="1">
               <w:r>
                 <w:rPr>
                   <w:rStyle w:val="Hyperlink"/>
@@ -2309,7 +2352,7 @@
                 <w:rFonts w:ascii="Times New Roman" w:hAnsi="Times New Roman" w:cs="Times New Roman"/>
                 <w:sz w:val="26"/>
                 <w:szCs w:val="26"/>
-                <w:lang w:val="en"/>
+                <w:lang/>
               </w:rPr>
             </w:pPr>
             <w:r>
@@ -2319,7 +2362,7 @@
                 <w:bCs/>
                 <w:sz w:val="26"/>
                 <w:szCs w:val="26"/>
-                <w:lang w:val="en"/>
+                <w:lang/>
               </w:rPr>
               <w:t>Thành viên trong đ</w:t>
             </w:r>
@@ -2387,7 +2430,7 @@
                 <w:lang w:val="vi-VN"/>
               </w:rPr>
             </w:pPr>
-            <w:hyperlink r:id="rId18" w:history="1">
+            <w:hyperlink r:id="rId15" w:history="1">
               <w:r>
                 <w:rPr>
                   <w:rStyle w:val="Hyperlink"/>
@@ -2468,7 +2511,7 @@
                 <w:rFonts w:ascii="Times New Roman" w:hAnsi="Times New Roman" w:cs="Times New Roman"/>
                 <w:sz w:val="26"/>
                 <w:szCs w:val="26"/>
-                <w:lang w:val="en"/>
+                <w:lang/>
               </w:rPr>
             </w:pPr>
           </w:p>
@@ -2524,7 +2567,7 @@
                 <w:lang w:val="vi-VN"/>
               </w:rPr>
             </w:pPr>
-            <w:hyperlink r:id="rId19" w:history="1">
+            <w:hyperlink r:id="rId16" w:history="1">
               <w:r>
                 <w:rPr>
                   <w:rStyle w:val="Hyperlink"/>
@@ -2605,7 +2648,7 @@
                 <w:rFonts w:ascii="Times New Roman" w:hAnsi="Times New Roman" w:cs="Times New Roman"/>
                 <w:sz w:val="26"/>
                 <w:szCs w:val="26"/>
-                <w:lang w:val="en"/>
+                <w:lang/>
               </w:rPr>
             </w:pPr>
           </w:p>
@@ -2662,7 +2705,7 @@
                 <w:lang w:val="vi-VN"/>
               </w:rPr>
             </w:pPr>
-            <w:hyperlink r:id="rId20" w:history="1">
+            <w:hyperlink r:id="rId17" w:history="1">
               <w:r>
                 <w:rPr>
                   <w:rStyle w:val="Hyperlink"/>
@@ -2752,7 +2795,7 @@
                 <w:rFonts w:ascii="Times New Roman" w:hAnsi="Times New Roman" w:cs="Times New Roman"/>
                 <w:sz w:val="26"/>
                 <w:szCs w:val="26"/>
-                <w:lang w:val="en"/>
+                <w:lang/>
               </w:rPr>
             </w:pPr>
           </w:p>
@@ -2809,7 +2852,7 @@
                 <w:lang w:val="vi-VN"/>
               </w:rPr>
             </w:pPr>
-            <w:hyperlink r:id="rId21" w:history="1">
+            <w:hyperlink r:id="rId18" w:history="1">
               <w:r>
                 <w:rPr>
                   <w:rStyle w:val="Hyperlink"/>
@@ -2904,7 +2947,7 @@
           <w:bCs/>
           <w:sz w:val="32"/>
           <w:szCs w:val="32"/>
-          <w:lang w:val="en"/>
+          <w:lang/>
         </w:rPr>
         <w:lastRenderedPageBreak/>
         <w:t>THÔNG TIN TÀI LI</w:t>
@@ -2959,7 +3002,7 @@
                 <w:rFonts w:ascii="Times New Roman" w:hAnsi="Times New Roman" w:cs="Times New Roman"/>
                 <w:sz w:val="26"/>
                 <w:szCs w:val="26"/>
-                <w:lang w:val="en"/>
+                <w:lang/>
               </w:rPr>
             </w:pPr>
             <w:r>
@@ -2969,7 +3012,7 @@
                 <w:bCs/>
                 <w:sz w:val="26"/>
                 <w:szCs w:val="26"/>
-                <w:lang w:val="en"/>
+                <w:lang/>
               </w:rPr>
               <w:t>Tên d</w:t>
             </w:r>
@@ -3018,14 +3061,6 @@
                 <w:szCs w:val="26"/>
               </w:rPr>
               <w:t>Xây dựng hệ thống DishNet – Nền tảng mạng xã hội kinh doanh ẩm thực</w:t>
-            </w:r>
-            <w:r>
-              <w:rPr>
-                <w:rFonts w:ascii="Times New Roman" w:hAnsi="Times New Roman" w:cs="Times New Roman"/>
-                <w:sz w:val="26"/>
-                <w:szCs w:val="26"/>
-              </w:rPr>
-              <w:t>.</w:t>
             </w:r>
           </w:p>
         </w:tc>
@@ -3049,7 +3084,7 @@
                 <w:rFonts w:ascii="Times New Roman" w:hAnsi="Times New Roman" w:cs="Times New Roman"/>
                 <w:sz w:val="26"/>
                 <w:szCs w:val="26"/>
-                <w:lang w:val="en"/>
+                <w:lang/>
               </w:rPr>
             </w:pPr>
             <w:r>
@@ -3059,7 +3094,7 @@
                 <w:bCs/>
                 <w:sz w:val="26"/>
                 <w:szCs w:val="26"/>
-                <w:lang w:val="en"/>
+                <w:lang/>
               </w:rPr>
               <w:t>Tiêu đ</w:t>
             </w:r>
@@ -3113,15 +3148,15 @@
                 <w:rFonts w:ascii="Times New Roman" w:hAnsi="Times New Roman" w:cs="Times New Roman"/>
                 <w:sz w:val="26"/>
                 <w:szCs w:val="26"/>
-                <w:lang w:val="en"/>
-              </w:rPr>
-            </w:pPr>
-            <w:r>
-              <w:rPr>
-                <w:rFonts w:ascii="Times New Roman" w:hAnsi="Times New Roman" w:cs="Times New Roman"/>
-                <w:sz w:val="26"/>
-                <w:szCs w:val="26"/>
-                <w:lang w:val="en"/>
+                <w:lang/>
+              </w:rPr>
+            </w:pPr>
+            <w:r>
+              <w:rPr>
+                <w:rFonts w:ascii="Times New Roman" w:hAnsi="Times New Roman" w:cs="Times New Roman"/>
+                <w:sz w:val="26"/>
+                <w:szCs w:val="26"/>
+                <w:lang/>
               </w:rPr>
               <w:t>Configuration management Document</w:t>
             </w:r>
@@ -3148,7 +3183,7 @@
                 <w:rFonts w:ascii="Times New Roman" w:hAnsi="Times New Roman" w:cs="Times New Roman"/>
                 <w:sz w:val="26"/>
                 <w:szCs w:val="26"/>
-                <w:lang w:val="en"/>
+                <w:lang/>
               </w:rPr>
             </w:pPr>
             <w:r>
@@ -3158,7 +3193,7 @@
                 <w:bCs/>
                 <w:sz w:val="26"/>
                 <w:szCs w:val="26"/>
-                <w:lang w:val="en"/>
+                <w:lang/>
               </w:rPr>
               <w:t>Ngư</w:t>
             </w:r>
@@ -3216,7 +3251,7 @@
           <w:rFonts w:ascii="Times New Roman" w:hAnsi="Times New Roman" w:cs="Times New Roman"/>
           <w:sz w:val="26"/>
           <w:szCs w:val="26"/>
-          <w:lang w:val="en"/>
+          <w:lang/>
         </w:rPr>
       </w:pPr>
     </w:p>
@@ -3243,7 +3278,7 @@
           <w:bCs/>
           <w:sz w:val="32"/>
           <w:szCs w:val="32"/>
-          <w:lang w:val="en"/>
+          <w:lang/>
         </w:rPr>
         <w:t>L</w:t>
       </w:r>
@@ -3321,7 +3356,7 @@
                 <w:rFonts w:ascii="Times New Roman" w:hAnsi="Times New Roman" w:cs="Times New Roman"/>
                 <w:sz w:val="26"/>
                 <w:szCs w:val="26"/>
-                <w:lang w:val="en"/>
+                <w:lang/>
               </w:rPr>
             </w:pPr>
             <w:r>
@@ -3331,7 +3366,7 @@
                 <w:bCs/>
                 <w:sz w:val="26"/>
                 <w:szCs w:val="26"/>
-                <w:lang w:val="en"/>
+                <w:lang/>
               </w:rPr>
               <w:t>Phiên b</w:t>
             </w:r>
@@ -3364,7 +3399,7 @@
                 <w:rFonts w:ascii="Times New Roman" w:hAnsi="Times New Roman" w:cs="Times New Roman"/>
                 <w:sz w:val="26"/>
                 <w:szCs w:val="26"/>
-                <w:lang w:val="en"/>
+                <w:lang/>
               </w:rPr>
             </w:pPr>
             <w:r>
@@ -3374,7 +3409,7 @@
                 <w:bCs/>
                 <w:sz w:val="26"/>
                 <w:szCs w:val="26"/>
-                <w:lang w:val="en"/>
+                <w:lang/>
               </w:rPr>
               <w:t>Ngư</w:t>
             </w:r>
@@ -3407,7 +3442,7 @@
                 <w:rFonts w:ascii="Times New Roman" w:hAnsi="Times New Roman" w:cs="Times New Roman"/>
                 <w:sz w:val="26"/>
                 <w:szCs w:val="26"/>
-                <w:lang w:val="en"/>
+                <w:lang/>
               </w:rPr>
             </w:pPr>
             <w:r>
@@ -3417,7 +3452,7 @@
                 <w:bCs/>
                 <w:sz w:val="26"/>
                 <w:szCs w:val="26"/>
-                <w:lang w:val="en"/>
+                <w:lang/>
               </w:rPr>
               <w:t>Ngày</w:t>
             </w:r>
@@ -3439,7 +3474,7 @@
                 <w:rFonts w:ascii="Times New Roman" w:hAnsi="Times New Roman" w:cs="Times New Roman"/>
                 <w:sz w:val="26"/>
                 <w:szCs w:val="26"/>
-                <w:lang w:val="en"/>
+                <w:lang/>
               </w:rPr>
             </w:pPr>
             <w:r>
@@ -3449,7 +3484,7 @@
                 <w:bCs/>
                 <w:sz w:val="26"/>
                 <w:szCs w:val="26"/>
-                <w:lang w:val="en"/>
+                <w:lang/>
               </w:rPr>
               <w:t>Ghi chú</w:t>
             </w:r>
@@ -3476,15 +3511,15 @@
                 <w:rFonts w:ascii="Times New Roman" w:hAnsi="Times New Roman" w:cs="Times New Roman"/>
                 <w:sz w:val="26"/>
                 <w:szCs w:val="26"/>
-                <w:lang w:val="en"/>
-              </w:rPr>
-            </w:pPr>
-            <w:r>
-              <w:rPr>
-                <w:rFonts w:ascii="Times New Roman" w:hAnsi="Times New Roman" w:cs="Times New Roman"/>
-                <w:sz w:val="26"/>
-                <w:szCs w:val="26"/>
-                <w:lang w:val="en"/>
+                <w:lang/>
+              </w:rPr>
+            </w:pPr>
+            <w:r>
+              <w:rPr>
+                <w:rFonts w:ascii="Times New Roman" w:hAnsi="Times New Roman" w:cs="Times New Roman"/>
+                <w:sz w:val="26"/>
+                <w:szCs w:val="26"/>
+                <w:lang/>
               </w:rPr>
               <w:t>1.0</w:t>
             </w:r>
@@ -3565,15 +3600,15 @@
                 <w:rFonts w:ascii="Times New Roman" w:hAnsi="Times New Roman" w:cs="Times New Roman"/>
                 <w:sz w:val="26"/>
                 <w:szCs w:val="26"/>
-                <w:lang w:val="en"/>
-              </w:rPr>
-            </w:pPr>
-            <w:r>
-              <w:rPr>
-                <w:rFonts w:ascii="Times New Roman" w:hAnsi="Times New Roman" w:cs="Times New Roman"/>
-                <w:sz w:val="26"/>
-                <w:szCs w:val="26"/>
-                <w:lang w:val="en"/>
+                <w:lang/>
+              </w:rPr>
+            </w:pPr>
+            <w:r>
+              <w:rPr>
+                <w:rFonts w:ascii="Times New Roman" w:hAnsi="Times New Roman" w:cs="Times New Roman"/>
+                <w:sz w:val="26"/>
+                <w:szCs w:val="26"/>
+                <w:lang/>
               </w:rPr>
               <w:t>T</w:t>
             </w:r>
@@ -3626,15 +3661,15 @@
                 <w:rFonts w:ascii="Times New Roman" w:hAnsi="Times New Roman" w:cs="Times New Roman"/>
                 <w:sz w:val="26"/>
                 <w:szCs w:val="26"/>
-                <w:lang w:val="en"/>
-              </w:rPr>
-            </w:pPr>
-            <w:r>
-              <w:rPr>
-                <w:rFonts w:ascii="Times New Roman" w:hAnsi="Times New Roman" w:cs="Times New Roman"/>
-                <w:sz w:val="26"/>
-                <w:szCs w:val="26"/>
-                <w:lang w:val="en"/>
+                <w:lang/>
+              </w:rPr>
+            </w:pPr>
+            <w:r>
+              <w:rPr>
+                <w:rFonts w:ascii="Times New Roman" w:hAnsi="Times New Roman" w:cs="Times New Roman"/>
+                <w:sz w:val="26"/>
+                <w:szCs w:val="26"/>
+                <w:lang/>
               </w:rPr>
               <w:t>1.1</w:t>
             </w:r>
@@ -3656,7 +3691,7 @@
                 <w:rFonts w:ascii="Times New Roman" w:hAnsi="Times New Roman" w:cs="Times New Roman"/>
                 <w:sz w:val="26"/>
                 <w:szCs w:val="26"/>
-                <w:lang w:val="en"/>
+                <w:lang/>
               </w:rPr>
             </w:pPr>
             <w:r>
@@ -3768,7 +3803,7 @@
           <w:bCs/>
           <w:sz w:val="32"/>
           <w:szCs w:val="32"/>
-          <w:lang w:val="en"/>
+          <w:lang/>
         </w:rPr>
         <w:lastRenderedPageBreak/>
         <w:t>PHÊ DUY</w:t>
@@ -3878,15 +3913,15 @@
                 <w:rFonts w:ascii="Times New Roman" w:hAnsi="Times New Roman" w:cs="Times New Roman"/>
                 <w:sz w:val="26"/>
                 <w:szCs w:val="26"/>
-                <w:lang w:val="en"/>
-              </w:rPr>
-            </w:pPr>
-            <w:r>
-              <w:rPr>
-                <w:rFonts w:ascii="Times New Roman" w:hAnsi="Times New Roman" w:cs="Times New Roman"/>
-                <w:sz w:val="26"/>
-                <w:szCs w:val="26"/>
-                <w:lang w:val="en"/>
+                <w:lang/>
+              </w:rPr>
+            </w:pPr>
+            <w:r>
+              <w:rPr>
+                <w:rFonts w:ascii="Times New Roman" w:hAnsi="Times New Roman" w:cs="Times New Roman"/>
+                <w:sz w:val="26"/>
+                <w:szCs w:val="26"/>
+                <w:lang/>
               </w:rPr>
               <w:t>Nguy</w:t>
             </w:r>
@@ -3923,7 +3958,7 @@
                 <w:rFonts w:ascii="Times New Roman" w:hAnsi="Times New Roman" w:cs="Times New Roman"/>
                 <w:sz w:val="26"/>
                 <w:szCs w:val="26"/>
-                <w:lang w:val="en"/>
+                <w:lang/>
               </w:rPr>
             </w:pPr>
             <w:r>
@@ -3933,7 +3968,7 @@
                 <w:bCs/>
                 <w:sz w:val="26"/>
                 <w:szCs w:val="26"/>
-                <w:lang w:val="en"/>
+                <w:lang/>
               </w:rPr>
               <w:t>Ch</w:t>
             </w:r>
@@ -3982,7 +4017,7 @@
                 <w:rFonts w:ascii="Times New Roman" w:hAnsi="Times New Roman" w:cs="Times New Roman"/>
                 <w:sz w:val="26"/>
                 <w:szCs w:val="26"/>
-                <w:lang w:val="en"/>
+                <w:lang/>
               </w:rPr>
             </w:pPr>
           </w:p>
@@ -4016,7 +4051,7 @@
                 <w:rFonts w:ascii="Times New Roman" w:hAnsi="Times New Roman" w:cs="Times New Roman"/>
                 <w:sz w:val="26"/>
                 <w:szCs w:val="26"/>
-                <w:lang w:val="en"/>
+                <w:lang/>
               </w:rPr>
             </w:pPr>
           </w:p>
@@ -4043,7 +4078,7 @@
                 <w:rFonts w:ascii="Times New Roman" w:hAnsi="Times New Roman" w:cs="Times New Roman"/>
                 <w:sz w:val="26"/>
                 <w:szCs w:val="26"/>
-                <w:lang w:val="en"/>
+                <w:lang/>
               </w:rPr>
             </w:pPr>
           </w:p>
@@ -4070,7 +4105,7 @@
                 <w:rFonts w:ascii="Times New Roman" w:hAnsi="Times New Roman" w:cs="Times New Roman"/>
                 <w:sz w:val="26"/>
                 <w:szCs w:val="26"/>
-                <w:lang w:val="en"/>
+                <w:lang/>
               </w:rPr>
             </w:pPr>
             <w:r>
@@ -4080,7 +4115,7 @@
                 <w:bCs/>
                 <w:sz w:val="26"/>
                 <w:szCs w:val="26"/>
-                <w:lang w:val="en"/>
+                <w:lang/>
               </w:rPr>
               <w:t>Ngày</w:t>
             </w:r>
@@ -4115,7 +4150,7 @@
                 <w:rFonts w:ascii="Times New Roman" w:hAnsi="Times New Roman" w:cs="Times New Roman"/>
                 <w:sz w:val="26"/>
                 <w:szCs w:val="26"/>
-                <w:lang w:val="en"/>
+                <w:lang/>
               </w:rPr>
               <w:t>…./…./</w:t>
             </w:r>
@@ -4165,7 +4200,7 @@
                 <w:rFonts w:ascii="Times New Roman" w:hAnsi="Times New Roman" w:cs="Times New Roman"/>
                 <w:sz w:val="26"/>
                 <w:szCs w:val="26"/>
-                <w:lang w:val="en"/>
+                <w:lang/>
               </w:rPr>
             </w:pPr>
             <w:r>
@@ -4175,7 +4210,7 @@
                 <w:bCs/>
                 <w:sz w:val="26"/>
                 <w:szCs w:val="26"/>
-                <w:lang w:val="en"/>
+                <w:lang/>
               </w:rPr>
               <w:t>Ch</w:t>
             </w:r>
@@ -4214,15 +4249,15 @@
                 <w:rFonts w:ascii="Times New Roman" w:hAnsi="Times New Roman" w:cs="Times New Roman"/>
                 <w:sz w:val="26"/>
                 <w:szCs w:val="26"/>
-                <w:lang w:val="en"/>
-              </w:rPr>
-            </w:pPr>
-            <w:r>
-              <w:rPr>
-                <w:rFonts w:ascii="Times New Roman" w:hAnsi="Times New Roman" w:cs="Times New Roman"/>
-                <w:sz w:val="26"/>
-                <w:szCs w:val="26"/>
-                <w:lang w:val="en"/>
+                <w:lang/>
+              </w:rPr>
+            </w:pPr>
+            <w:r>
+              <w:rPr>
+                <w:rFonts w:ascii="Times New Roman" w:hAnsi="Times New Roman" w:cs="Times New Roman"/>
+                <w:sz w:val="26"/>
+                <w:szCs w:val="26"/>
+                <w:lang/>
               </w:rPr>
               <w:t>Nguy</w:t>
             </w:r>
@@ -4259,7 +4294,7 @@
                 <w:rFonts w:ascii="Times New Roman" w:hAnsi="Times New Roman" w:cs="Times New Roman"/>
                 <w:sz w:val="26"/>
                 <w:szCs w:val="26"/>
-                <w:lang w:val="en"/>
+                <w:lang/>
               </w:rPr>
             </w:pPr>
             <w:r>
@@ -4269,7 +4304,7 @@
                 <w:bCs/>
                 <w:sz w:val="26"/>
                 <w:szCs w:val="26"/>
-                <w:lang w:val="en"/>
+                <w:lang/>
               </w:rPr>
               <w:t>Ch</w:t>
             </w:r>
@@ -4318,7 +4353,7 @@
                 <w:rFonts w:ascii="Times New Roman" w:hAnsi="Times New Roman" w:cs="Times New Roman"/>
                 <w:sz w:val="26"/>
                 <w:szCs w:val="26"/>
-                <w:lang w:val="en"/>
+                <w:lang/>
               </w:rPr>
             </w:pPr>
           </w:p>
@@ -4351,7 +4386,7 @@
                 <w:rFonts w:ascii="Times New Roman" w:hAnsi="Times New Roman" w:cs="Times New Roman"/>
                 <w:sz w:val="26"/>
                 <w:szCs w:val="26"/>
-                <w:lang w:val="en"/>
+                <w:lang/>
               </w:rPr>
             </w:pPr>
           </w:p>
@@ -4378,7 +4413,7 @@
                 <w:rFonts w:ascii="Times New Roman" w:hAnsi="Times New Roman" w:cs="Times New Roman"/>
                 <w:sz w:val="26"/>
                 <w:szCs w:val="26"/>
-                <w:lang w:val="en"/>
+                <w:lang/>
               </w:rPr>
             </w:pPr>
           </w:p>
@@ -4405,7 +4440,7 @@
                 <w:rFonts w:ascii="Times New Roman" w:hAnsi="Times New Roman" w:cs="Times New Roman"/>
                 <w:sz w:val="26"/>
                 <w:szCs w:val="26"/>
-                <w:lang w:val="en"/>
+                <w:lang/>
               </w:rPr>
             </w:pPr>
             <w:r>
@@ -4415,7 +4450,7 @@
                 <w:bCs/>
                 <w:sz w:val="26"/>
                 <w:szCs w:val="26"/>
-                <w:lang w:val="en"/>
+                <w:lang/>
               </w:rPr>
               <w:t>Ngày</w:t>
             </w:r>
@@ -4450,7 +4485,7 @@
                 <w:rFonts w:ascii="Times New Roman" w:hAnsi="Times New Roman" w:cs="Times New Roman"/>
                 <w:sz w:val="26"/>
                 <w:szCs w:val="26"/>
-                <w:lang w:val="en"/>
+                <w:lang/>
               </w:rPr>
               <w:t>…./…./</w:t>
             </w:r>
@@ -4500,7 +4535,7 @@
                 <w:rFonts w:ascii="Times New Roman" w:hAnsi="Times New Roman" w:cs="Times New Roman"/>
                 <w:sz w:val="26"/>
                 <w:szCs w:val="26"/>
-                <w:lang w:val="en"/>
+                <w:lang/>
               </w:rPr>
             </w:pPr>
             <w:r>
@@ -4510,7 +4545,7 @@
                 <w:bCs/>
                 <w:sz w:val="26"/>
                 <w:szCs w:val="26"/>
-                <w:lang w:val="en"/>
+                <w:lang/>
               </w:rPr>
               <w:t>Qu</w:t>
             </w:r>
@@ -4612,7 +4647,7 @@
                 <w:rFonts w:ascii="Times New Roman" w:hAnsi="Times New Roman" w:cs="Times New Roman"/>
                 <w:sz w:val="26"/>
                 <w:szCs w:val="26"/>
-                <w:lang w:val="en"/>
+                <w:lang/>
               </w:rPr>
             </w:pPr>
             <w:r>
@@ -4622,7 +4657,7 @@
                 <w:bCs/>
                 <w:sz w:val="26"/>
                 <w:szCs w:val="26"/>
-                <w:lang w:val="en"/>
+                <w:lang/>
               </w:rPr>
               <w:t>Ch</w:t>
             </w:r>
@@ -4671,7 +4706,7 @@
                 <w:rFonts w:ascii="Times New Roman" w:hAnsi="Times New Roman" w:cs="Times New Roman"/>
                 <w:sz w:val="26"/>
                 <w:szCs w:val="26"/>
-                <w:lang w:val="en"/>
+                <w:lang/>
               </w:rPr>
             </w:pPr>
           </w:p>
@@ -4704,7 +4739,7 @@
                 <w:rFonts w:ascii="Times New Roman" w:hAnsi="Times New Roman" w:cs="Times New Roman"/>
                 <w:sz w:val="26"/>
                 <w:szCs w:val="26"/>
-                <w:lang w:val="en"/>
+                <w:lang/>
               </w:rPr>
             </w:pPr>
           </w:p>
@@ -4731,7 +4766,7 @@
                 <w:rFonts w:ascii="Times New Roman" w:hAnsi="Times New Roman" w:cs="Times New Roman"/>
                 <w:sz w:val="26"/>
                 <w:szCs w:val="26"/>
-                <w:lang w:val="en"/>
+                <w:lang/>
               </w:rPr>
             </w:pPr>
           </w:p>
@@ -4758,7 +4793,7 @@
                 <w:rFonts w:ascii="Times New Roman" w:hAnsi="Times New Roman" w:cs="Times New Roman"/>
                 <w:sz w:val="26"/>
                 <w:szCs w:val="26"/>
-                <w:lang w:val="en"/>
+                <w:lang/>
               </w:rPr>
             </w:pPr>
             <w:r>
@@ -4768,7 +4803,7 @@
                 <w:bCs/>
                 <w:sz w:val="26"/>
                 <w:szCs w:val="26"/>
-                <w:lang w:val="en"/>
+                <w:lang/>
               </w:rPr>
               <w:t>Ngày</w:t>
             </w:r>
@@ -4803,7 +4838,7 @@
                 <w:rFonts w:ascii="Times New Roman" w:hAnsi="Times New Roman" w:cs="Times New Roman"/>
                 <w:sz w:val="26"/>
                 <w:szCs w:val="26"/>
-                <w:lang w:val="en"/>
+                <w:lang/>
               </w:rPr>
               <w:t>…./…./</w:t>
             </w:r>
@@ -4852,7 +4887,7 @@
                 <w:rFonts w:ascii="Times New Roman" w:hAnsi="Times New Roman" w:cs="Times New Roman"/>
                 <w:sz w:val="26"/>
                 <w:szCs w:val="26"/>
-                <w:lang w:val="en"/>
+                <w:lang/>
               </w:rPr>
             </w:pPr>
             <w:r>
@@ -4862,7 +4897,7 @@
                 <w:bCs/>
                 <w:sz w:val="26"/>
                 <w:szCs w:val="26"/>
-                <w:lang w:val="en"/>
+                <w:lang/>
               </w:rPr>
               <w:t>Thành viên</w:t>
             </w:r>
@@ -4925,7 +4960,7 @@
                 <w:rFonts w:ascii="Times New Roman" w:hAnsi="Times New Roman" w:cs="Times New Roman"/>
                 <w:sz w:val="26"/>
                 <w:szCs w:val="26"/>
-                <w:lang w:val="en"/>
+                <w:lang/>
               </w:rPr>
             </w:pPr>
             <w:r>
@@ -4935,7 +4970,7 @@
                 <w:bCs/>
                 <w:sz w:val="26"/>
                 <w:szCs w:val="26"/>
-                <w:lang w:val="en"/>
+                <w:lang/>
               </w:rPr>
               <w:t>Ch</w:t>
             </w:r>
@@ -4984,7 +5019,7 @@
                 <w:rFonts w:ascii="Times New Roman" w:hAnsi="Times New Roman" w:cs="Times New Roman"/>
                 <w:sz w:val="26"/>
                 <w:szCs w:val="26"/>
-                <w:lang w:val="en"/>
+                <w:lang/>
               </w:rPr>
             </w:pPr>
           </w:p>
@@ -5016,7 +5051,7 @@
                 <w:rFonts w:ascii="Times New Roman" w:hAnsi="Times New Roman" w:cs="Times New Roman"/>
                 <w:sz w:val="26"/>
                 <w:szCs w:val="26"/>
-                <w:lang w:val="en"/>
+                <w:lang/>
               </w:rPr>
             </w:pPr>
           </w:p>
@@ -5043,7 +5078,7 @@
                 <w:rFonts w:ascii="Times New Roman" w:hAnsi="Times New Roman" w:cs="Times New Roman"/>
                 <w:sz w:val="26"/>
                 <w:szCs w:val="26"/>
-                <w:lang w:val="en"/>
+                <w:lang/>
               </w:rPr>
             </w:pPr>
           </w:p>
@@ -5070,7 +5105,7 @@
                 <w:rFonts w:ascii="Times New Roman" w:hAnsi="Times New Roman" w:cs="Times New Roman"/>
                 <w:sz w:val="26"/>
                 <w:szCs w:val="26"/>
-                <w:lang w:val="en"/>
+                <w:lang/>
               </w:rPr>
             </w:pPr>
             <w:r>
@@ -5080,7 +5115,7 @@
                 <w:bCs/>
                 <w:sz w:val="26"/>
                 <w:szCs w:val="26"/>
-                <w:lang w:val="en"/>
+                <w:lang/>
               </w:rPr>
               <w:t>Ngày</w:t>
             </w:r>
@@ -5115,7 +5150,7 @@
                 <w:rFonts w:ascii="Times New Roman" w:hAnsi="Times New Roman" w:cs="Times New Roman"/>
                 <w:sz w:val="26"/>
                 <w:szCs w:val="26"/>
-                <w:lang w:val="en"/>
+                <w:lang/>
               </w:rPr>
               <w:t>…./…./</w:t>
             </w:r>
@@ -5165,7 +5200,7 @@
                 <w:rFonts w:ascii="Times New Roman" w:hAnsi="Times New Roman" w:cs="Times New Roman"/>
                 <w:sz w:val="26"/>
                 <w:szCs w:val="26"/>
-                <w:lang w:val="en"/>
+                <w:lang/>
               </w:rPr>
             </w:pPr>
           </w:p>
@@ -5225,7 +5260,7 @@
                 <w:rFonts w:ascii="Times New Roman" w:hAnsi="Times New Roman" w:cs="Times New Roman"/>
                 <w:sz w:val="26"/>
                 <w:szCs w:val="26"/>
-                <w:lang w:val="en"/>
+                <w:lang/>
               </w:rPr>
             </w:pPr>
             <w:r>
@@ -5235,7 +5270,7 @@
                 <w:bCs/>
                 <w:sz w:val="26"/>
                 <w:szCs w:val="26"/>
-                <w:lang w:val="en"/>
+                <w:lang/>
               </w:rPr>
               <w:t>Ch</w:t>
             </w:r>
@@ -5284,7 +5319,7 @@
                 <w:rFonts w:ascii="Times New Roman" w:hAnsi="Times New Roman" w:cs="Times New Roman"/>
                 <w:sz w:val="26"/>
                 <w:szCs w:val="26"/>
-                <w:lang w:val="en"/>
+                <w:lang/>
               </w:rPr>
             </w:pPr>
           </w:p>
@@ -5316,7 +5351,7 @@
                 <w:rFonts w:ascii="Times New Roman" w:hAnsi="Times New Roman" w:cs="Times New Roman"/>
                 <w:sz w:val="26"/>
                 <w:szCs w:val="26"/>
-                <w:lang w:val="en"/>
+                <w:lang/>
               </w:rPr>
             </w:pPr>
           </w:p>
@@ -5343,7 +5378,7 @@
                 <w:rFonts w:ascii="Times New Roman" w:hAnsi="Times New Roman" w:cs="Times New Roman"/>
                 <w:sz w:val="26"/>
                 <w:szCs w:val="26"/>
-                <w:lang w:val="en"/>
+                <w:lang/>
               </w:rPr>
             </w:pPr>
           </w:p>
@@ -5370,7 +5405,7 @@
                 <w:rFonts w:ascii="Times New Roman" w:hAnsi="Times New Roman" w:cs="Times New Roman"/>
                 <w:sz w:val="26"/>
                 <w:szCs w:val="26"/>
-                <w:lang w:val="en"/>
+                <w:lang/>
               </w:rPr>
             </w:pPr>
             <w:r>
@@ -5380,7 +5415,7 @@
                 <w:bCs/>
                 <w:sz w:val="26"/>
                 <w:szCs w:val="26"/>
-                <w:lang w:val="en"/>
+                <w:lang/>
               </w:rPr>
               <w:t>Ngày</w:t>
             </w:r>
@@ -5415,7 +5450,7 @@
                 <w:rFonts w:ascii="Times New Roman" w:hAnsi="Times New Roman" w:cs="Times New Roman"/>
                 <w:sz w:val="26"/>
                 <w:szCs w:val="26"/>
-                <w:lang w:val="en"/>
+                <w:lang/>
               </w:rPr>
               <w:t>…./…./</w:t>
             </w:r>
@@ -5465,7 +5500,7 @@
                 <w:rFonts w:ascii="Times New Roman" w:hAnsi="Times New Roman" w:cs="Times New Roman"/>
                 <w:sz w:val="26"/>
                 <w:szCs w:val="26"/>
-                <w:lang w:val="en"/>
+                <w:lang/>
               </w:rPr>
             </w:pPr>
           </w:p>
@@ -5524,7 +5559,7 @@
                 <w:rFonts w:ascii="Times New Roman" w:hAnsi="Times New Roman" w:cs="Times New Roman"/>
                 <w:sz w:val="26"/>
                 <w:szCs w:val="26"/>
-                <w:lang w:val="en"/>
+                <w:lang/>
               </w:rPr>
             </w:pPr>
             <w:r>
@@ -5534,7 +5569,7 @@
                 <w:bCs/>
                 <w:sz w:val="26"/>
                 <w:szCs w:val="26"/>
-                <w:lang w:val="en"/>
+                <w:lang/>
               </w:rPr>
               <w:t>Ch</w:t>
             </w:r>
@@ -5583,7 +5618,7 @@
                 <w:rFonts w:ascii="Times New Roman" w:hAnsi="Times New Roman" w:cs="Times New Roman"/>
                 <w:sz w:val="26"/>
                 <w:szCs w:val="26"/>
-                <w:lang w:val="en"/>
+                <w:lang/>
               </w:rPr>
             </w:pPr>
           </w:p>
@@ -5615,7 +5650,7 @@
                 <w:rFonts w:ascii="Times New Roman" w:hAnsi="Times New Roman" w:cs="Times New Roman"/>
                 <w:sz w:val="26"/>
                 <w:szCs w:val="26"/>
-                <w:lang w:val="en"/>
+                <w:lang/>
               </w:rPr>
             </w:pPr>
           </w:p>
@@ -5643,7 +5678,7 @@
                 <w:rFonts w:ascii="Times New Roman" w:hAnsi="Times New Roman" w:cs="Times New Roman"/>
                 <w:sz w:val="26"/>
                 <w:szCs w:val="26"/>
-                <w:lang w:val="en"/>
+                <w:lang/>
               </w:rPr>
             </w:pPr>
           </w:p>
@@ -5670,7 +5705,7 @@
                 <w:rFonts w:ascii="Times New Roman" w:hAnsi="Times New Roman" w:cs="Times New Roman"/>
                 <w:sz w:val="26"/>
                 <w:szCs w:val="26"/>
-                <w:lang w:val="en"/>
+                <w:lang/>
               </w:rPr>
             </w:pPr>
             <w:r>
@@ -5680,7 +5715,7 @@
                 <w:bCs/>
                 <w:sz w:val="26"/>
                 <w:szCs w:val="26"/>
-                <w:lang w:val="en"/>
+                <w:lang/>
               </w:rPr>
               <w:t>Ngày</w:t>
             </w:r>
@@ -5715,7 +5750,7 @@
                 <w:rFonts w:ascii="Times New Roman" w:hAnsi="Times New Roman" w:cs="Times New Roman"/>
                 <w:sz w:val="26"/>
                 <w:szCs w:val="26"/>
-                <w:lang w:val="en"/>
+                <w:lang/>
               </w:rPr>
               <w:t>…./…./</w:t>
             </w:r>
@@ -5765,7 +5800,7 @@
                 <w:rFonts w:ascii="Times New Roman" w:hAnsi="Times New Roman" w:cs="Times New Roman"/>
                 <w:sz w:val="26"/>
                 <w:szCs w:val="26"/>
-                <w:lang w:val="en"/>
+                <w:lang/>
               </w:rPr>
             </w:pPr>
           </w:p>
@@ -5830,7 +5865,7 @@
                 <w:bCs/>
                 <w:sz w:val="26"/>
                 <w:szCs w:val="26"/>
-                <w:lang w:val="en"/>
+                <w:lang/>
               </w:rPr>
             </w:pPr>
             <w:r>
@@ -5840,7 +5875,7 @@
                 <w:bCs/>
                 <w:sz w:val="26"/>
                 <w:szCs w:val="26"/>
-                <w:lang w:val="en"/>
+                <w:lang/>
               </w:rPr>
               <w:t>Ch</w:t>
             </w:r>
@@ -5889,7 +5924,7 @@
                 <w:rFonts w:ascii="Times New Roman" w:hAnsi="Times New Roman" w:cs="Times New Roman"/>
                 <w:sz w:val="26"/>
                 <w:szCs w:val="26"/>
-                <w:lang w:val="en"/>
+                <w:lang/>
               </w:rPr>
             </w:pPr>
           </w:p>
@@ -5922,7 +5957,7 @@
                 <w:rFonts w:ascii="Times New Roman" w:hAnsi="Times New Roman" w:cs="Times New Roman"/>
                 <w:sz w:val="26"/>
                 <w:szCs w:val="26"/>
-                <w:lang w:val="en"/>
+                <w:lang/>
               </w:rPr>
             </w:pPr>
           </w:p>
@@ -5949,7 +5984,7 @@
                 <w:rFonts w:ascii="Times New Roman" w:hAnsi="Times New Roman" w:cs="Times New Roman"/>
                 <w:sz w:val="26"/>
                 <w:szCs w:val="26"/>
-                <w:lang w:val="en"/>
+                <w:lang/>
               </w:rPr>
             </w:pPr>
           </w:p>
@@ -5978,7 +6013,7 @@
                 <w:bCs/>
                 <w:sz w:val="26"/>
                 <w:szCs w:val="26"/>
-                <w:lang w:val="en"/>
+                <w:lang/>
               </w:rPr>
             </w:pPr>
             <w:r>
@@ -5988,7 +6023,7 @@
                 <w:bCs/>
                 <w:sz w:val="26"/>
                 <w:szCs w:val="26"/>
-                <w:lang w:val="en"/>
+                <w:lang/>
               </w:rPr>
               <w:t>Ngày</w:t>
             </w:r>
@@ -6023,7 +6058,7 @@
                 <w:rFonts w:ascii="Times New Roman" w:hAnsi="Times New Roman" w:cs="Times New Roman"/>
                 <w:sz w:val="26"/>
                 <w:szCs w:val="26"/>
-                <w:lang w:val="en"/>
+                <w:lang/>
               </w:rPr>
               <w:t>…./…./</w:t>
             </w:r>
@@ -6120,6 +6155,7 @@
             <w:rPr>
               <w:rFonts w:ascii="Times New Roman" w:hAnsi="Times New Roman" w:cs="Times New Roman"/>
               <w:b/>
+              <w:color w:val="auto"/>
               <w:sz w:val="28"/>
               <w:szCs w:val="28"/>
             </w:rPr>
@@ -6128,6 +6164,7 @@
             <w:rPr>
               <w:rFonts w:ascii="Times New Roman" w:hAnsi="Times New Roman" w:cs="Times New Roman"/>
               <w:b/>
+              <w:color w:val="auto"/>
               <w:sz w:val="28"/>
               <w:szCs w:val="28"/>
             </w:rPr>
@@ -7401,6 +7438,8 @@
         </w:rPr>
         <w:t>H</w:t>
       </w:r>
+      <w:bookmarkStart w:id="2" w:name="_GoBack"/>
+      <w:bookmarkEnd w:id="2"/>
       <w:r>
         <w:rPr>
           <w:rFonts w:ascii="Times New Roman" w:hAnsi="Times New Roman" w:cs="Times New Roman"/>
@@ -7443,7 +7482,7 @@
           <w:szCs w:val="26"/>
         </w:rPr>
       </w:pPr>
-      <w:bookmarkStart w:id="2" w:name="_Toc224506843"/>
+      <w:bookmarkStart w:id="3" w:name="_Toc224506843"/>
       <w:r>
         <w:rPr>
           <w:rFonts w:ascii="Times New Roman" w:hAnsi="Times New Roman" w:cs="Times New Roman"/>
@@ -7453,7 +7492,7 @@
         </w:rPr>
         <w:t>Phạm vi</w:t>
       </w:r>
-      <w:bookmarkEnd w:id="2"/>
+      <w:bookmarkEnd w:id="3"/>
     </w:p>
     <w:p>
       <w:pPr>
@@ -7491,7 +7530,7 @@
           <w:szCs w:val="26"/>
         </w:rPr>
       </w:pPr>
-      <w:bookmarkStart w:id="3" w:name="_Toc224506844"/>
+      <w:bookmarkStart w:id="4" w:name="_Toc224506844"/>
       <w:r>
         <w:rPr>
           <w:rFonts w:ascii="Times New Roman" w:hAnsi="Times New Roman" w:cs="Times New Roman"/>
@@ -7501,7 +7540,7 @@
         </w:rPr>
         <w:t>QUẢN LÝ CÂU HÌNH VÀ QUY ƯỚC ĐẶT TÊN</w:t>
       </w:r>
-      <w:bookmarkEnd w:id="3"/>
+      <w:bookmarkEnd w:id="4"/>
     </w:p>
     <w:p>
       <w:pPr>
@@ -7519,7 +7558,7 @@
           <w:szCs w:val="26"/>
         </w:rPr>
       </w:pPr>
-      <w:bookmarkStart w:id="4" w:name="_Toc224506845"/>
+      <w:bookmarkStart w:id="5" w:name="_Toc224506845"/>
       <w:r>
         <w:rPr>
           <w:rFonts w:ascii="Times New Roman" w:hAnsi="Times New Roman" w:cs="Times New Roman"/>
@@ -7529,7 +7568,7 @@
         </w:rPr>
         <w:t>Tài liệu quản lý</w:t>
       </w:r>
-      <w:bookmarkEnd w:id="4"/>
+      <w:bookmarkEnd w:id="5"/>
     </w:p>
     <w:p>
       <w:pPr>
@@ -7613,7 +7652,7 @@
                 <w:szCs w:val="26"/>
               </w:rPr>
             </w:pPr>
-            <w:bookmarkStart w:id="5" w:name="_Toc449165170"/>
+            <w:bookmarkStart w:id="6" w:name="_Toc449165170"/>
             <w:r>
               <w:rPr>
                 <w:b/>
@@ -7623,7 +7662,7 @@
               </w:rPr>
               <w:t>Tên và mô tả</w:t>
             </w:r>
-            <w:bookmarkEnd w:id="5"/>
+            <w:bookmarkEnd w:id="6"/>
           </w:p>
         </w:tc>
         <w:tc>
@@ -7642,7 +7681,7 @@
                 <w:szCs w:val="26"/>
               </w:rPr>
             </w:pPr>
-            <w:bookmarkStart w:id="6" w:name="_Toc449165171"/>
+            <w:bookmarkStart w:id="7" w:name="_Toc449165171"/>
             <w:r>
               <w:rPr>
                 <w:b/>
@@ -7652,7 +7691,7 @@
               </w:rPr>
               <w:t>Mã và đặt tên</w:t>
             </w:r>
-            <w:bookmarkEnd w:id="6"/>
+            <w:bookmarkEnd w:id="7"/>
           </w:p>
         </w:tc>
         <w:tc>
@@ -7671,7 +7710,7 @@
                 <w:szCs w:val="26"/>
               </w:rPr>
             </w:pPr>
-            <w:bookmarkStart w:id="7" w:name="_Toc449165172"/>
+            <w:bookmarkStart w:id="8" w:name="_Toc449165172"/>
             <w:r>
               <w:rPr>
                 <w:b/>
@@ -7681,7 +7720,7 @@
               </w:rPr>
               <w:t>In</w:t>
             </w:r>
-            <w:bookmarkEnd w:id="7"/>
+            <w:bookmarkEnd w:id="8"/>
           </w:p>
         </w:tc>
       </w:tr>
@@ -7724,7 +7763,7 @@
                 <w:szCs w:val="26"/>
               </w:rPr>
             </w:pPr>
-            <w:bookmarkStart w:id="8" w:name="_Toc449165173"/>
+            <w:bookmarkStart w:id="9" w:name="_Toc449165173"/>
             <w:r>
               <w:rPr>
                 <w:b/>
@@ -7751,7 +7790,7 @@
               </w:rPr>
               <w:t xml:space="preserve"> Được định nghĩa là một thỏa thuận giữa hai hoặc nhiều bên được cấu thành bởi một đề nghị và sự chấp nhận của nó. Một đề xuất được thực hiện khi khách hàng / thành viên biểu thị cho người khác biết họ sẵn sàng làm hoặc không làm bất cứ điều gì.</w:t>
             </w:r>
-            <w:bookmarkEnd w:id="8"/>
+            <w:bookmarkEnd w:id="9"/>
           </w:p>
         </w:tc>
         <w:tc>
@@ -7792,7 +7831,7 @@
                 <w:szCs w:val="26"/>
               </w:rPr>
             </w:pPr>
-            <w:bookmarkStart w:id="9" w:name="_Toc449165177"/>
+            <w:bookmarkStart w:id="10" w:name="_Toc449165177"/>
             <w:r>
               <w:rPr>
                 <w:b/>
@@ -7802,7 +7841,7 @@
               </w:rPr>
               <w:sym w:font="Wingdings" w:char="F0FC"/>
             </w:r>
-            <w:bookmarkEnd w:id="9"/>
+            <w:bookmarkEnd w:id="10"/>
           </w:p>
         </w:tc>
       </w:tr>
@@ -8053,7 +8092,6 @@
                 <w:sz w:val="26"/>
                 <w:szCs w:val="26"/>
               </w:rPr>
-              <w:lastRenderedPageBreak/>
               <w:t>4</w:t>
             </w:r>
           </w:p>
@@ -8095,7 +8133,15 @@
                 <w:sz w:val="26"/>
                 <w:szCs w:val="26"/>
               </w:rPr>
-              <w:t xml:space="preserve">  Là kỷ luật đối với việc lập kế hoạch, tổ chức, bảo vệ và quản lý các nguồn lực để đạt được mục tiêu cụ thể. Theo dõi và quản lý chỉ số về chi phí, tiến độ, WBS, và một số chỉ số có liên quan.</w:t>
+              <w:t xml:space="preserve">  Là kỷ luật đối với </w:t>
+            </w:r>
+            <w:r>
+              <w:rPr>
+                <w:sz w:val="26"/>
+                <w:szCs w:val="26"/>
+              </w:rPr>
+              <w:lastRenderedPageBreak/>
+              <w:t>việc lập kế hoạch, tổ chức, bảo vệ và quản lý các nguồn lực để đạt được mục tiêu cụ thể. Theo dõi và quản lý chỉ số về chi phí, tiến độ, WBS, và một số chỉ số có liên quan.</w:t>
             </w:r>
           </w:p>
         </w:tc>
@@ -8117,6 +8163,7 @@
                 <w:sz w:val="26"/>
                 <w:szCs w:val="26"/>
               </w:rPr>
+              <w:lastRenderedPageBreak/>
               <w:t>4.Product-Backlog</w:t>
             </w:r>
           </w:p>
@@ -8171,6 +8218,7 @@
                 <w:sz w:val="26"/>
                 <w:szCs w:val="26"/>
               </w:rPr>
+              <w:lastRenderedPageBreak/>
               <w:t>5</w:t>
             </w:r>
           </w:p>
@@ -8504,7 +8552,7 @@
           <w:szCs w:val="26"/>
         </w:rPr>
       </w:pPr>
-      <w:bookmarkStart w:id="10" w:name="_Toc224506846"/>
+      <w:bookmarkStart w:id="11" w:name="_Toc224506846"/>
       <w:r>
         <w:rPr>
           <w:rFonts w:ascii="Times New Roman" w:hAnsi="Times New Roman" w:cs="Times New Roman"/>
@@ -8514,7 +8562,7 @@
         </w:rPr>
         <w:t>Tài liệu sản phẩm</w:t>
       </w:r>
-      <w:bookmarkEnd w:id="10"/>
+      <w:bookmarkEnd w:id="11"/>
     </w:p>
     <w:p>
       <w:pPr>
@@ -8598,7 +8646,7 @@
                 <w:szCs w:val="26"/>
               </w:rPr>
             </w:pPr>
-            <w:bookmarkStart w:id="11" w:name="_Toc449165180"/>
+            <w:bookmarkStart w:id="12" w:name="_Toc449165180"/>
             <w:r>
               <w:rPr>
                 <w:b/>
@@ -8608,7 +8656,7 @@
               </w:rPr>
               <w:t>Tên và mô tả</w:t>
             </w:r>
-            <w:bookmarkEnd w:id="11"/>
+            <w:bookmarkEnd w:id="12"/>
           </w:p>
         </w:tc>
         <w:tc>
@@ -8627,7 +8675,7 @@
                 <w:szCs w:val="26"/>
               </w:rPr>
             </w:pPr>
-            <w:bookmarkStart w:id="12" w:name="_Toc449165181"/>
+            <w:bookmarkStart w:id="13" w:name="_Toc449165181"/>
             <w:r>
               <w:rPr>
                 <w:b/>
@@ -8637,7 +8685,7 @@
               </w:rPr>
               <w:t>Mã và đặt tên</w:t>
             </w:r>
-            <w:bookmarkEnd w:id="12"/>
+            <w:bookmarkEnd w:id="13"/>
           </w:p>
         </w:tc>
         <w:tc>
@@ -8656,7 +8704,7 @@
                 <w:szCs w:val="26"/>
               </w:rPr>
             </w:pPr>
-            <w:bookmarkStart w:id="13" w:name="_Toc449165182"/>
+            <w:bookmarkStart w:id="14" w:name="_Toc449165182"/>
             <w:r>
               <w:rPr>
                 <w:b/>
@@ -8666,7 +8714,7 @@
               </w:rPr>
               <w:t>In</w:t>
             </w:r>
-            <w:bookmarkEnd w:id="13"/>
+            <w:bookmarkEnd w:id="14"/>
           </w:p>
         </w:tc>
       </w:tr>
@@ -8787,7 +8835,7 @@
                 <w:szCs w:val="26"/>
               </w:rPr>
             </w:pPr>
-            <w:bookmarkStart w:id="14" w:name="_Toc449165183"/>
+            <w:bookmarkStart w:id="15" w:name="_Toc449165183"/>
             <w:r>
               <w:rPr>
                 <w:b/>
@@ -8797,7 +8845,7 @@
               </w:rPr>
               <w:sym w:font="Wingdings" w:char="F0FC"/>
             </w:r>
-            <w:bookmarkEnd w:id="14"/>
+            <w:bookmarkEnd w:id="15"/>
           </w:p>
         </w:tc>
       </w:tr>
@@ -8948,7 +8996,6 @@
                 <w:sz w:val="26"/>
                 <w:szCs w:val="26"/>
               </w:rPr>
-              <w:lastRenderedPageBreak/>
               <w:t>10</w:t>
             </w:r>
           </w:p>
@@ -8981,7 +9028,15 @@
                 <w:sz w:val="26"/>
                 <w:szCs w:val="26"/>
               </w:rPr>
-              <w:t xml:space="preserve"> Nó là một bản mô tả bằng văn bản của một sản phẩm phần mềm, mà một nhà thiết kế phần mềm viết để cung cấp cho nhóm phát triển phần mềm một hướng dẫn tổng thể về kiến trúc của dự án phần mềm. Bao gồm:</w:t>
+              <w:t xml:space="preserve"> Nó là một bản mô tả bằng văn bản của một sản phẩm phần </w:t>
+            </w:r>
+            <w:r>
+              <w:rPr>
+                <w:sz w:val="26"/>
+                <w:szCs w:val="26"/>
+              </w:rPr>
+              <w:lastRenderedPageBreak/>
+              <w:t>mềm, mà một nhà thiết kế phần mềm viết để cung cấp cho nhóm phát triển phần mềm một hướng dẫn tổng thể về kiến trúc của dự án phần mềm. Bao gồm:</w:t>
             </w:r>
           </w:p>
           <w:p>
@@ -9045,6 +9100,7 @@
                 <w:sz w:val="26"/>
                 <w:szCs w:val="26"/>
               </w:rPr>
+              <w:lastRenderedPageBreak/>
               <w:t>4.Product-Backlog</w:t>
             </w:r>
             <w:r>
@@ -9106,6 +9162,7 @@
                 <w:sz w:val="26"/>
                 <w:szCs w:val="26"/>
               </w:rPr>
+              <w:lastRenderedPageBreak/>
               <w:t>11</w:t>
             </w:r>
           </w:p>
@@ -9147,7 +9204,92 @@
                 <w:sz w:val="26"/>
                 <w:szCs w:val="26"/>
               </w:rPr>
-              <w:t xml:space="preserve"> Bao gồm test plan và test case. Kế hoạch kiểm thử là một tài liệu trình bày chi tiết cách tiếp cận có hệ thống dể kiểm tra một hêị thống như máy móc hoặc phần mềm. Kế hoạch thường bao gồm sự hiểu biết chi tiết về quy trình làm việc cối cùng sẽ như thế nào. Trường hợp thử nghiệm à một tài liệu mô tả đầu vào, hành động hoặc sự kiện và phản hồi dự kiến, để xác định xem một tính năng của ứng dụng có hoạt động chính xác hay không. Trường hợp thử nghiệm chứa các thông tin cụ thể như số nhận dạng trường hợp thử nghiệm, mục tiêu điều kiện / thiét lập thử nghiệm, yêu cầu dữ liệu đầu vào, các bước và kết quả mong đợi.</w:t>
+              <w:t xml:space="preserve"> Bao gồm test plan và test case. Kế hoạch kiểm thử là một tài liệu trình bày chi tiết cách tiếp cận có hệ thống </w:t>
+            </w:r>
+            <w:r>
+              <w:rPr>
+                <w:sz w:val="26"/>
+                <w:szCs w:val="26"/>
+              </w:rPr>
+              <w:t>đ</w:t>
+            </w:r>
+            <w:r>
+              <w:rPr>
+                <w:sz w:val="26"/>
+                <w:szCs w:val="26"/>
+              </w:rPr>
+              <w:t xml:space="preserve">ể kiểm tra một </w:t>
+            </w:r>
+            <w:r>
+              <w:rPr>
+                <w:sz w:val="26"/>
+                <w:szCs w:val="26"/>
+              </w:rPr>
+              <w:t>hệ</w:t>
+            </w:r>
+            <w:r>
+              <w:rPr>
+                <w:sz w:val="26"/>
+                <w:szCs w:val="26"/>
+              </w:rPr>
+              <w:t xml:space="preserve"> thống như máy móc hoặc phần mềm. Kế</w:t>
+            </w:r>
+            <w:r>
+              <w:rPr>
+                <w:sz w:val="26"/>
+                <w:szCs w:val="26"/>
+                <w:lang w:val="vi-VN"/>
+              </w:rPr>
+              <w:t xml:space="preserve"> </w:t>
+            </w:r>
+            <w:r>
+              <w:rPr>
+                <w:sz w:val="26"/>
+                <w:szCs w:val="26"/>
+              </w:rPr>
+              <w:t xml:space="preserve">hoạch thường bao gồm sự hiểu biết chi tiết về quy trình làm việc </w:t>
+            </w:r>
+            <w:r>
+              <w:rPr>
+                <w:sz w:val="26"/>
+                <w:szCs w:val="26"/>
+              </w:rPr>
+              <w:t>cuối</w:t>
+            </w:r>
+            <w:r>
+              <w:rPr>
+                <w:sz w:val="26"/>
+                <w:szCs w:val="26"/>
+              </w:rPr>
+              <w:t xml:space="preserve"> cùng sẽ như thế nào. Trường hợp thử nghiệm </w:t>
+            </w:r>
+            <w:r>
+              <w:rPr>
+                <w:sz w:val="26"/>
+                <w:szCs w:val="26"/>
+              </w:rPr>
+              <w:t>l</w:t>
+            </w:r>
+            <w:r>
+              <w:rPr>
+                <w:sz w:val="26"/>
+                <w:szCs w:val="26"/>
+              </w:rPr>
+              <w:t xml:space="preserve">à một tài liệu mô tả đầu vào, hành động hoặc sự kiện và phản hồi dự kiến, để xác định xem một tính năng của ứng dụng có hoạt động chính xác hay không. Trường hợp thử nghiệm chứa các thông tin cụ thể như số nhận dạng trường hợp thử nghiệm, mục tiêu điều kiện / </w:t>
+            </w:r>
+            <w:r>
+              <w:rPr>
+                <w:sz w:val="26"/>
+                <w:szCs w:val="26"/>
+              </w:rPr>
+              <w:t>thiế</w:t>
+            </w:r>
+            <w:r>
+              <w:rPr>
+                <w:sz w:val="26"/>
+                <w:szCs w:val="26"/>
+              </w:rPr>
+              <w:t>t lập thử nghiệm, yêu cầu dữ liệu đầu vào, các bước và kết quả mong đợi.</w:t>
             </w:r>
           </w:p>
           <w:p>
@@ -9323,6 +9465,7 @@
               <w:rPr>
                 <w:sz w:val="26"/>
                 <w:szCs w:val="26"/>
+                <w:lang w:val="fr-FR"/>
               </w:rPr>
             </w:pPr>
             <w:r>
@@ -9332,6 +9475,7 @@
                 <w:sz w:val="26"/>
                 <w:szCs w:val="26"/>
                 <w:u w:val="single"/>
+                <w:lang w:val="fr-FR"/>
               </w:rPr>
               <w:t>Code</w:t>
             </w:r>
@@ -9341,6 +9485,7 @@
                 <w:bCs/>
                 <w:sz w:val="26"/>
                 <w:szCs w:val="26"/>
+                <w:lang w:val="fr-FR"/>
               </w:rPr>
               <w:t>:</w:t>
             </w:r>
@@ -9348,22 +9493,9 @@
               <w:rPr>
                 <w:sz w:val="26"/>
                 <w:szCs w:val="26"/>
-              </w:rPr>
-              <w:t xml:space="preserve"> </w:t>
-            </w:r>
-            <w:r>
-              <w:rPr>
-                <w:sz w:val="26"/>
-                <w:szCs w:val="26"/>
-              </w:rPr>
-              <w:t xml:space="preserve">Đây là code trong Visual </w:t>
-            </w:r>
-            <w:r>
-              <w:rPr>
-                <w:sz w:val="26"/>
-                <w:szCs w:val="26"/>
-              </w:rPr>
-              <w:t>Code và MySQL</w:t>
+                <w:lang w:val="fr-FR"/>
+              </w:rPr>
+              <w:t xml:space="preserve"> Đây là code trong Visual Code và MySQL</w:t>
             </w:r>
           </w:p>
         </w:tc>
@@ -9378,6 +9510,7 @@
               <w:rPr>
                 <w:sz w:val="26"/>
                 <w:szCs w:val="26"/>
+                <w:lang w:val="fr-FR"/>
               </w:rPr>
             </w:pPr>
           </w:p>
@@ -9396,6 +9529,7 @@
                 <w:bCs/>
                 <w:sz w:val="26"/>
                 <w:szCs w:val="26"/>
+                <w:lang w:val="fr-FR"/>
               </w:rPr>
             </w:pPr>
           </w:p>
@@ -9516,7 +9650,6 @@
                 <w:sz w:val="26"/>
                 <w:szCs w:val="26"/>
               </w:rPr>
-              <w:lastRenderedPageBreak/>
               <w:t>14</w:t>
             </w:r>
           </w:p>
@@ -9596,6 +9729,18 @@
           <w:rFonts w:ascii="Times New Roman" w:hAnsi="Times New Roman" w:cs="Times New Roman"/>
           <w:sz w:val="26"/>
           <w:szCs w:val="26"/>
+          <w:lang w:val="vi-VN"/>
+        </w:rPr>
+      </w:pPr>
+    </w:p>
+    <w:p>
+      <w:pPr>
+        <w:spacing w:line="360" w:lineRule="auto"/>
+        <w:rPr>
+          <w:rFonts w:ascii="Times New Roman" w:hAnsi="Times New Roman" w:cs="Times New Roman"/>
+          <w:sz w:val="26"/>
+          <w:szCs w:val="26"/>
+          <w:lang w:val="vi-VN"/>
         </w:rPr>
       </w:pPr>
     </w:p>
@@ -9615,7 +9760,7 @@
           <w:szCs w:val="26"/>
         </w:rPr>
       </w:pPr>
-      <w:bookmarkStart w:id="15" w:name="_Toc224506847"/>
+      <w:bookmarkStart w:id="16" w:name="_Toc224506847"/>
       <w:r>
         <w:rPr>
           <w:rFonts w:ascii="Times New Roman" w:hAnsi="Times New Roman" w:cs="Times New Roman"/>
@@ -9625,7 +9770,7 @@
         </w:rPr>
         <w:t>Tài liệu tham khảo</w:t>
       </w:r>
-      <w:bookmarkEnd w:id="15"/>
+      <w:bookmarkEnd w:id="16"/>
     </w:p>
     <w:p>
       <w:pPr>
@@ -9709,7 +9854,7 @@
                 <w:szCs w:val="26"/>
               </w:rPr>
             </w:pPr>
-            <w:bookmarkStart w:id="16" w:name="_Toc449165186"/>
+            <w:bookmarkStart w:id="17" w:name="_Toc449165186"/>
             <w:r>
               <w:rPr>
                 <w:b/>
@@ -9719,7 +9864,7 @@
               </w:rPr>
               <w:t>Tên và mô tả</w:t>
             </w:r>
-            <w:bookmarkEnd w:id="16"/>
+            <w:bookmarkEnd w:id="17"/>
           </w:p>
         </w:tc>
         <w:tc>
@@ -9738,7 +9883,7 @@
                 <w:szCs w:val="26"/>
               </w:rPr>
             </w:pPr>
-            <w:bookmarkStart w:id="17" w:name="_Toc449165187"/>
+            <w:bookmarkStart w:id="18" w:name="_Toc449165187"/>
             <w:r>
               <w:rPr>
                 <w:b/>
@@ -9748,7 +9893,7 @@
               </w:rPr>
               <w:t>Mã và đặt tên</w:t>
             </w:r>
-            <w:bookmarkEnd w:id="17"/>
+            <w:bookmarkEnd w:id="18"/>
           </w:p>
         </w:tc>
         <w:tc>
@@ -9767,7 +9912,7 @@
                 <w:szCs w:val="26"/>
               </w:rPr>
             </w:pPr>
-            <w:bookmarkStart w:id="18" w:name="_Toc449165188"/>
+            <w:bookmarkStart w:id="19" w:name="_Toc449165188"/>
             <w:r>
               <w:rPr>
                 <w:b/>
@@ -9777,7 +9922,7 @@
               </w:rPr>
               <w:t>In</w:t>
             </w:r>
-            <w:bookmarkEnd w:id="18"/>
+            <w:bookmarkEnd w:id="19"/>
           </w:p>
         </w:tc>
       </w:tr>
@@ -9994,7 +10139,7 @@
           <w:szCs w:val="26"/>
         </w:rPr>
       </w:pPr>
-      <w:bookmarkStart w:id="19" w:name="_Toc224506848"/>
+      <w:bookmarkStart w:id="20" w:name="_Toc224506848"/>
       <w:r>
         <w:rPr>
           <w:rFonts w:ascii="Times New Roman" w:hAnsi="Times New Roman" w:cs="Times New Roman"/>
@@ -10004,7 +10149,7 @@
         </w:rPr>
         <w:t>Tài liệu lịch sử</w:t>
       </w:r>
-      <w:bookmarkEnd w:id="19"/>
+      <w:bookmarkEnd w:id="20"/>
     </w:p>
     <w:p>
       <w:pPr>
@@ -10088,7 +10233,7 @@
                 <w:szCs w:val="26"/>
               </w:rPr>
             </w:pPr>
-            <w:bookmarkStart w:id="20" w:name="_Toc449165191"/>
+            <w:bookmarkStart w:id="21" w:name="_Toc449165191"/>
             <w:r>
               <w:rPr>
                 <w:b/>
@@ -10098,7 +10243,7 @@
               </w:rPr>
               <w:t>Tên và mô tả</w:t>
             </w:r>
-            <w:bookmarkEnd w:id="20"/>
+            <w:bookmarkEnd w:id="21"/>
           </w:p>
         </w:tc>
         <w:tc>
@@ -10117,7 +10262,7 @@
                 <w:szCs w:val="26"/>
               </w:rPr>
             </w:pPr>
-            <w:bookmarkStart w:id="21" w:name="_Toc449165192"/>
+            <w:bookmarkStart w:id="22" w:name="_Toc449165192"/>
             <w:r>
               <w:rPr>
                 <w:b/>
@@ -10127,7 +10272,7 @@
               </w:rPr>
               <w:t>Mã và đặt tên</w:t>
             </w:r>
-            <w:bookmarkEnd w:id="21"/>
+            <w:bookmarkEnd w:id="22"/>
           </w:p>
         </w:tc>
         <w:tc>
@@ -10146,7 +10291,7 @@
                 <w:szCs w:val="26"/>
               </w:rPr>
             </w:pPr>
-            <w:bookmarkStart w:id="22" w:name="_Toc449165193"/>
+            <w:bookmarkStart w:id="23" w:name="_Toc449165193"/>
             <w:r>
               <w:rPr>
                 <w:b/>
@@ -10156,7 +10301,7 @@
               </w:rPr>
               <w:t>In</w:t>
             </w:r>
-            <w:bookmarkEnd w:id="22"/>
+            <w:bookmarkEnd w:id="23"/>
           </w:p>
         </w:tc>
       </w:tr>
@@ -10241,23 +10386,13 @@
     </w:tbl>
     <w:p>
       <w:pPr>
-        <w:spacing w:line="360" w:lineRule="auto"/>
-        <w:rPr>
-          <w:rFonts w:ascii="Times New Roman" w:hAnsi="Times New Roman" w:cs="Times New Roman"/>
-          <w:b/>
-          <w:sz w:val="26"/>
-          <w:szCs w:val="26"/>
-        </w:rPr>
-      </w:pPr>
-    </w:p>
-    <w:p>
-      <w:pPr>
         <w:pStyle w:val="ListParagraph"/>
         <w:numPr>
           <w:ilvl w:val="1"/>
           <w:numId w:val="33"/>
         </w:numPr>
-        <w:spacing w:after="0" w:line="360" w:lineRule="auto"/>
+        <w:spacing w:before="120" w:after="0" w:line="360" w:lineRule="auto"/>
+        <w:ind w:left="788" w:hanging="431"/>
         <w:outlineLvl w:val="1"/>
         <w:rPr>
           <w:rFonts w:ascii="Times New Roman" w:hAnsi="Times New Roman" w:cs="Times New Roman"/>
@@ -10266,7 +10401,7 @@
           <w:szCs w:val="26"/>
         </w:rPr>
       </w:pPr>
-      <w:bookmarkStart w:id="23" w:name="_Toc224506849"/>
+      <w:bookmarkStart w:id="24" w:name="_Toc224506849"/>
       <w:r>
         <w:rPr>
           <w:rFonts w:ascii="Times New Roman" w:hAnsi="Times New Roman" w:cs="Times New Roman"/>
@@ -10276,7 +10411,7 @@
         </w:rPr>
         <w:t>Trình bày</w:t>
       </w:r>
-      <w:bookmarkEnd w:id="23"/>
+      <w:bookmarkEnd w:id="24"/>
     </w:p>
     <w:p>
       <w:pPr>
@@ -10359,7 +10494,7 @@
                 <w:szCs w:val="26"/>
               </w:rPr>
             </w:pPr>
-            <w:bookmarkStart w:id="24" w:name="_Toc449165196"/>
+            <w:bookmarkStart w:id="25" w:name="_Toc449165196"/>
             <w:r>
               <w:rPr>
                 <w:b/>
@@ -10369,7 +10504,7 @@
               </w:rPr>
               <w:t>Tên và mô tả tài liệu của</w:t>
             </w:r>
-            <w:bookmarkEnd w:id="24"/>
+            <w:bookmarkEnd w:id="25"/>
           </w:p>
         </w:tc>
         <w:tc>
@@ -10388,7 +10523,7 @@
                 <w:szCs w:val="26"/>
               </w:rPr>
             </w:pPr>
-            <w:bookmarkStart w:id="25" w:name="_Toc449165197"/>
+            <w:bookmarkStart w:id="26" w:name="_Toc449165197"/>
             <w:r>
               <w:rPr>
                 <w:b/>
@@ -10398,7 +10533,7 @@
               </w:rPr>
               <w:t>Mã và đặt tên</w:t>
             </w:r>
-            <w:bookmarkEnd w:id="25"/>
+            <w:bookmarkEnd w:id="26"/>
           </w:p>
         </w:tc>
         <w:tc>
@@ -10417,7 +10552,7 @@
                 <w:szCs w:val="26"/>
               </w:rPr>
             </w:pPr>
-            <w:bookmarkStart w:id="26" w:name="_Toc449165198"/>
+            <w:bookmarkStart w:id="27" w:name="_Toc449165198"/>
             <w:r>
               <w:rPr>
                 <w:b/>
@@ -10427,7 +10562,7 @@
               </w:rPr>
               <w:t>In</w:t>
             </w:r>
-            <w:bookmarkEnd w:id="26"/>
+            <w:bookmarkEnd w:id="27"/>
           </w:p>
         </w:tc>
       </w:tr>
@@ -10477,7 +10612,17 @@
                 <w:szCs w:val="26"/>
                 <w:u w:val="single"/>
               </w:rPr>
-              <w:t>Silde Trình bày:</w:t>
+              <w:t>Slid</w:t>
+            </w:r>
+            <w:r>
+              <w:rPr>
+                <w:b/>
+                <w:bCs/>
+                <w:sz w:val="26"/>
+                <w:szCs w:val="26"/>
+                <w:u w:val="single"/>
+              </w:rPr>
+              <w:t>e Trình bày:</w:t>
             </w:r>
             <w:r>
               <w:rPr>
@@ -10540,7 +10685,7 @@
       </w:pPr>
     </w:p>
     <w:sectPr>
-      <w:footerReference w:type="default" r:id="rId22"/>
+      <w:footerReference w:type="default" r:id="rId19"/>
       <w:pgSz w:w="11906" w:h="16838" w:code="9"/>
       <w:pgMar w:top="1134" w:right="1134" w:bottom="1134" w:left="1418" w:header="720" w:footer="720" w:gutter="0"/>
       <w:cols w:space="720"/>
@@ -10551,7 +10696,7 @@
 </file>
 
 <file path=word/endnotes.xml><?xml version="1.0" encoding="utf-8"?>
-<w:endnotes xmlns:wpc="http://schemas.microsoft.com/office/word/2010/wordprocessingCanvas" xmlns:cx="http://schemas.microsoft.com/office/drawing/2014/chartex" xmlns:mc="http://schemas.openxmlformats.org/markup-compatibility/2006" xmlns:o="urn:schemas-microsoft-com:office:office" xmlns:r="http://schemas.openxmlformats.org/officeDocument/2006/relationships" xmlns:m="http://schemas.openxmlformats.org/officeDocument/2006/math" xmlns:v="urn:schemas-microsoft-com:vml" xmlns:wp14="http://schemas.microsoft.com/office/word/2010/wordprocessingDrawing" xmlns:wp="http://schemas.openxmlformats.org/drawingml/2006/wordprocessingDrawing" xmlns:w10="urn:schemas-microsoft-com:office:word" xmlns:w="http://schemas.openxmlformats.org/wordprocessingml/2006/main" xmlns:w14="http://schemas.microsoft.com/office/word/2010/wordml" xmlns:w15="http://schemas.microsoft.com/office/word/2012/wordml" xmlns:w16se="http://schemas.microsoft.com/office/word/2015/wordml/symex" xmlns:wpg="http://schemas.microsoft.com/office/word/2010/wordprocessingGroup" xmlns:wpi="http://schemas.microsoft.com/office/word/2010/wordprocessingInk" xmlns:wne="http://schemas.microsoft.com/office/word/2006/wordml" xmlns:wps="http://schemas.microsoft.com/office/word/2010/wordprocessingShape" mc:Ignorable="w14 w15 w16se wp14">
+<w:endnotes xmlns:wpc="http://schemas.microsoft.com/office/word/2010/wordprocessingCanvas" xmlns:mc="http://schemas.openxmlformats.org/markup-compatibility/2006" xmlns:o="urn:schemas-microsoft-com:office:office" xmlns:r="http://schemas.openxmlformats.org/officeDocument/2006/relationships" xmlns:m="http://schemas.openxmlformats.org/officeDocument/2006/math" xmlns:v="urn:schemas-microsoft-com:vml" xmlns:wp14="http://schemas.microsoft.com/office/word/2010/wordprocessingDrawing" xmlns:wp="http://schemas.openxmlformats.org/drawingml/2006/wordprocessingDrawing" xmlns:w10="urn:schemas-microsoft-com:office:word" xmlns:w="http://schemas.openxmlformats.org/wordprocessingml/2006/main" xmlns:w14="http://schemas.microsoft.com/office/word/2010/wordml" xmlns:wpg="http://schemas.microsoft.com/office/word/2010/wordprocessingGroup" xmlns:wpi="http://schemas.microsoft.com/office/word/2010/wordprocessingInk" xmlns:wne="http://schemas.microsoft.com/office/word/2006/wordml" xmlns:wps="http://schemas.microsoft.com/office/word/2010/wordprocessingShape" mc:Ignorable="w14 wp14">
   <w:endnote w:type="separator" w:id="-1">
     <w:p>
       <w:r>
@@ -10570,17 +10715,7 @@
 </file>
 
 <file path=word/footer1.xml><?xml version="1.0" encoding="utf-8"?>
-<w:ftr xmlns:wpc="http://schemas.microsoft.com/office/word/2010/wordprocessingCanvas" xmlns:cx="http://schemas.microsoft.com/office/drawing/2014/chartex" xmlns:mc="http://schemas.openxmlformats.org/markup-compatibility/2006" xmlns:o="urn:schemas-microsoft-com:office:office" xmlns:r="http://schemas.openxmlformats.org/officeDocument/2006/relationships" xmlns:m="http://schemas.openxmlformats.org/officeDocument/2006/math" xmlns:v="urn:schemas-microsoft-com:vml" xmlns:wp14="http://schemas.microsoft.com/office/word/2010/wordprocessingDrawing" xmlns:wp="http://schemas.openxmlformats.org/drawingml/2006/wordprocessingDrawing" xmlns:w10="urn:schemas-microsoft-com:office:word" xmlns:w="http://schemas.openxmlformats.org/wordprocessingml/2006/main" xmlns:w14="http://schemas.microsoft.com/office/word/2010/wordml" xmlns:w15="http://schemas.microsoft.com/office/word/2012/wordml" xmlns:w16se="http://schemas.microsoft.com/office/word/2015/wordml/symex" xmlns:wpg="http://schemas.microsoft.com/office/word/2010/wordprocessingGroup" xmlns:wpi="http://schemas.microsoft.com/office/word/2010/wordprocessingInk" xmlns:wne="http://schemas.microsoft.com/office/word/2006/wordml" xmlns:wps="http://schemas.microsoft.com/office/word/2010/wordprocessingShape" mc:Ignorable="w14 w15 w16se wp14">
-  <w:p>
-    <w:pPr>
-      <w:pStyle w:val="Footer"/>
-    </w:pPr>
-  </w:p>
-</w:ftr>
-</file>
-
-<file path=word/footer2.xml><?xml version="1.0" encoding="utf-8"?>
-<w:ftr xmlns:wpc="http://schemas.microsoft.com/office/word/2010/wordprocessingCanvas" xmlns:cx="http://schemas.microsoft.com/office/drawing/2014/chartex" xmlns:mc="http://schemas.openxmlformats.org/markup-compatibility/2006" xmlns:o="urn:schemas-microsoft-com:office:office" xmlns:r="http://schemas.openxmlformats.org/officeDocument/2006/relationships" xmlns:m="http://schemas.openxmlformats.org/officeDocument/2006/math" xmlns:v="urn:schemas-microsoft-com:vml" xmlns:wp14="http://schemas.microsoft.com/office/word/2010/wordprocessingDrawing" xmlns:wp="http://schemas.openxmlformats.org/drawingml/2006/wordprocessingDrawing" xmlns:w10="urn:schemas-microsoft-com:office:word" xmlns:w="http://schemas.openxmlformats.org/wordprocessingml/2006/main" xmlns:w14="http://schemas.microsoft.com/office/word/2010/wordml" xmlns:w15="http://schemas.microsoft.com/office/word/2012/wordml" xmlns:w16se="http://schemas.microsoft.com/office/word/2015/wordml/symex" xmlns:wpg="http://schemas.microsoft.com/office/word/2010/wordprocessingGroup" xmlns:wpi="http://schemas.microsoft.com/office/word/2010/wordprocessingInk" xmlns:wne="http://schemas.microsoft.com/office/word/2006/wordml" xmlns:wps="http://schemas.microsoft.com/office/word/2010/wordprocessingShape" mc:Ignorable="w14 w15 w16se wp14">
+<w:ftr xmlns:wpc="http://schemas.microsoft.com/office/word/2010/wordprocessingCanvas" xmlns:mc="http://schemas.openxmlformats.org/markup-compatibility/2006" xmlns:o="urn:schemas-microsoft-com:office:office" xmlns:r="http://schemas.openxmlformats.org/officeDocument/2006/relationships" xmlns:m="http://schemas.openxmlformats.org/officeDocument/2006/math" xmlns:v="urn:schemas-microsoft-com:vml" xmlns:wp14="http://schemas.microsoft.com/office/word/2010/wordprocessingDrawing" xmlns:wp="http://schemas.openxmlformats.org/drawingml/2006/wordprocessingDrawing" xmlns:w10="urn:schemas-microsoft-com:office:word" xmlns:w="http://schemas.openxmlformats.org/wordprocessingml/2006/main" xmlns:w14="http://schemas.microsoft.com/office/word/2010/wordml" xmlns:wpg="http://schemas.microsoft.com/office/word/2010/wordprocessingGroup" xmlns:wpi="http://schemas.microsoft.com/office/word/2010/wordprocessingInk" xmlns:wne="http://schemas.microsoft.com/office/word/2006/wordml" xmlns:wps="http://schemas.microsoft.com/office/word/2010/wordprocessingShape" mc:Ignorable="w14 wp14">
   <w:p>
     <w:pPr>
       <w:pStyle w:val="Footer"/>
@@ -10595,18 +10730,8 @@
 </w:ftr>
 </file>
 
-<file path=word/footer3.xml><?xml version="1.0" encoding="utf-8"?>
-<w:ftr xmlns:wpc="http://schemas.microsoft.com/office/word/2010/wordprocessingCanvas" xmlns:cx="http://schemas.microsoft.com/office/drawing/2014/chartex" xmlns:mc="http://schemas.openxmlformats.org/markup-compatibility/2006" xmlns:o="urn:schemas-microsoft-com:office:office" xmlns:r="http://schemas.openxmlformats.org/officeDocument/2006/relationships" xmlns:m="http://schemas.openxmlformats.org/officeDocument/2006/math" xmlns:v="urn:schemas-microsoft-com:vml" xmlns:wp14="http://schemas.microsoft.com/office/word/2010/wordprocessingDrawing" xmlns:wp="http://schemas.openxmlformats.org/drawingml/2006/wordprocessingDrawing" xmlns:w10="urn:schemas-microsoft-com:office:word" xmlns:w="http://schemas.openxmlformats.org/wordprocessingml/2006/main" xmlns:w14="http://schemas.microsoft.com/office/word/2010/wordml" xmlns:w15="http://schemas.microsoft.com/office/word/2012/wordml" xmlns:w16se="http://schemas.microsoft.com/office/word/2015/wordml/symex" xmlns:wpg="http://schemas.microsoft.com/office/word/2010/wordprocessingGroup" xmlns:wpi="http://schemas.microsoft.com/office/word/2010/wordprocessingInk" xmlns:wne="http://schemas.microsoft.com/office/word/2006/wordml" xmlns:wps="http://schemas.microsoft.com/office/word/2010/wordprocessingShape" mc:Ignorable="w14 w15 w16se wp14">
-  <w:p>
-    <w:pPr>
-      <w:pStyle w:val="Footer"/>
-    </w:pPr>
-  </w:p>
-</w:ftr>
-</file>
-
-<file path=word/footer4.xml><?xml version="1.0" encoding="utf-8"?>
-<w:ftr xmlns:wpc="http://schemas.microsoft.com/office/word/2010/wordprocessingCanvas" xmlns:cx="http://schemas.microsoft.com/office/drawing/2014/chartex" xmlns:mc="http://schemas.openxmlformats.org/markup-compatibility/2006" xmlns:o="urn:schemas-microsoft-com:office:office" xmlns:r="http://schemas.openxmlformats.org/officeDocument/2006/relationships" xmlns:m="http://schemas.openxmlformats.org/officeDocument/2006/math" xmlns:v="urn:schemas-microsoft-com:vml" xmlns:wp14="http://schemas.microsoft.com/office/word/2010/wordprocessingDrawing" xmlns:wp="http://schemas.openxmlformats.org/drawingml/2006/wordprocessingDrawing" xmlns:w10="urn:schemas-microsoft-com:office:word" xmlns:w="http://schemas.openxmlformats.org/wordprocessingml/2006/main" xmlns:w14="http://schemas.microsoft.com/office/word/2010/wordml" xmlns:w15="http://schemas.microsoft.com/office/word/2012/wordml" xmlns:w16se="http://schemas.microsoft.com/office/word/2015/wordml/symex" xmlns:wpg="http://schemas.microsoft.com/office/word/2010/wordprocessingGroup" xmlns:wpi="http://schemas.microsoft.com/office/word/2010/wordprocessingInk" xmlns:wne="http://schemas.microsoft.com/office/word/2006/wordml" xmlns:wps="http://schemas.microsoft.com/office/word/2010/wordprocessingShape" mc:Ignorable="w14 w15 w16se wp14">
+<file path=word/footer2.xml><?xml version="1.0" encoding="utf-8"?>
+<w:ftr xmlns:wpc="http://schemas.microsoft.com/office/word/2010/wordprocessingCanvas" xmlns:mc="http://schemas.openxmlformats.org/markup-compatibility/2006" xmlns:o="urn:schemas-microsoft-com:office:office" xmlns:r="http://schemas.openxmlformats.org/officeDocument/2006/relationships" xmlns:m="http://schemas.openxmlformats.org/officeDocument/2006/math" xmlns:v="urn:schemas-microsoft-com:vml" xmlns:wp14="http://schemas.microsoft.com/office/word/2010/wordprocessingDrawing" xmlns:wp="http://schemas.openxmlformats.org/drawingml/2006/wordprocessingDrawing" xmlns:w10="urn:schemas-microsoft-com:office:word" xmlns:w="http://schemas.openxmlformats.org/wordprocessingml/2006/main" xmlns:w14="http://schemas.microsoft.com/office/word/2010/wordml" xmlns:wpg="http://schemas.microsoft.com/office/word/2010/wordprocessingGroup" xmlns:wpi="http://schemas.microsoft.com/office/word/2010/wordprocessingInk" xmlns:wne="http://schemas.microsoft.com/office/word/2006/wordml" xmlns:wps="http://schemas.microsoft.com/office/word/2010/wordprocessingShape" mc:Ignorable="w14 wp14">
   <w:p>
     <w:pPr>
       <w:pStyle w:val="Footer"/>
@@ -10627,7 +10752,6 @@
         <w:rFonts w:ascii="Times New Roman" w:eastAsiaTheme="majorEastAsia" w:hAnsi="Times New Roman" w:cs="Times New Roman"/>
       </w:rPr>
     </w:pPr>
-    <w:bookmarkStart w:id="27" w:name="_GoBack"/>
     <w:r>
       <w:rPr>
         <w:rFonts w:ascii="Times New Roman" w:eastAsiaTheme="majorEastAsia" w:hAnsi="Times New Roman" w:cs="Times New Roman"/>
@@ -10710,7 +10834,7 @@
         <w:sz w:val="26"/>
         <w:szCs w:val="26"/>
       </w:rPr>
-      <w:t>3</w:t>
+      <w:t>5</w:t>
     </w:r>
     <w:r>
       <w:rPr>
@@ -10722,13 +10846,11 @@
       <w:fldChar w:fldCharType="end"/>
     </w:r>
   </w:p>
-  <w:bookmarkEnd w:id="27"/>
-  <w:p/>
 </w:ftr>
 </file>
 
 <file path=word/footnotes.xml><?xml version="1.0" encoding="utf-8"?>
-<w:footnotes xmlns:wpc="http://schemas.microsoft.com/office/word/2010/wordprocessingCanvas" xmlns:cx="http://schemas.microsoft.com/office/drawing/2014/chartex" xmlns:mc="http://schemas.openxmlformats.org/markup-compatibility/2006" xmlns:o="urn:schemas-microsoft-com:office:office" xmlns:r="http://schemas.openxmlformats.org/officeDocument/2006/relationships" xmlns:m="http://schemas.openxmlformats.org/officeDocument/2006/math" xmlns:v="urn:schemas-microsoft-com:vml" xmlns:wp14="http://schemas.microsoft.com/office/word/2010/wordprocessingDrawing" xmlns:wp="http://schemas.openxmlformats.org/drawingml/2006/wordprocessingDrawing" xmlns:w10="urn:schemas-microsoft-com:office:word" xmlns:w="http://schemas.openxmlformats.org/wordprocessingml/2006/main" xmlns:w14="http://schemas.microsoft.com/office/word/2010/wordml" xmlns:w15="http://schemas.microsoft.com/office/word/2012/wordml" xmlns:w16se="http://schemas.microsoft.com/office/word/2015/wordml/symex" xmlns:wpg="http://schemas.microsoft.com/office/word/2010/wordprocessingGroup" xmlns:wpi="http://schemas.microsoft.com/office/word/2010/wordprocessingInk" xmlns:wne="http://schemas.microsoft.com/office/word/2006/wordml" xmlns:wps="http://schemas.microsoft.com/office/word/2010/wordprocessingShape" mc:Ignorable="w14 w15 w16se wp14">
+<w:footnotes xmlns:wpc="http://schemas.microsoft.com/office/word/2010/wordprocessingCanvas" xmlns:mc="http://schemas.openxmlformats.org/markup-compatibility/2006" xmlns:o="urn:schemas-microsoft-com:office:office" xmlns:r="http://schemas.openxmlformats.org/officeDocument/2006/relationships" xmlns:m="http://schemas.openxmlformats.org/officeDocument/2006/math" xmlns:v="urn:schemas-microsoft-com:vml" xmlns:wp14="http://schemas.microsoft.com/office/word/2010/wordprocessingDrawing" xmlns:wp="http://schemas.openxmlformats.org/drawingml/2006/wordprocessingDrawing" xmlns:w10="urn:schemas-microsoft-com:office:word" xmlns:w="http://schemas.openxmlformats.org/wordprocessingml/2006/main" xmlns:w14="http://schemas.microsoft.com/office/word/2010/wordml" xmlns:wpg="http://schemas.microsoft.com/office/word/2010/wordprocessingGroup" xmlns:wpi="http://schemas.microsoft.com/office/word/2010/wordprocessingInk" xmlns:wne="http://schemas.microsoft.com/office/word/2006/wordml" xmlns:wps="http://schemas.microsoft.com/office/word/2010/wordprocessingShape" mc:Ignorable="w14 wp14">
   <w:footnote w:type="separator" w:id="-1">
     <w:p>
       <w:r>
@@ -10747,17 +10869,7 @@
 </file>
 
 <file path=word/header1.xml><?xml version="1.0" encoding="utf-8"?>
-<w:hdr xmlns:wpc="http://schemas.microsoft.com/office/word/2010/wordprocessingCanvas" xmlns:cx="http://schemas.microsoft.com/office/drawing/2014/chartex" xmlns:mc="http://schemas.openxmlformats.org/markup-compatibility/2006" xmlns:o="urn:schemas-microsoft-com:office:office" xmlns:r="http://schemas.openxmlformats.org/officeDocument/2006/relationships" xmlns:m="http://schemas.openxmlformats.org/officeDocument/2006/math" xmlns:v="urn:schemas-microsoft-com:vml" xmlns:wp14="http://schemas.microsoft.com/office/word/2010/wordprocessingDrawing" xmlns:wp="http://schemas.openxmlformats.org/drawingml/2006/wordprocessingDrawing" xmlns:w10="urn:schemas-microsoft-com:office:word" xmlns:w="http://schemas.openxmlformats.org/wordprocessingml/2006/main" xmlns:w14="http://schemas.microsoft.com/office/word/2010/wordml" xmlns:w15="http://schemas.microsoft.com/office/word/2012/wordml" xmlns:w16se="http://schemas.microsoft.com/office/word/2015/wordml/symex" xmlns:wpg="http://schemas.microsoft.com/office/word/2010/wordprocessingGroup" xmlns:wpi="http://schemas.microsoft.com/office/word/2010/wordprocessingInk" xmlns:wne="http://schemas.microsoft.com/office/word/2006/wordml" xmlns:wps="http://schemas.microsoft.com/office/word/2010/wordprocessingShape" mc:Ignorable="w14 w15 w16se wp14">
-  <w:p>
-    <w:pPr>
-      <w:pStyle w:val="Header"/>
-    </w:pPr>
-  </w:p>
-</w:hdr>
-</file>
-
-<file path=word/header2.xml><?xml version="1.0" encoding="utf-8"?>
-<w:hdr xmlns:wpc="http://schemas.microsoft.com/office/word/2010/wordprocessingCanvas" xmlns:cx="http://schemas.microsoft.com/office/drawing/2014/chartex" xmlns:mc="http://schemas.openxmlformats.org/markup-compatibility/2006" xmlns:o="urn:schemas-microsoft-com:office:office" xmlns:r="http://schemas.openxmlformats.org/officeDocument/2006/relationships" xmlns:m="http://schemas.openxmlformats.org/officeDocument/2006/math" xmlns:v="urn:schemas-microsoft-com:vml" xmlns:wp14="http://schemas.microsoft.com/office/word/2010/wordprocessingDrawing" xmlns:wp="http://schemas.openxmlformats.org/drawingml/2006/wordprocessingDrawing" xmlns:w10="urn:schemas-microsoft-com:office:word" xmlns:w="http://schemas.openxmlformats.org/wordprocessingml/2006/main" xmlns:w14="http://schemas.microsoft.com/office/word/2010/wordml" xmlns:w15="http://schemas.microsoft.com/office/word/2012/wordml" xmlns:w16se="http://schemas.microsoft.com/office/word/2015/wordml/symex" xmlns:wpg="http://schemas.microsoft.com/office/word/2010/wordprocessingGroup" xmlns:wpi="http://schemas.microsoft.com/office/word/2010/wordprocessingInk" xmlns:wne="http://schemas.microsoft.com/office/word/2006/wordml" xmlns:wps="http://schemas.microsoft.com/office/word/2010/wordprocessingShape" mc:Ignorable="w14 w15 w16se wp14">
+<w:hdr xmlns:wpc="http://schemas.microsoft.com/office/word/2010/wordprocessingCanvas" xmlns:mc="http://schemas.openxmlformats.org/markup-compatibility/2006" xmlns:o="urn:schemas-microsoft-com:office:office" xmlns:r="http://schemas.openxmlformats.org/officeDocument/2006/relationships" xmlns:m="http://schemas.openxmlformats.org/officeDocument/2006/math" xmlns:v="urn:schemas-microsoft-com:vml" xmlns:wp14="http://schemas.microsoft.com/office/word/2010/wordprocessingDrawing" xmlns:wp="http://schemas.openxmlformats.org/drawingml/2006/wordprocessingDrawing" xmlns:w10="urn:schemas-microsoft-com:office:word" xmlns:w="http://schemas.openxmlformats.org/wordprocessingml/2006/main" xmlns:w14="http://schemas.microsoft.com/office/word/2010/wordml" xmlns:wpg="http://schemas.microsoft.com/office/word/2010/wordprocessingGroup" xmlns:wpi="http://schemas.microsoft.com/office/word/2010/wordprocessingInk" xmlns:wne="http://schemas.microsoft.com/office/word/2006/wordml" xmlns:wps="http://schemas.microsoft.com/office/word/2010/wordprocessingShape" mc:Ignorable="w14 wp14">
   <w:p>
     <w:pPr>
       <w:pStyle w:val="Header"/>
@@ -10810,19 +10922,9 @@
 </w:hdr>
 </file>
 
-<file path=word/header3.xml><?xml version="1.0" encoding="utf-8"?>
-<w:hdr xmlns:wpc="http://schemas.microsoft.com/office/word/2010/wordprocessingCanvas" xmlns:cx="http://schemas.microsoft.com/office/drawing/2014/chartex" xmlns:mc="http://schemas.openxmlformats.org/markup-compatibility/2006" xmlns:o="urn:schemas-microsoft-com:office:office" xmlns:r="http://schemas.openxmlformats.org/officeDocument/2006/relationships" xmlns:m="http://schemas.openxmlformats.org/officeDocument/2006/math" xmlns:v="urn:schemas-microsoft-com:vml" xmlns:wp14="http://schemas.microsoft.com/office/word/2010/wordprocessingDrawing" xmlns:wp="http://schemas.openxmlformats.org/drawingml/2006/wordprocessingDrawing" xmlns:w10="urn:schemas-microsoft-com:office:word" xmlns:w="http://schemas.openxmlformats.org/wordprocessingml/2006/main" xmlns:w14="http://schemas.microsoft.com/office/word/2010/wordml" xmlns:w15="http://schemas.microsoft.com/office/word/2012/wordml" xmlns:w16se="http://schemas.microsoft.com/office/word/2015/wordml/symex" xmlns:wpg="http://schemas.microsoft.com/office/word/2010/wordprocessingGroup" xmlns:wpi="http://schemas.microsoft.com/office/word/2010/wordprocessingInk" xmlns:wne="http://schemas.microsoft.com/office/word/2006/wordml" xmlns:wps="http://schemas.microsoft.com/office/word/2010/wordprocessingShape" mc:Ignorable="w14 w15 w16se wp14">
-  <w:p>
-    <w:pPr>
-      <w:pStyle w:val="Header"/>
-    </w:pPr>
-  </w:p>
-</w:hdr>
-</file>
-
 <file path=word/numbering.xml><?xml version="1.0" encoding="utf-8"?>
-<w:numbering xmlns:wpc="http://schemas.microsoft.com/office/word/2010/wordprocessingCanvas" xmlns:cx="http://schemas.microsoft.com/office/drawing/2014/chartex" xmlns:mc="http://schemas.openxmlformats.org/markup-compatibility/2006" xmlns:o="urn:schemas-microsoft-com:office:office" xmlns:r="http://schemas.openxmlformats.org/officeDocument/2006/relationships" xmlns:m="http://schemas.openxmlformats.org/officeDocument/2006/math" xmlns:v="urn:schemas-microsoft-com:vml" xmlns:wp14="http://schemas.microsoft.com/office/word/2010/wordprocessingDrawing" xmlns:wp="http://schemas.openxmlformats.org/drawingml/2006/wordprocessingDrawing" xmlns:w10="urn:schemas-microsoft-com:office:word" xmlns:w="http://schemas.openxmlformats.org/wordprocessingml/2006/main" xmlns:w14="http://schemas.microsoft.com/office/word/2010/wordml" xmlns:w15="http://schemas.microsoft.com/office/word/2012/wordml" xmlns:w16se="http://schemas.microsoft.com/office/word/2015/wordml/symex" xmlns:wpg="http://schemas.microsoft.com/office/word/2010/wordprocessingGroup" xmlns:wpi="http://schemas.microsoft.com/office/word/2010/wordprocessingInk" xmlns:wne="http://schemas.microsoft.com/office/word/2006/wordml" xmlns:wps="http://schemas.microsoft.com/office/word/2010/wordprocessingShape" mc:Ignorable="w14 w15 w16se wp14">
-  <w:abstractNum w:abstractNumId="0" w15:restartNumberingAfterBreak="0">
+<w:numbering xmlns:wpc="http://schemas.microsoft.com/office/word/2010/wordprocessingCanvas" xmlns:mc="http://schemas.openxmlformats.org/markup-compatibility/2006" xmlns:o="urn:schemas-microsoft-com:office:office" xmlns:r="http://schemas.openxmlformats.org/officeDocument/2006/relationships" xmlns:m="http://schemas.openxmlformats.org/officeDocument/2006/math" xmlns:v="urn:schemas-microsoft-com:vml" xmlns:wp14="http://schemas.microsoft.com/office/word/2010/wordprocessingDrawing" xmlns:wp="http://schemas.openxmlformats.org/drawingml/2006/wordprocessingDrawing" xmlns:w10="urn:schemas-microsoft-com:office:word" xmlns:w="http://schemas.openxmlformats.org/wordprocessingml/2006/main" xmlns:w14="http://schemas.microsoft.com/office/word/2010/wordml" xmlns:wpg="http://schemas.microsoft.com/office/word/2010/wordprocessingGroup" xmlns:wpi="http://schemas.microsoft.com/office/word/2010/wordprocessingInk" xmlns:wne="http://schemas.microsoft.com/office/word/2006/wordml" xmlns:wps="http://schemas.microsoft.com/office/word/2010/wordprocessingShape" mc:Ignorable="w14 wp14">
+  <w:abstractNum w:abstractNumId="0">
     <w:nsid w:val="03AC7E1F"/>
     <w:multiLevelType w:val="hybridMultilevel"/>
     <w:tmpl w:val="8F088C68"/>
@@ -10935,7 +11037,7 @@
       </w:rPr>
     </w:lvl>
   </w:abstractNum>
-  <w:abstractNum w:abstractNumId="1" w15:restartNumberingAfterBreak="0">
+  <w:abstractNum w:abstractNumId="1">
     <w:nsid w:val="043473D1"/>
     <w:multiLevelType w:val="multilevel"/>
     <w:tmpl w:val="043473D1"/>
@@ -11048,7 +11150,7 @@
       </w:rPr>
     </w:lvl>
   </w:abstractNum>
-  <w:abstractNum w:abstractNumId="2" w15:restartNumberingAfterBreak="0">
+  <w:abstractNum w:abstractNumId="2">
     <w:nsid w:val="05210537"/>
     <w:multiLevelType w:val="multilevel"/>
     <w:tmpl w:val="05210537"/>
@@ -11161,7 +11263,7 @@
       </w:rPr>
     </w:lvl>
   </w:abstractNum>
-  <w:abstractNum w:abstractNumId="3" w15:restartNumberingAfterBreak="0">
+  <w:abstractNum w:abstractNumId="3">
     <w:nsid w:val="070B5097"/>
     <w:multiLevelType w:val="hybridMultilevel"/>
     <w:tmpl w:val="F484FDB6"/>
@@ -11274,7 +11376,7 @@
       </w:rPr>
     </w:lvl>
   </w:abstractNum>
-  <w:abstractNum w:abstractNumId="4" w15:restartNumberingAfterBreak="0">
+  <w:abstractNum w:abstractNumId="4">
     <w:nsid w:val="0B3E77E8"/>
     <w:multiLevelType w:val="hybridMultilevel"/>
     <w:tmpl w:val="A3FCA388"/>
@@ -11387,7 +11489,7 @@
       </w:rPr>
     </w:lvl>
   </w:abstractNum>
-  <w:abstractNum w:abstractNumId="5" w15:restartNumberingAfterBreak="0">
+  <w:abstractNum w:abstractNumId="5">
     <w:nsid w:val="11551890"/>
     <w:multiLevelType w:val="multilevel"/>
     <w:tmpl w:val="11551890"/>
@@ -11527,7 +11629,7 @@
       </w:rPr>
     </w:lvl>
   </w:abstractNum>
-  <w:abstractNum w:abstractNumId="6" w15:restartNumberingAfterBreak="0">
+  <w:abstractNum w:abstractNumId="6">
     <w:nsid w:val="12EA4033"/>
     <w:multiLevelType w:val="multilevel"/>
     <w:tmpl w:val="12EA4033"/>
@@ -11667,7 +11769,7 @@
       </w:rPr>
     </w:lvl>
   </w:abstractNum>
-  <w:abstractNum w:abstractNumId="7" w15:restartNumberingAfterBreak="0">
+  <w:abstractNum w:abstractNumId="7">
     <w:nsid w:val="16F91150"/>
     <w:multiLevelType w:val="multilevel"/>
     <w:tmpl w:val="16F91150"/>
@@ -11807,7 +11909,7 @@
       </w:rPr>
     </w:lvl>
   </w:abstractNum>
-  <w:abstractNum w:abstractNumId="8" w15:restartNumberingAfterBreak="0">
+  <w:abstractNum w:abstractNumId="8">
     <w:nsid w:val="188D123D"/>
     <w:multiLevelType w:val="multilevel"/>
     <w:tmpl w:val="A02AEA12"/>
@@ -11947,7 +12049,7 @@
       </w:rPr>
     </w:lvl>
   </w:abstractNum>
-  <w:abstractNum w:abstractNumId="9" w15:restartNumberingAfterBreak="0">
+  <w:abstractNum w:abstractNumId="9">
     <w:nsid w:val="198E0A6E"/>
     <w:multiLevelType w:val="hybridMultilevel"/>
     <w:tmpl w:val="B338DB92"/>
@@ -12060,7 +12162,7 @@
       </w:rPr>
     </w:lvl>
   </w:abstractNum>
-  <w:abstractNum w:abstractNumId="10" w15:restartNumberingAfterBreak="0">
+  <w:abstractNum w:abstractNumId="10">
     <w:nsid w:val="19940465"/>
     <w:multiLevelType w:val="multilevel"/>
     <w:tmpl w:val="74D46588"/>
@@ -12200,7 +12302,7 @@
       </w:rPr>
     </w:lvl>
   </w:abstractNum>
-  <w:abstractNum w:abstractNumId="11" w15:restartNumberingAfterBreak="0">
+  <w:abstractNum w:abstractNumId="11">
     <w:nsid w:val="1D0B5A03"/>
     <w:multiLevelType w:val="multilevel"/>
     <w:tmpl w:val="1D0B5A03"/>
@@ -12313,7 +12415,7 @@
       </w:rPr>
     </w:lvl>
   </w:abstractNum>
-  <w:abstractNum w:abstractNumId="12" w15:restartNumberingAfterBreak="0">
+  <w:abstractNum w:abstractNumId="12">
     <w:nsid w:val="1D2D7893"/>
     <w:multiLevelType w:val="multilevel"/>
     <w:tmpl w:val="A02AEA12"/>
@@ -12453,7 +12555,7 @@
       </w:rPr>
     </w:lvl>
   </w:abstractNum>
-  <w:abstractNum w:abstractNumId="13" w15:restartNumberingAfterBreak="0">
+  <w:abstractNum w:abstractNumId="13">
     <w:nsid w:val="31066239"/>
     <w:multiLevelType w:val="multilevel"/>
     <w:tmpl w:val="C41E266A"/>
@@ -12593,7 +12695,7 @@
       </w:rPr>
     </w:lvl>
   </w:abstractNum>
-  <w:abstractNum w:abstractNumId="14" w15:restartNumberingAfterBreak="0">
+  <w:abstractNum w:abstractNumId="14">
     <w:nsid w:val="34D3448B"/>
     <w:multiLevelType w:val="multilevel"/>
     <w:tmpl w:val="0409001F"/>
@@ -12679,7 +12781,7 @@
       </w:pPr>
     </w:lvl>
   </w:abstractNum>
-  <w:abstractNum w:abstractNumId="15" w15:restartNumberingAfterBreak="0">
+  <w:abstractNum w:abstractNumId="15">
     <w:nsid w:val="36E102A4"/>
     <w:multiLevelType w:val="hybridMultilevel"/>
     <w:tmpl w:val="0E065E2E"/>
@@ -12792,7 +12894,7 @@
       </w:rPr>
     </w:lvl>
   </w:abstractNum>
-  <w:abstractNum w:abstractNumId="16" w15:restartNumberingAfterBreak="0">
+  <w:abstractNum w:abstractNumId="16">
     <w:nsid w:val="3E272384"/>
     <w:multiLevelType w:val="multilevel"/>
     <w:tmpl w:val="3E272384"/>
@@ -12904,7 +13006,7 @@
       </w:rPr>
     </w:lvl>
   </w:abstractNum>
-  <w:abstractNum w:abstractNumId="17" w15:restartNumberingAfterBreak="0">
+  <w:abstractNum w:abstractNumId="17">
     <w:nsid w:val="46A858AF"/>
     <w:multiLevelType w:val="hybridMultilevel"/>
     <w:tmpl w:val="D7AA3B6C"/>
@@ -13017,7 +13119,7 @@
       </w:rPr>
     </w:lvl>
   </w:abstractNum>
-  <w:abstractNum w:abstractNumId="18" w15:restartNumberingAfterBreak="0">
+  <w:abstractNum w:abstractNumId="18">
     <w:nsid w:val="46F74639"/>
     <w:multiLevelType w:val="multilevel"/>
     <w:tmpl w:val="8A1001CC"/>
@@ -13157,7 +13259,7 @@
       </w:rPr>
     </w:lvl>
   </w:abstractNum>
-  <w:abstractNum w:abstractNumId="19" w15:restartNumberingAfterBreak="0">
+  <w:abstractNum w:abstractNumId="19">
     <w:nsid w:val="4B024EAF"/>
     <w:multiLevelType w:val="multilevel"/>
     <w:tmpl w:val="A2CCF69C"/>
@@ -13297,7 +13399,7 @@
       </w:rPr>
     </w:lvl>
   </w:abstractNum>
-  <w:abstractNum w:abstractNumId="20" w15:restartNumberingAfterBreak="0">
+  <w:abstractNum w:abstractNumId="20">
     <w:nsid w:val="4BC878B5"/>
     <w:multiLevelType w:val="multilevel"/>
     <w:tmpl w:val="4BC878B5"/>
@@ -13410,7 +13512,7 @@
       </w:rPr>
     </w:lvl>
   </w:abstractNum>
-  <w:abstractNum w:abstractNumId="21" w15:restartNumberingAfterBreak="0">
+  <w:abstractNum w:abstractNumId="21">
     <w:nsid w:val="4C6F7989"/>
     <w:multiLevelType w:val="hybridMultilevel"/>
     <w:tmpl w:val="AD089BF6"/>
@@ -13522,7 +13624,7 @@
       </w:rPr>
     </w:lvl>
   </w:abstractNum>
-  <w:abstractNum w:abstractNumId="22" w15:restartNumberingAfterBreak="0">
+  <w:abstractNum w:abstractNumId="22">
     <w:nsid w:val="4CC722D6"/>
     <w:multiLevelType w:val="multilevel"/>
     <w:tmpl w:val="8A1001CC"/>
@@ -13662,7 +13764,7 @@
       </w:rPr>
     </w:lvl>
   </w:abstractNum>
-  <w:abstractNum w:abstractNumId="23" w15:restartNumberingAfterBreak="0">
+  <w:abstractNum w:abstractNumId="23">
     <w:nsid w:val="4D5E65CC"/>
     <w:multiLevelType w:val="hybridMultilevel"/>
     <w:tmpl w:val="088AF390"/>
@@ -13775,7 +13877,7 @@
       </w:rPr>
     </w:lvl>
   </w:abstractNum>
-  <w:abstractNum w:abstractNumId="24" w15:restartNumberingAfterBreak="0">
+  <w:abstractNum w:abstractNumId="24">
     <w:nsid w:val="53C31C31"/>
     <w:multiLevelType w:val="multilevel"/>
     <w:tmpl w:val="55F8643E"/>
@@ -13915,7 +14017,7 @@
       </w:rPr>
     </w:lvl>
   </w:abstractNum>
-  <w:abstractNum w:abstractNumId="25" w15:restartNumberingAfterBreak="0">
+  <w:abstractNum w:abstractNumId="25">
     <w:nsid w:val="60753E21"/>
     <w:multiLevelType w:val="multilevel"/>
     <w:tmpl w:val="A02AEA12"/>
@@ -14055,7 +14157,7 @@
       </w:rPr>
     </w:lvl>
   </w:abstractNum>
-  <w:abstractNum w:abstractNumId="26" w15:restartNumberingAfterBreak="0">
+  <w:abstractNum w:abstractNumId="26">
     <w:nsid w:val="612752FA"/>
     <w:multiLevelType w:val="multilevel"/>
     <w:tmpl w:val="612752FA"/>
@@ -14149,7 +14251,7 @@
       </w:pPr>
     </w:lvl>
   </w:abstractNum>
-  <w:abstractNum w:abstractNumId="27" w15:restartNumberingAfterBreak="0">
+  <w:abstractNum w:abstractNumId="27">
     <w:nsid w:val="65775B96"/>
     <w:multiLevelType w:val="multilevel"/>
     <w:tmpl w:val="A02AEA12"/>
@@ -14289,7 +14391,7 @@
       </w:rPr>
     </w:lvl>
   </w:abstractNum>
-  <w:abstractNum w:abstractNumId="28" w15:restartNumberingAfterBreak="0">
+  <w:abstractNum w:abstractNumId="28">
     <w:nsid w:val="6B64182D"/>
     <w:multiLevelType w:val="multilevel"/>
     <w:tmpl w:val="A02AEA12"/>
@@ -14429,7 +14531,7 @@
       </w:rPr>
     </w:lvl>
   </w:abstractNum>
-  <w:abstractNum w:abstractNumId="29" w15:restartNumberingAfterBreak="0">
+  <w:abstractNum w:abstractNumId="29">
     <w:nsid w:val="6DC31E06"/>
     <w:multiLevelType w:val="multilevel"/>
     <w:tmpl w:val="6DC31E06"/>
@@ -14518,7 +14620,7 @@
       </w:pPr>
     </w:lvl>
   </w:abstractNum>
-  <w:abstractNum w:abstractNumId="30" w15:restartNumberingAfterBreak="0">
+  <w:abstractNum w:abstractNumId="30">
     <w:nsid w:val="6F707DD7"/>
     <w:multiLevelType w:val="hybridMultilevel"/>
     <w:tmpl w:val="95A8BA3A"/>
@@ -14631,7 +14733,7 @@
       </w:rPr>
     </w:lvl>
   </w:abstractNum>
-  <w:abstractNum w:abstractNumId="31" w15:restartNumberingAfterBreak="0">
+  <w:abstractNum w:abstractNumId="31">
     <w:nsid w:val="711D3D6F"/>
     <w:multiLevelType w:val="hybridMultilevel"/>
     <w:tmpl w:val="1AACA0F2"/>
@@ -14744,7 +14846,7 @@
       </w:rPr>
     </w:lvl>
   </w:abstractNum>
-  <w:abstractNum w:abstractNumId="32" w15:restartNumberingAfterBreak="0">
+  <w:abstractNum w:abstractNumId="32">
     <w:nsid w:val="7C1A4303"/>
     <w:multiLevelType w:val="multilevel"/>
     <w:tmpl w:val="A02AEA12"/>
@@ -14884,7 +14986,7 @@
       </w:rPr>
     </w:lvl>
   </w:abstractNum>
-  <w:abstractNum w:abstractNumId="33" w15:restartNumberingAfterBreak="0">
+  <w:abstractNum w:abstractNumId="33">
     <w:nsid w:val="7D6554F0"/>
     <w:multiLevelType w:val="multilevel"/>
     <w:tmpl w:val="7D6554F0"/>
@@ -15033,7 +15135,7 @@
       </w:rPr>
     </w:lvl>
   </w:abstractNum>
-  <w:abstractNum w:abstractNumId="34" w15:restartNumberingAfterBreak="0">
+  <w:abstractNum w:abstractNumId="34">
     <w:nsid w:val="7E8176DE"/>
     <w:multiLevelType w:val="hybridMultilevel"/>
     <w:tmpl w:val="CD06E966"/>
@@ -15255,7 +15357,7 @@
 </file>
 
 <file path=word/styles.xml><?xml version="1.0" encoding="utf-8"?>
-<w:styles xmlns:mc="http://schemas.openxmlformats.org/markup-compatibility/2006" xmlns:r="http://schemas.openxmlformats.org/officeDocument/2006/relationships" xmlns:w="http://schemas.openxmlformats.org/wordprocessingml/2006/main" xmlns:w14="http://schemas.microsoft.com/office/word/2010/wordml" xmlns:w15="http://schemas.microsoft.com/office/word/2012/wordml" xmlns:w16se="http://schemas.microsoft.com/office/word/2015/wordml/symex" mc:Ignorable="w14 w15 w16se">
+<w:styles xmlns:mc="http://schemas.openxmlformats.org/markup-compatibility/2006" xmlns:r="http://schemas.openxmlformats.org/officeDocument/2006/relationships" xmlns:w="http://schemas.openxmlformats.org/wordprocessingml/2006/main" xmlns:w14="http://schemas.microsoft.com/office/word/2010/wordml" mc:Ignorable="w14">
   <w:docDefaults>
     <w:rPrDefault>
       <w:rPr>
@@ -15265,375 +15367,149 @@
     </w:rPrDefault>
     <w:pPrDefault/>
   </w:docDefaults>
-  <w:latentStyles w:defLockedState="0" w:defUIPriority="99" w:defSemiHidden="0" w:defUnhideWhenUsed="0" w:defQFormat="0" w:count="371">
-    <w:lsdException w:name="Normal" w:uiPriority="0" w:qFormat="1"/>
-    <w:lsdException w:name="heading 1" w:uiPriority="9" w:qFormat="1"/>
-    <w:lsdException w:name="heading 2" w:uiPriority="9" w:unhideWhenUsed="1" w:qFormat="1"/>
-    <w:lsdException w:name="heading 3" w:uiPriority="9" w:unhideWhenUsed="1" w:qFormat="1"/>
-    <w:lsdException w:name="heading 4" w:uiPriority="9" w:qFormat="1"/>
-    <w:lsdException w:name="heading 5" w:semiHidden="1" w:uiPriority="9" w:unhideWhenUsed="1" w:qFormat="1"/>
-    <w:lsdException w:name="heading 6" w:uiPriority="0" w:qFormat="1"/>
-    <w:lsdException w:name="heading 7" w:semiHidden="1" w:uiPriority="9" w:unhideWhenUsed="1" w:qFormat="1"/>
-    <w:lsdException w:name="heading 8" w:semiHidden="1" w:uiPriority="9" w:unhideWhenUsed="1" w:qFormat="1"/>
-    <w:lsdException w:name="heading 9" w:semiHidden="1" w:uiPriority="9" w:unhideWhenUsed="1" w:qFormat="1"/>
-    <w:lsdException w:name="index 1" w:semiHidden="1" w:unhideWhenUsed="1"/>
-    <w:lsdException w:name="index 2" w:semiHidden="1" w:unhideWhenUsed="1"/>
-    <w:lsdException w:name="index 3" w:semiHidden="1" w:unhideWhenUsed="1"/>
-    <w:lsdException w:name="index 4" w:semiHidden="1" w:unhideWhenUsed="1"/>
-    <w:lsdException w:name="index 5" w:semiHidden="1" w:unhideWhenUsed="1"/>
-    <w:lsdException w:name="index 6" w:semiHidden="1" w:unhideWhenUsed="1"/>
-    <w:lsdException w:name="index 7" w:semiHidden="1" w:unhideWhenUsed="1"/>
-    <w:lsdException w:name="index 8" w:semiHidden="1" w:unhideWhenUsed="1"/>
-    <w:lsdException w:name="index 9" w:semiHidden="1" w:unhideWhenUsed="1"/>
-    <w:lsdException w:name="toc 1" w:uiPriority="39" w:unhideWhenUsed="1" w:qFormat="1"/>
-    <w:lsdException w:name="toc 2" w:uiPriority="39" w:unhideWhenUsed="1" w:qFormat="1"/>
-    <w:lsdException w:name="toc 3" w:uiPriority="39" w:unhideWhenUsed="1" w:qFormat="1"/>
-    <w:lsdException w:name="toc 4" w:semiHidden="1" w:uiPriority="39" w:unhideWhenUsed="1"/>
-    <w:lsdException w:name="toc 5" w:semiHidden="1" w:uiPriority="39" w:unhideWhenUsed="1"/>
-    <w:lsdException w:name="toc 6" w:semiHidden="1" w:uiPriority="39" w:unhideWhenUsed="1"/>
-    <w:lsdException w:name="toc 7" w:semiHidden="1" w:uiPriority="39" w:unhideWhenUsed="1"/>
-    <w:lsdException w:name="toc 8" w:semiHidden="1" w:uiPriority="39" w:unhideWhenUsed="1"/>
-    <w:lsdException w:name="toc 9" w:semiHidden="1" w:uiPriority="39" w:unhideWhenUsed="1"/>
-    <w:lsdException w:name="Normal Indent" w:semiHidden="1" w:unhideWhenUsed="1"/>
-    <w:lsdException w:name="footnote text" w:semiHidden="1" w:unhideWhenUsed="1"/>
-    <w:lsdException w:name="annotation text" w:semiHidden="1" w:unhideWhenUsed="1"/>
-    <w:lsdException w:name="header" w:unhideWhenUsed="1" w:qFormat="1"/>
-    <w:lsdException w:name="footer" w:unhideWhenUsed="1" w:qFormat="1"/>
-    <w:lsdException w:name="index heading" w:semiHidden="1" w:unhideWhenUsed="1"/>
-    <w:lsdException w:name="caption" w:semiHidden="1" w:uiPriority="35" w:unhideWhenUsed="1" w:qFormat="1"/>
-    <w:lsdException w:name="table of figures" w:semiHidden="1" w:unhideWhenUsed="1"/>
-    <w:lsdException w:name="envelope address" w:semiHidden="1" w:unhideWhenUsed="1"/>
-    <w:lsdException w:name="envelope return" w:semiHidden="1" w:unhideWhenUsed="1"/>
-    <w:lsdException w:name="footnote reference" w:semiHidden="1" w:unhideWhenUsed="1"/>
-    <w:lsdException w:name="annotation reference" w:semiHidden="1" w:unhideWhenUsed="1"/>
-    <w:lsdException w:name="line number" w:semiHidden="1" w:unhideWhenUsed="1"/>
-    <w:lsdException w:name="page number" w:semiHidden="1" w:unhideWhenUsed="1"/>
-    <w:lsdException w:name="endnote reference" w:semiHidden="1" w:unhideWhenUsed="1"/>
-    <w:lsdException w:name="endnote text" w:semiHidden="1" w:unhideWhenUsed="1"/>
-    <w:lsdException w:name="table of authorities" w:semiHidden="1" w:unhideWhenUsed="1"/>
-    <w:lsdException w:name="macro" w:semiHidden="1" w:unhideWhenUsed="1"/>
-    <w:lsdException w:name="toa heading" w:semiHidden="1" w:unhideWhenUsed="1"/>
-    <w:lsdException w:name="List" w:semiHidden="1" w:unhideWhenUsed="1"/>
-    <w:lsdException w:name="List Bullet" w:semiHidden="1" w:unhideWhenUsed="1"/>
-    <w:lsdException w:name="List Number" w:semiHidden="1" w:unhideWhenUsed="1"/>
-    <w:lsdException w:name="List 2" w:semiHidden="1" w:unhideWhenUsed="1"/>
-    <w:lsdException w:name="List 3" w:semiHidden="1" w:unhideWhenUsed="1"/>
-    <w:lsdException w:name="List 4" w:semiHidden="1" w:unhideWhenUsed="1"/>
-    <w:lsdException w:name="List 5" w:semiHidden="1" w:unhideWhenUsed="1"/>
-    <w:lsdException w:name="List Bullet 2" w:semiHidden="1" w:unhideWhenUsed="1"/>
-    <w:lsdException w:name="List Bullet 3" w:semiHidden="1" w:unhideWhenUsed="1"/>
-    <w:lsdException w:name="List Bullet 4" w:semiHidden="1" w:unhideWhenUsed="1"/>
-    <w:lsdException w:name="List Bullet 5" w:semiHidden="1" w:unhideWhenUsed="1"/>
-    <w:lsdException w:name="List Number 2" w:semiHidden="1" w:unhideWhenUsed="1"/>
-    <w:lsdException w:name="List Number 3" w:semiHidden="1" w:unhideWhenUsed="1"/>
-    <w:lsdException w:name="List Number 4" w:semiHidden="1" w:unhideWhenUsed="1"/>
-    <w:lsdException w:name="List Number 5" w:semiHidden="1" w:unhideWhenUsed="1"/>
-    <w:lsdException w:name="Title" w:uiPriority="10" w:qFormat="1"/>
-    <w:lsdException w:name="Closing" w:semiHidden="1" w:unhideWhenUsed="1"/>
-    <w:lsdException w:name="Signature" w:semiHidden="1" w:unhideWhenUsed="1"/>
-    <w:lsdException w:name="Default Paragraph Font" w:semiHidden="1" w:uiPriority="1" w:unhideWhenUsed="1" w:qFormat="1"/>
-    <w:lsdException w:name="Body Text" w:semiHidden="1" w:unhideWhenUsed="1"/>
-    <w:lsdException w:name="Body Text Indent" w:semiHidden="1" w:unhideWhenUsed="1"/>
-    <w:lsdException w:name="List Continue" w:semiHidden="1" w:unhideWhenUsed="1"/>
-    <w:lsdException w:name="List Continue 2" w:semiHidden="1" w:unhideWhenUsed="1"/>
-    <w:lsdException w:name="List Continue 3" w:semiHidden="1" w:unhideWhenUsed="1"/>
-    <w:lsdException w:name="List Continue 4" w:semiHidden="1" w:unhideWhenUsed="1"/>
-    <w:lsdException w:name="List Continue 5" w:semiHidden="1" w:unhideWhenUsed="1"/>
-    <w:lsdException w:name="Message Header" w:semiHidden="1" w:unhideWhenUsed="1"/>
-    <w:lsdException w:name="Subtitle" w:uiPriority="11" w:qFormat="1"/>
-    <w:lsdException w:name="Salutation" w:semiHidden="1" w:unhideWhenUsed="1"/>
-    <w:lsdException w:name="Date" w:semiHidden="1" w:unhideWhenUsed="1"/>
-    <w:lsdException w:name="Body Text First Indent" w:semiHidden="1" w:unhideWhenUsed="1"/>
-    <w:lsdException w:name="Body Text First Indent 2" w:semiHidden="1" w:unhideWhenUsed="1"/>
-    <w:lsdException w:name="Note Heading" w:semiHidden="1" w:unhideWhenUsed="1"/>
-    <w:lsdException w:name="Body Text 2" w:semiHidden="1" w:unhideWhenUsed="1"/>
-    <w:lsdException w:name="Body Text 3" w:semiHidden="1" w:unhideWhenUsed="1"/>
-    <w:lsdException w:name="Body Text Indent 2" w:semiHidden="1" w:unhideWhenUsed="1"/>
-    <w:lsdException w:name="Body Text Indent 3" w:semiHidden="1" w:unhideWhenUsed="1"/>
-    <w:lsdException w:name="Block Text" w:semiHidden="1" w:unhideWhenUsed="1"/>
-    <w:lsdException w:name="Hyperlink" w:unhideWhenUsed="1" w:qFormat="1"/>
-    <w:lsdException w:name="FollowedHyperlink" w:semiHidden="1" w:unhideWhenUsed="1"/>
-    <w:lsdException w:name="Strong" w:uiPriority="22" w:qFormat="1"/>
-    <w:lsdException w:name="Emphasis" w:uiPriority="20" w:qFormat="1"/>
-    <w:lsdException w:name="Document Map" w:semiHidden="1" w:unhideWhenUsed="1"/>
-    <w:lsdException w:name="Plain Text" w:semiHidden="1" w:unhideWhenUsed="1"/>
-    <w:lsdException w:name="E-mail Signature" w:semiHidden="1" w:unhideWhenUsed="1"/>
-    <w:lsdException w:name="HTML Top of Form" w:semiHidden="1" w:unhideWhenUsed="1"/>
-    <w:lsdException w:name="HTML Bottom of Form" w:semiHidden="1" w:unhideWhenUsed="1"/>
-    <w:lsdException w:name="Normal (Web)" w:unhideWhenUsed="1" w:qFormat="1"/>
-    <w:lsdException w:name="HTML Acronym" w:semiHidden="1" w:unhideWhenUsed="1"/>
-    <w:lsdException w:name="HTML Address" w:semiHidden="1" w:unhideWhenUsed="1"/>
-    <w:lsdException w:name="HTML Cite" w:semiHidden="1" w:unhideWhenUsed="1"/>
-    <w:lsdException w:name="HTML Code" w:semiHidden="1" w:unhideWhenUsed="1"/>
-    <w:lsdException w:name="HTML Definition" w:semiHidden="1" w:unhideWhenUsed="1"/>
-    <w:lsdException w:name="HTML Keyboard" w:semiHidden="1" w:unhideWhenUsed="1"/>
-    <w:lsdException w:name="HTML Preformatted" w:semiHidden="1" w:unhideWhenUsed="1"/>
-    <w:lsdException w:name="HTML Sample" w:semiHidden="1" w:unhideWhenUsed="1"/>
-    <w:lsdException w:name="HTML Typewriter" w:semiHidden="1" w:unhideWhenUsed="1"/>
-    <w:lsdException w:name="HTML Variable" w:semiHidden="1" w:unhideWhenUsed="1"/>
-    <w:lsdException w:name="Normal Table" w:semiHidden="1" w:unhideWhenUsed="1" w:qFormat="1"/>
-    <w:lsdException w:name="annotation subject" w:semiHidden="1" w:unhideWhenUsed="1"/>
-    <w:lsdException w:name="No List" w:semiHidden="1" w:unhideWhenUsed="1"/>
-    <w:lsdException w:name="Outline List 1" w:semiHidden="1" w:unhideWhenUsed="1"/>
-    <w:lsdException w:name="Outline List 2" w:semiHidden="1" w:unhideWhenUsed="1"/>
-    <w:lsdException w:name="Outline List 3" w:semiHidden="1" w:unhideWhenUsed="1"/>
-    <w:lsdException w:name="Table Simple 1" w:semiHidden="1" w:unhideWhenUsed="1"/>
-    <w:lsdException w:name="Table Simple 2" w:semiHidden="1" w:unhideWhenUsed="1"/>
-    <w:lsdException w:name="Table Simple 3" w:semiHidden="1" w:unhideWhenUsed="1"/>
-    <w:lsdException w:name="Table Classic 1" w:semiHidden="1" w:unhideWhenUsed="1"/>
-    <w:lsdException w:name="Table Classic 2" w:semiHidden="1" w:unhideWhenUsed="1"/>
-    <w:lsdException w:name="Table Classic 3" w:semiHidden="1" w:unhideWhenUsed="1"/>
-    <w:lsdException w:name="Table Classic 4" w:semiHidden="1" w:unhideWhenUsed="1"/>
-    <w:lsdException w:name="Table Colorful 1" w:semiHidden="1" w:unhideWhenUsed="1"/>
-    <w:lsdException w:name="Table Colorful 2" w:semiHidden="1" w:unhideWhenUsed="1"/>
-    <w:lsdException w:name="Table Colorful 3" w:semiHidden="1" w:unhideWhenUsed="1"/>
-    <w:lsdException w:name="Table Columns 1" w:semiHidden="1" w:unhideWhenUsed="1"/>
-    <w:lsdException w:name="Table Columns 2" w:semiHidden="1" w:unhideWhenUsed="1"/>
-    <w:lsdException w:name="Table Columns 3" w:semiHidden="1" w:unhideWhenUsed="1"/>
-    <w:lsdException w:name="Table Columns 4" w:semiHidden="1" w:unhideWhenUsed="1"/>
-    <w:lsdException w:name="Table Columns 5" w:semiHidden="1" w:unhideWhenUsed="1"/>
-    <w:lsdException w:name="Table Grid 1" w:semiHidden="1" w:unhideWhenUsed="1"/>
-    <w:lsdException w:name="Table Grid 2" w:semiHidden="1" w:unhideWhenUsed="1"/>
-    <w:lsdException w:name="Table Grid 3" w:semiHidden="1" w:unhideWhenUsed="1"/>
-    <w:lsdException w:name="Table Grid 4" w:semiHidden="1" w:unhideWhenUsed="1"/>
-    <w:lsdException w:name="Table Grid 5" w:semiHidden="1" w:unhideWhenUsed="1"/>
-    <w:lsdException w:name="Table Grid 6" w:semiHidden="1" w:unhideWhenUsed="1"/>
-    <w:lsdException w:name="Table Grid 7" w:semiHidden="1" w:unhideWhenUsed="1"/>
-    <w:lsdException w:name="Table Grid 8" w:semiHidden="1" w:unhideWhenUsed="1"/>
-    <w:lsdException w:name="Table List 1" w:semiHidden="1" w:unhideWhenUsed="1"/>
-    <w:lsdException w:name="Table List 2" w:semiHidden="1" w:unhideWhenUsed="1"/>
-    <w:lsdException w:name="Table List 3" w:semiHidden="1" w:unhideWhenUsed="1"/>
-    <w:lsdException w:name="Table List 4" w:semiHidden="1" w:unhideWhenUsed="1"/>
-    <w:lsdException w:name="Table List 5" w:semiHidden="1" w:unhideWhenUsed="1"/>
-    <w:lsdException w:name="Table List 6" w:semiHidden="1" w:unhideWhenUsed="1"/>
-    <w:lsdException w:name="Table List 7" w:semiHidden="1" w:unhideWhenUsed="1"/>
-    <w:lsdException w:name="Table List 8" w:semiHidden="1" w:unhideWhenUsed="1"/>
-    <w:lsdException w:name="Table 3D effects 1" w:semiHidden="1" w:unhideWhenUsed="1"/>
-    <w:lsdException w:name="Table 3D effects 2" w:semiHidden="1" w:unhideWhenUsed="1"/>
-    <w:lsdException w:name="Table 3D effects 3" w:semiHidden="1" w:unhideWhenUsed="1"/>
-    <w:lsdException w:name="Table Contemporary" w:semiHidden="1" w:unhideWhenUsed="1"/>
-    <w:lsdException w:name="Table Elegant" w:semiHidden="1" w:unhideWhenUsed="1"/>
-    <w:lsdException w:name="Table Professional" w:semiHidden="1" w:unhideWhenUsed="1"/>
-    <w:lsdException w:name="Table Subtle 1" w:semiHidden="1" w:unhideWhenUsed="1"/>
-    <w:lsdException w:name="Table Subtle 2" w:semiHidden="1" w:unhideWhenUsed="1"/>
-    <w:lsdException w:name="Table Web 1" w:semiHidden="1" w:unhideWhenUsed="1"/>
-    <w:lsdException w:name="Table Web 2" w:semiHidden="1" w:unhideWhenUsed="1"/>
-    <w:lsdException w:name="Table Web 3" w:semiHidden="1" w:unhideWhenUsed="1"/>
-    <w:lsdException w:name="Balloon Text" w:semiHidden="1" w:unhideWhenUsed="1"/>
-    <w:lsdException w:name="Table Grid" w:uiPriority="39" w:qFormat="1"/>
-    <w:lsdException w:name="Table Theme" w:semiHidden="1" w:unhideWhenUsed="1"/>
-    <w:lsdException w:name="Placeholder Text" w:semiHidden="1"/>
-    <w:lsdException w:name="Light Shading" w:uiPriority="60"/>
-    <w:lsdException w:name="Light List" w:uiPriority="61"/>
-    <w:lsdException w:name="Light Grid" w:uiPriority="62"/>
-    <w:lsdException w:name="Medium Shading 1" w:uiPriority="63"/>
-    <w:lsdException w:name="Medium Shading 2" w:uiPriority="64"/>
-    <w:lsdException w:name="Medium List 1" w:uiPriority="65"/>
-    <w:lsdException w:name="Medium List 2" w:uiPriority="66"/>
-    <w:lsdException w:name="Medium Grid 1" w:uiPriority="67"/>
-    <w:lsdException w:name="Medium Grid 2" w:uiPriority="68"/>
-    <w:lsdException w:name="Medium Grid 3" w:uiPriority="69"/>
-    <w:lsdException w:name="Dark List" w:uiPriority="70"/>
-    <w:lsdException w:name="Colorful Shading" w:uiPriority="71"/>
-    <w:lsdException w:name="Colorful List" w:uiPriority="72"/>
-    <w:lsdException w:name="Colorful Grid" w:uiPriority="73"/>
-    <w:lsdException w:name="Light Shading Accent 1" w:uiPriority="60"/>
-    <w:lsdException w:name="Light List Accent 1" w:uiPriority="61"/>
-    <w:lsdException w:name="Light Grid Accent 1" w:uiPriority="62"/>
-    <w:lsdException w:name="Medium Shading 1 Accent 1" w:uiPriority="63"/>
-    <w:lsdException w:name="Medium Shading 2 Accent 1" w:uiPriority="64"/>
-    <w:lsdException w:name="Medium List 1 Accent 1" w:uiPriority="65"/>
-    <w:lsdException w:name="Revision" w:semiHidden="1"/>
-    <w:lsdException w:name="List Paragraph" w:uiPriority="34" w:qFormat="1"/>
-    <w:lsdException w:name="Medium List 2 Accent 1" w:uiPriority="66"/>
-    <w:lsdException w:name="Medium Grid 1 Accent 1" w:uiPriority="67"/>
-    <w:lsdException w:name="Medium Grid 2 Accent 1" w:uiPriority="68"/>
-    <w:lsdException w:name="Medium Grid 3 Accent 1" w:uiPriority="69"/>
-    <w:lsdException w:name="Dark List Accent 1" w:uiPriority="70"/>
-    <w:lsdException w:name="Colorful Shading Accent 1" w:uiPriority="71"/>
-    <w:lsdException w:name="Colorful List Accent 1" w:uiPriority="72"/>
-    <w:lsdException w:name="Colorful Grid Accent 1" w:uiPriority="73"/>
-    <w:lsdException w:name="Light Shading Accent 2" w:uiPriority="60"/>
-    <w:lsdException w:name="Light List Accent 2" w:uiPriority="61"/>
-    <w:lsdException w:name="Light Grid Accent 2" w:uiPriority="62"/>
-    <w:lsdException w:name="Medium Shading 1 Accent 2" w:uiPriority="63"/>
-    <w:lsdException w:name="Medium Shading 2 Accent 2" w:uiPriority="64"/>
-    <w:lsdException w:name="Medium List 1 Accent 2" w:uiPriority="65"/>
-    <w:lsdException w:name="Medium List 2 Accent 2" w:uiPriority="66"/>
-    <w:lsdException w:name="Medium Grid 1 Accent 2" w:uiPriority="67"/>
-    <w:lsdException w:name="Medium Grid 2 Accent 2" w:uiPriority="68"/>
-    <w:lsdException w:name="Medium Grid 3 Accent 2" w:uiPriority="69"/>
-    <w:lsdException w:name="Dark List Accent 2" w:uiPriority="70"/>
-    <w:lsdException w:name="Colorful Shading Accent 2" w:uiPriority="71"/>
-    <w:lsdException w:name="Colorful List Accent 2" w:uiPriority="72"/>
-    <w:lsdException w:name="Colorful Grid Accent 2" w:uiPriority="73"/>
-    <w:lsdException w:name="Light Shading Accent 3" w:uiPriority="60"/>
-    <w:lsdException w:name="Light List Accent 3" w:uiPriority="61"/>
-    <w:lsdException w:name="Light Grid Accent 3" w:uiPriority="62"/>
-    <w:lsdException w:name="Medium Shading 1 Accent 3" w:uiPriority="63"/>
-    <w:lsdException w:name="Medium Shading 2 Accent 3" w:uiPriority="64"/>
-    <w:lsdException w:name="Medium List 1 Accent 3" w:uiPriority="65"/>
-    <w:lsdException w:name="Medium List 2 Accent 3" w:uiPriority="66"/>
-    <w:lsdException w:name="Medium Grid 1 Accent 3" w:uiPriority="67"/>
-    <w:lsdException w:name="Medium Grid 2 Accent 3" w:uiPriority="68"/>
-    <w:lsdException w:name="Medium Grid 3 Accent 3" w:uiPriority="69"/>
-    <w:lsdException w:name="Dark List Accent 3" w:uiPriority="70"/>
-    <w:lsdException w:name="Colorful Shading Accent 3" w:uiPriority="71"/>
-    <w:lsdException w:name="Colorful List Accent 3" w:uiPriority="72"/>
-    <w:lsdException w:name="Colorful Grid Accent 3" w:uiPriority="73"/>
-    <w:lsdException w:name="Light Shading Accent 4" w:uiPriority="60"/>
-    <w:lsdException w:name="Light List Accent 4" w:uiPriority="61"/>
-    <w:lsdException w:name="Light Grid Accent 4" w:uiPriority="62"/>
-    <w:lsdException w:name="Medium Shading 1 Accent 4" w:uiPriority="63"/>
-    <w:lsdException w:name="Medium Shading 2 Accent 4" w:uiPriority="64"/>
-    <w:lsdException w:name="Medium List 1 Accent 4" w:uiPriority="65"/>
-    <w:lsdException w:name="Medium List 2 Accent 4" w:uiPriority="66"/>
-    <w:lsdException w:name="Medium Grid 1 Accent 4" w:uiPriority="67"/>
-    <w:lsdException w:name="Medium Grid 2 Accent 4" w:uiPriority="68"/>
-    <w:lsdException w:name="Medium Grid 3 Accent 4" w:uiPriority="69"/>
-    <w:lsdException w:name="Dark List Accent 4" w:uiPriority="70"/>
-    <w:lsdException w:name="Colorful Shading Accent 4" w:uiPriority="71"/>
-    <w:lsdException w:name="Colorful List Accent 4" w:uiPriority="72"/>
-    <w:lsdException w:name="Colorful Grid Accent 4" w:uiPriority="73"/>
-    <w:lsdException w:name="Light Shading Accent 5" w:uiPriority="60"/>
-    <w:lsdException w:name="Light List Accent 5" w:uiPriority="61"/>
-    <w:lsdException w:name="Light Grid Accent 5" w:uiPriority="62"/>
-    <w:lsdException w:name="Medium Shading 1 Accent 5" w:uiPriority="63"/>
-    <w:lsdException w:name="Medium Shading 2 Accent 5" w:uiPriority="64"/>
-    <w:lsdException w:name="Medium List 1 Accent 5" w:uiPriority="65"/>
-    <w:lsdException w:name="Medium List 2 Accent 5" w:uiPriority="66"/>
-    <w:lsdException w:name="Medium Grid 1 Accent 5" w:uiPriority="67"/>
-    <w:lsdException w:name="Medium Grid 2 Accent 5" w:uiPriority="68"/>
-    <w:lsdException w:name="Medium Grid 3 Accent 5" w:uiPriority="69"/>
-    <w:lsdException w:name="Dark List Accent 5" w:uiPriority="70"/>
-    <w:lsdException w:name="Colorful Shading Accent 5" w:uiPriority="71"/>
-    <w:lsdException w:name="Colorful List Accent 5" w:uiPriority="72"/>
-    <w:lsdException w:name="Colorful Grid Accent 5" w:uiPriority="73"/>
-    <w:lsdException w:name="Light Shading Accent 6" w:uiPriority="60"/>
-    <w:lsdException w:name="Light List Accent 6" w:uiPriority="61"/>
-    <w:lsdException w:name="Light Grid Accent 6" w:uiPriority="62"/>
-    <w:lsdException w:name="Medium Shading 1 Accent 6" w:uiPriority="63"/>
-    <w:lsdException w:name="Medium Shading 2 Accent 6" w:uiPriority="64"/>
-    <w:lsdException w:name="Medium List 1 Accent 6" w:uiPriority="65"/>
-    <w:lsdException w:name="Medium List 2 Accent 6" w:uiPriority="66"/>
-    <w:lsdException w:name="Medium Grid 1 Accent 6" w:uiPriority="67"/>
-    <w:lsdException w:name="Medium Grid 2 Accent 6" w:uiPriority="68"/>
-    <w:lsdException w:name="Medium Grid 3 Accent 6" w:uiPriority="69"/>
-    <w:lsdException w:name="Dark List Accent 6" w:uiPriority="70"/>
-    <w:lsdException w:name="Colorful Shading Accent 6" w:uiPriority="71"/>
-    <w:lsdException w:name="Colorful List Accent 6" w:uiPriority="72"/>
-    <w:lsdException w:name="Colorful Grid Accent 6" w:uiPriority="73"/>
-    <w:lsdException w:name="Subtle Emphasis" w:uiPriority="19" w:qFormat="1"/>
-    <w:lsdException w:name="Intense Emphasis" w:uiPriority="21" w:qFormat="1"/>
-    <w:lsdException w:name="Subtle Reference" w:uiPriority="31" w:qFormat="1"/>
-    <w:lsdException w:name="Intense Reference" w:uiPriority="32" w:qFormat="1"/>
-    <w:lsdException w:name="Book Title" w:uiPriority="33" w:qFormat="1"/>
-    <w:lsdException w:name="Bibliography" w:semiHidden="1" w:uiPriority="37" w:unhideWhenUsed="1"/>
-    <w:lsdException w:name="TOC Heading" w:semiHidden="1" w:uiPriority="39" w:unhideWhenUsed="1" w:qFormat="1"/>
-    <w:lsdException w:name="Plain Table 1" w:uiPriority="41"/>
-    <w:lsdException w:name="Plain Table 2" w:uiPriority="42"/>
-    <w:lsdException w:name="Plain Table 3" w:uiPriority="43"/>
-    <w:lsdException w:name="Plain Table 4" w:uiPriority="44"/>
-    <w:lsdException w:name="Plain Table 5" w:uiPriority="45"/>
-    <w:lsdException w:name="Grid Table Light" w:uiPriority="40"/>
-    <w:lsdException w:name="Grid Table 1 Light" w:uiPriority="46"/>
-    <w:lsdException w:name="Grid Table 2" w:uiPriority="47"/>
-    <w:lsdException w:name="Grid Table 3" w:uiPriority="48"/>
-    <w:lsdException w:name="Grid Table 4" w:uiPriority="49"/>
-    <w:lsdException w:name="Grid Table 5 Dark" w:uiPriority="50"/>
-    <w:lsdException w:name="Grid Table 6 Colorful" w:uiPriority="51"/>
-    <w:lsdException w:name="Grid Table 7 Colorful" w:uiPriority="52"/>
-    <w:lsdException w:name="Grid Table 1 Light Accent 1" w:uiPriority="46"/>
-    <w:lsdException w:name="Grid Table 2 Accent 1" w:uiPriority="47"/>
-    <w:lsdException w:name="Grid Table 3 Accent 1" w:uiPriority="48"/>
-    <w:lsdException w:name="Grid Table 4 Accent 1" w:uiPriority="49"/>
-    <w:lsdException w:name="Grid Table 5 Dark Accent 1" w:uiPriority="50"/>
-    <w:lsdException w:name="Grid Table 6 Colorful Accent 1" w:uiPriority="51"/>
-    <w:lsdException w:name="Grid Table 7 Colorful Accent 1" w:uiPriority="52"/>
-    <w:lsdException w:name="Grid Table 1 Light Accent 2" w:uiPriority="46"/>
-    <w:lsdException w:name="Grid Table 2 Accent 2" w:uiPriority="47"/>
-    <w:lsdException w:name="Grid Table 3 Accent 2" w:uiPriority="48"/>
-    <w:lsdException w:name="Grid Table 4 Accent 2" w:uiPriority="49"/>
-    <w:lsdException w:name="Grid Table 5 Dark Accent 2" w:uiPriority="50"/>
-    <w:lsdException w:name="Grid Table 6 Colorful Accent 2" w:uiPriority="51"/>
-    <w:lsdException w:name="Grid Table 7 Colorful Accent 2" w:uiPriority="52"/>
-    <w:lsdException w:name="Grid Table 1 Light Accent 3" w:uiPriority="46"/>
-    <w:lsdException w:name="Grid Table 2 Accent 3" w:uiPriority="47"/>
-    <w:lsdException w:name="Grid Table 3 Accent 3" w:uiPriority="48"/>
-    <w:lsdException w:name="Grid Table 4 Accent 3" w:uiPriority="49"/>
-    <w:lsdException w:name="Grid Table 5 Dark Accent 3" w:uiPriority="50"/>
-    <w:lsdException w:name="Grid Table 6 Colorful Accent 3" w:uiPriority="51"/>
-    <w:lsdException w:name="Grid Table 7 Colorful Accent 3" w:uiPriority="52"/>
-    <w:lsdException w:name="Grid Table 1 Light Accent 4" w:uiPriority="46"/>
-    <w:lsdException w:name="Grid Table 2 Accent 4" w:uiPriority="47"/>
-    <w:lsdException w:name="Grid Table 3 Accent 4" w:uiPriority="48"/>
-    <w:lsdException w:name="Grid Table 4 Accent 4" w:uiPriority="49"/>
-    <w:lsdException w:name="Grid Table 5 Dark Accent 4" w:uiPriority="50"/>
-    <w:lsdException w:name="Grid Table 6 Colorful Accent 4" w:uiPriority="51"/>
-    <w:lsdException w:name="Grid Table 7 Colorful Accent 4" w:uiPriority="52"/>
-    <w:lsdException w:name="Grid Table 1 Light Accent 5" w:uiPriority="46"/>
-    <w:lsdException w:name="Grid Table 2 Accent 5" w:uiPriority="47"/>
-    <w:lsdException w:name="Grid Table 3 Accent 5" w:uiPriority="48"/>
-    <w:lsdException w:name="Grid Table 4 Accent 5" w:uiPriority="49"/>
-    <w:lsdException w:name="Grid Table 5 Dark Accent 5" w:uiPriority="50"/>
-    <w:lsdException w:name="Grid Table 6 Colorful Accent 5" w:uiPriority="51"/>
-    <w:lsdException w:name="Grid Table 7 Colorful Accent 5" w:uiPriority="52"/>
-    <w:lsdException w:name="Grid Table 1 Light Accent 6" w:uiPriority="46"/>
-    <w:lsdException w:name="Grid Table 2 Accent 6" w:uiPriority="47"/>
-    <w:lsdException w:name="Grid Table 3 Accent 6" w:uiPriority="48"/>
-    <w:lsdException w:name="Grid Table 4 Accent 6" w:uiPriority="49"/>
-    <w:lsdException w:name="Grid Table 5 Dark Accent 6" w:uiPriority="50"/>
-    <w:lsdException w:name="Grid Table 6 Colorful Accent 6" w:uiPriority="51"/>
-    <w:lsdException w:name="Grid Table 7 Colorful Accent 6" w:uiPriority="52"/>
-    <w:lsdException w:name="List Table 1 Light" w:uiPriority="46"/>
-    <w:lsdException w:name="List Table 2" w:uiPriority="47"/>
-    <w:lsdException w:name="List Table 3" w:uiPriority="48"/>
-    <w:lsdException w:name="List Table 4" w:uiPriority="49"/>
-    <w:lsdException w:name="List Table 5 Dark" w:uiPriority="50"/>
-    <w:lsdException w:name="List Table 6 Colorful" w:uiPriority="51"/>
-    <w:lsdException w:name="List Table 7 Colorful" w:uiPriority="52"/>
-    <w:lsdException w:name="List Table 1 Light Accent 1" w:uiPriority="46"/>
-    <w:lsdException w:name="List Table 2 Accent 1" w:uiPriority="47"/>
-    <w:lsdException w:name="List Table 3 Accent 1" w:uiPriority="48"/>
-    <w:lsdException w:name="List Table 4 Accent 1" w:uiPriority="49"/>
-    <w:lsdException w:name="List Table 5 Dark Accent 1" w:uiPriority="50"/>
-    <w:lsdException w:name="List Table 6 Colorful Accent 1" w:uiPriority="51"/>
-    <w:lsdException w:name="List Table 7 Colorful Accent 1" w:uiPriority="52"/>
-    <w:lsdException w:name="List Table 1 Light Accent 2" w:uiPriority="46"/>
-    <w:lsdException w:name="List Table 2 Accent 2" w:uiPriority="47"/>
-    <w:lsdException w:name="List Table 3 Accent 2" w:uiPriority="48"/>
-    <w:lsdException w:name="List Table 4 Accent 2" w:uiPriority="49"/>
-    <w:lsdException w:name="List Table 5 Dark Accent 2" w:uiPriority="50"/>
-    <w:lsdException w:name="List Table 6 Colorful Accent 2" w:uiPriority="51"/>
-    <w:lsdException w:name="List Table 7 Colorful Accent 2" w:uiPriority="52"/>
-    <w:lsdException w:name="List Table 1 Light Accent 3" w:uiPriority="46"/>
-    <w:lsdException w:name="List Table 2 Accent 3" w:uiPriority="47"/>
-    <w:lsdException w:name="List Table 3 Accent 3" w:uiPriority="48"/>
-    <w:lsdException w:name="List Table 4 Accent 3" w:uiPriority="49"/>
-    <w:lsdException w:name="List Table 5 Dark Accent 3" w:uiPriority="50"/>
-    <w:lsdException w:name="List Table 6 Colorful Accent 3" w:uiPriority="51"/>
-    <w:lsdException w:name="List Table 7 Colorful Accent 3" w:uiPriority="52"/>
-    <w:lsdException w:name="List Table 1 Light Accent 4" w:uiPriority="46"/>
-    <w:lsdException w:name="List Table 2 Accent 4" w:uiPriority="47"/>
-    <w:lsdException w:name="List Table 3 Accent 4" w:uiPriority="48"/>
-    <w:lsdException w:name="List Table 4 Accent 4" w:uiPriority="49"/>
-    <w:lsdException w:name="List Table 5 Dark Accent 4" w:uiPriority="50"/>
-    <w:lsdException w:name="List Table 6 Colorful Accent 4" w:uiPriority="51"/>
-    <w:lsdException w:name="List Table 7 Colorful Accent 4" w:uiPriority="52"/>
-    <w:lsdException w:name="List Table 1 Light Accent 5" w:uiPriority="46"/>
-    <w:lsdException w:name="List Table 2 Accent 5" w:uiPriority="47"/>
-    <w:lsdException w:name="List Table 3 Accent 5" w:uiPriority="48"/>
-    <w:lsdException w:name="List Table 4 Accent 5" w:uiPriority="49"/>
-    <w:lsdException w:name="List Table 5 Dark Accent 5" w:uiPriority="50"/>
-    <w:lsdException w:name="List Table 6 Colorful Accent 5" w:uiPriority="51"/>
-    <w:lsdException w:name="List Table 7 Colorful Accent 5" w:uiPriority="52"/>
-    <w:lsdException w:name="List Table 1 Light Accent 6" w:uiPriority="46"/>
-    <w:lsdException w:name="List Table 2 Accent 6" w:uiPriority="47"/>
-    <w:lsdException w:name="List Table 3 Accent 6" w:uiPriority="48"/>
-    <w:lsdException w:name="List Table 4 Accent 6" w:uiPriority="49"/>
-    <w:lsdException w:name="List Table 5 Dark Accent 6" w:uiPriority="50"/>
-    <w:lsdException w:name="List Table 6 Colorful Accent 6" w:uiPriority="51"/>
-    <w:lsdException w:name="List Table 7 Colorful Accent 6" w:uiPriority="52"/>
+  <w:latentStyles w:defLockedState="0" w:defUIPriority="99" w:defSemiHidden="1" w:defUnhideWhenUsed="1" w:defQFormat="0" w:count="267">
+    <w:lsdException w:name="Normal" w:semiHidden="0" w:uiPriority="0" w:unhideWhenUsed="0" w:qFormat="1"/>
+    <w:lsdException w:name="heading 1" w:semiHidden="0" w:uiPriority="9" w:unhideWhenUsed="0" w:qFormat="1"/>
+    <w:lsdException w:name="heading 2" w:semiHidden="0" w:uiPriority="9" w:qFormat="1"/>
+    <w:lsdException w:name="heading 3" w:semiHidden="0" w:uiPriority="9" w:qFormat="1"/>
+    <w:lsdException w:name="heading 4" w:semiHidden="0" w:uiPriority="9" w:unhideWhenUsed="0" w:qFormat="1"/>
+    <w:lsdException w:name="heading 5" w:uiPriority="9" w:qFormat="1"/>
+    <w:lsdException w:name="heading 6" w:semiHidden="0" w:uiPriority="0" w:unhideWhenUsed="0" w:qFormat="1"/>
+    <w:lsdException w:name="heading 7" w:uiPriority="9" w:qFormat="1"/>
+    <w:lsdException w:name="heading 8" w:uiPriority="9" w:qFormat="1"/>
+    <w:lsdException w:name="heading 9" w:uiPriority="9" w:qFormat="1"/>
+    <w:lsdException w:name="toc 1" w:semiHidden="0" w:uiPriority="39" w:qFormat="1"/>
+    <w:lsdException w:name="toc 2" w:semiHidden="0" w:uiPriority="39" w:qFormat="1"/>
+    <w:lsdException w:name="toc 3" w:semiHidden="0" w:uiPriority="39" w:qFormat="1"/>
+    <w:lsdException w:name="toc 4" w:uiPriority="39"/>
+    <w:lsdException w:name="toc 5" w:uiPriority="39"/>
+    <w:lsdException w:name="toc 6" w:uiPriority="39"/>
+    <w:lsdException w:name="toc 7" w:uiPriority="39"/>
+    <w:lsdException w:name="toc 8" w:uiPriority="39"/>
+    <w:lsdException w:name="toc 9" w:uiPriority="39"/>
+    <w:lsdException w:name="header" w:semiHidden="0" w:qFormat="1"/>
+    <w:lsdException w:name="footer" w:semiHidden="0" w:qFormat="1"/>
+    <w:lsdException w:name="caption" w:uiPriority="35" w:qFormat="1"/>
+    <w:lsdException w:name="Title" w:semiHidden="0" w:uiPriority="10" w:unhideWhenUsed="0" w:qFormat="1"/>
+    <w:lsdException w:name="Default Paragraph Font" w:uiPriority="1" w:qFormat="1"/>
+    <w:lsdException w:name="Subtitle" w:semiHidden="0" w:uiPriority="11" w:unhideWhenUsed="0" w:qFormat="1"/>
+    <w:lsdException w:name="Hyperlink" w:semiHidden="0" w:qFormat="1"/>
+    <w:lsdException w:name="Strong" w:semiHidden="0" w:uiPriority="22" w:unhideWhenUsed="0" w:qFormat="1"/>
+    <w:lsdException w:name="Emphasis" w:semiHidden="0" w:uiPriority="20" w:unhideWhenUsed="0" w:qFormat="1"/>
+    <w:lsdException w:name="Normal (Web)" w:semiHidden="0" w:qFormat="1"/>
+    <w:lsdException w:name="Normal Table" w:qFormat="1"/>
+    <w:lsdException w:name="Table Grid" w:semiHidden="0" w:uiPriority="39" w:unhideWhenUsed="0" w:qFormat="1"/>
+    <w:lsdException w:name="Placeholder Text" w:unhideWhenUsed="0"/>
+    <w:lsdException w:name="No Spacing" w:semiHidden="0" w:unhideWhenUsed="0"/>
+    <w:lsdException w:name="Light Shading" w:semiHidden="0" w:uiPriority="60" w:unhideWhenUsed="0"/>
+    <w:lsdException w:name="Light List" w:semiHidden="0" w:uiPriority="61" w:unhideWhenUsed="0"/>
+    <w:lsdException w:name="Light Grid" w:semiHidden="0" w:uiPriority="62" w:unhideWhenUsed="0"/>
+    <w:lsdException w:name="Medium Shading 1" w:semiHidden="0" w:uiPriority="63" w:unhideWhenUsed="0"/>
+    <w:lsdException w:name="Medium Shading 2" w:semiHidden="0" w:uiPriority="64" w:unhideWhenUsed="0"/>
+    <w:lsdException w:name="Medium List 1" w:semiHidden="0" w:uiPriority="65" w:unhideWhenUsed="0"/>
+    <w:lsdException w:name="Medium List 2" w:semiHidden="0" w:uiPriority="66" w:unhideWhenUsed="0"/>
+    <w:lsdException w:name="Medium Grid 1" w:semiHidden="0" w:uiPriority="67" w:unhideWhenUsed="0"/>
+    <w:lsdException w:name="Medium Grid 2" w:semiHidden="0" w:uiPriority="68" w:unhideWhenUsed="0"/>
+    <w:lsdException w:name="Medium Grid 3" w:semiHidden="0" w:uiPriority="69" w:unhideWhenUsed="0"/>
+    <w:lsdException w:name="Dark List" w:semiHidden="0" w:uiPriority="70" w:unhideWhenUsed="0"/>
+    <w:lsdException w:name="Colorful Shading" w:semiHidden="0" w:uiPriority="71" w:unhideWhenUsed="0"/>
+    <w:lsdException w:name="Colorful List" w:semiHidden="0" w:uiPriority="72" w:unhideWhenUsed="0"/>
+    <w:lsdException w:name="Colorful Grid" w:semiHidden="0" w:uiPriority="73" w:unhideWhenUsed="0"/>
+    <w:lsdException w:name="Light Shading Accent 1" w:semiHidden="0" w:uiPriority="60" w:unhideWhenUsed="0"/>
+    <w:lsdException w:name="Light List Accent 1" w:semiHidden="0" w:uiPriority="61" w:unhideWhenUsed="0"/>
+    <w:lsdException w:name="Light Grid Accent 1" w:semiHidden="0" w:uiPriority="62" w:unhideWhenUsed="0"/>
+    <w:lsdException w:name="Medium Shading 1 Accent 1" w:semiHidden="0" w:uiPriority="63" w:unhideWhenUsed="0"/>
+    <w:lsdException w:name="Medium Shading 2 Accent 1" w:semiHidden="0" w:uiPriority="64" w:unhideWhenUsed="0"/>
+    <w:lsdException w:name="Medium List 1 Accent 1" w:semiHidden="0" w:uiPriority="65" w:unhideWhenUsed="0"/>
+    <w:lsdException w:name="Revision" w:unhideWhenUsed="0"/>
+    <w:lsdException w:name="List Paragraph" w:semiHidden="0" w:uiPriority="34" w:unhideWhenUsed="0" w:qFormat="1"/>
+    <w:lsdException w:name="Quote" w:semiHidden="0" w:unhideWhenUsed="0"/>
+    <w:lsdException w:name="Intense Quote" w:semiHidden="0" w:unhideWhenUsed="0"/>
+    <w:lsdException w:name="Medium List 2 Accent 1" w:semiHidden="0" w:uiPriority="66" w:unhideWhenUsed="0"/>
+    <w:lsdException w:name="Medium Grid 1 Accent 1" w:semiHidden="0" w:uiPriority="67" w:unhideWhenUsed="0"/>
+    <w:lsdException w:name="Medium Grid 2 Accent 1" w:semiHidden="0" w:uiPriority="68" w:unhideWhenUsed="0"/>
+    <w:lsdException w:name="Medium Grid 3 Accent 1" w:semiHidden="0" w:uiPriority="69" w:unhideWhenUsed="0"/>
+    <w:lsdException w:name="Dark List Accent 1" w:semiHidden="0" w:uiPriority="70" w:unhideWhenUsed="0"/>
+    <w:lsdException w:name="Colorful Shading Accent 1" w:semiHidden="0" w:uiPriority="71" w:unhideWhenUsed="0"/>
+    <w:lsdException w:name="Colorful List Accent 1" w:semiHidden="0" w:uiPriority="72" w:unhideWhenUsed="0"/>
+    <w:lsdException w:name="Colorful Grid Accent 1" w:semiHidden="0" w:uiPriority="73" w:unhideWhenUsed="0"/>
+    <w:lsdException w:name="Light Shading Accent 2" w:semiHidden="0" w:uiPriority="60" w:unhideWhenUsed="0"/>
+    <w:lsdException w:name="Light List Accent 2" w:semiHidden="0" w:uiPriority="61" w:unhideWhenUsed="0"/>
+    <w:lsdException w:name="Light Grid Accent 2" w:semiHidden="0" w:uiPriority="62" w:unhideWhenUsed="0"/>
+    <w:lsdException w:name="Medium Shading 1 Accent 2" w:semiHidden="0" w:uiPriority="63" w:unhideWhenUsed="0"/>
+    <w:lsdException w:name="Medium Shading 2 Accent 2" w:semiHidden="0" w:uiPriority="64" w:unhideWhenUsed="0"/>
+    <w:lsdException w:name="Medium List 1 Accent 2" w:semiHidden="0" w:uiPriority="65" w:unhideWhenUsed="0"/>
+    <w:lsdException w:name="Medium List 2 Accent 2" w:semiHidden="0" w:uiPriority="66" w:unhideWhenUsed="0"/>
+    <w:lsdException w:name="Medium Grid 1 Accent 2" w:semiHidden="0" w:uiPriority="67" w:unhideWhenUsed="0"/>
+    <w:lsdException w:name="Medium Grid 2 Accent 2" w:semiHidden="0" w:uiPriority="68" w:unhideWhenUsed="0"/>
+    <w:lsdException w:name="Medium Grid 3 Accent 2" w:semiHidden="0" w:uiPriority="69" w:unhideWhenUsed="0"/>
+    <w:lsdException w:name="Dark List Accent 2" w:semiHidden="0" w:uiPriority="70" w:unhideWhenUsed="0"/>
+    <w:lsdException w:name="Colorful Shading Accent 2" w:semiHidden="0" w:uiPriority="71" w:unhideWhenUsed="0"/>
+    <w:lsdException w:name="Colorful List Accent 2" w:semiHidden="0" w:uiPriority="72" w:unhideWhenUsed="0"/>
+    <w:lsdException w:name="Colorful Grid Accent 2" w:semiHidden="0" w:uiPriority="73" w:unhideWhenUsed="0"/>
+    <w:lsdException w:name="Light Shading Accent 3" w:semiHidden="0" w:uiPriority="60" w:unhideWhenUsed="0"/>
+    <w:lsdException w:name="Light List Accent 3" w:semiHidden="0" w:uiPriority="61" w:unhideWhenUsed="0"/>
+    <w:lsdException w:name="Light Grid Accent 3" w:semiHidden="0" w:uiPriority="62" w:unhideWhenUsed="0"/>
+    <w:lsdException w:name="Medium Shading 1 Accent 3" w:semiHidden="0" w:uiPriority="63" w:unhideWhenUsed="0"/>
+    <w:lsdException w:name="Medium Shading 2 Accent 3" w:semiHidden="0" w:uiPriority="64" w:unhideWhenUsed="0"/>
+    <w:lsdException w:name="Medium List 1 Accent 3" w:semiHidden="0" w:uiPriority="65" w:unhideWhenUsed="0"/>
+    <w:lsdException w:name="Medium List 2 Accent 3" w:semiHidden="0" w:uiPriority="66" w:unhideWhenUsed="0"/>
+    <w:lsdException w:name="Medium Grid 1 Accent 3" w:semiHidden="0" w:uiPriority="67" w:unhideWhenUsed="0"/>
+    <w:lsdException w:name="Medium Grid 2 Accent 3" w:semiHidden="0" w:uiPriority="68" w:unhideWhenUsed="0"/>
+    <w:lsdException w:name="Medium Grid 3 Accent 3" w:semiHidden="0" w:uiPriority="69" w:unhideWhenUsed="0"/>
+    <w:lsdException w:name="Dark List Accent 3" w:semiHidden="0" w:uiPriority="70" w:unhideWhenUsed="0"/>
+    <w:lsdException w:name="Colorful Shading Accent 3" w:semiHidden="0" w:uiPriority="71" w:unhideWhenUsed="0"/>
+    <w:lsdException w:name="Colorful List Accent 3" w:semiHidden="0" w:uiPriority="72" w:unhideWhenUsed="0"/>
+    <w:lsdException w:name="Colorful Grid Accent 3" w:semiHidden="0" w:uiPriority="73" w:unhideWhenUsed="0"/>
+    <w:lsdException w:name="Light Shading Accent 4" w:semiHidden="0" w:uiPriority="60" w:unhideWhenUsed="0"/>
+    <w:lsdException w:name="Light List Accent 4" w:semiHidden="0" w:uiPriority="61" w:unhideWhenUsed="0"/>
+    <w:lsdException w:name="Light Grid Accent 4" w:semiHidden="0" w:uiPriority="62" w:unhideWhenUsed="0"/>
+    <w:lsdException w:name="Medium Shading 1 Accent 4" w:semiHidden="0" w:uiPriority="63" w:unhideWhenUsed="0"/>
+    <w:lsdException w:name="Medium Shading 2 Accent 4" w:semiHidden="0" w:uiPriority="64" w:unhideWhenUsed="0"/>
+    <w:lsdException w:name="Medium List 1 Accent 4" w:semiHidden="0" w:uiPriority="65" w:unhideWhenUsed="0"/>
+    <w:lsdException w:name="Medium List 2 Accent 4" w:semiHidden="0" w:uiPriority="66" w:unhideWhenUsed="0"/>
+    <w:lsdException w:name="Medium Grid 1 Accent 4" w:semiHidden="0" w:uiPriority="67" w:unhideWhenUsed="0"/>
+    <w:lsdException w:name="Medium Grid 2 Accent 4" w:semiHidden="0" w:uiPriority="68" w:unhideWhenUsed="0"/>
+    <w:lsdException w:name="Medium Grid 3 Accent 4" w:semiHidden="0" w:uiPriority="69" w:unhideWhenUsed="0"/>
+    <w:lsdException w:name="Dark List Accent 4" w:semiHidden="0" w:uiPriority="70" w:unhideWhenUsed="0"/>
+    <w:lsdException w:name="Colorful Shading Accent 4" w:semiHidden="0" w:uiPriority="71" w:unhideWhenUsed="0"/>
+    <w:lsdException w:name="Colorful List Accent 4" w:semiHidden="0" w:uiPriority="72" w:unhideWhenUsed="0"/>
+    <w:lsdException w:name="Colorful Grid Accent 4" w:semiHidden="0" w:uiPriority="73" w:unhideWhenUsed="0"/>
+    <w:lsdException w:name="Light Shading Accent 5" w:semiHidden="0" w:uiPriority="60" w:unhideWhenUsed="0"/>
+    <w:lsdException w:name="Light List Accent 5" w:semiHidden="0" w:uiPriority="61" w:unhideWhenUsed="0"/>
+    <w:lsdException w:name="Light Grid Accent 5" w:semiHidden="0" w:uiPriority="62" w:unhideWhenUsed="0"/>
+    <w:lsdException w:name="Medium Shading 1 Accent 5" w:semiHidden="0" w:uiPriority="63" w:unhideWhenUsed="0"/>
+    <w:lsdException w:name="Medium Shading 2 Accent 5" w:semiHidden="0" w:uiPriority="64" w:unhideWhenUsed="0"/>
+    <w:lsdException w:name="Medium List 1 Accent 5" w:semiHidden="0" w:uiPriority="65" w:unhideWhenUsed="0"/>
+    <w:lsdException w:name="Medium List 2 Accent 5" w:semiHidden="0" w:uiPriority="66" w:unhideWhenUsed="0"/>
+    <w:lsdException w:name="Medium Grid 1 Accent 5" w:semiHidden="0" w:uiPriority="67" w:unhideWhenUsed="0"/>
+    <w:lsdException w:name="Medium Grid 2 Accent 5" w:semiHidden="0" w:uiPriority="68" w:unhideWhenUsed="0"/>
+    <w:lsdException w:name="Medium Grid 3 Accent 5" w:semiHidden="0" w:uiPriority="69" w:unhideWhenUsed="0"/>
+    <w:lsdException w:name="Dark List Accent 5" w:semiHidden="0" w:uiPriority="70" w:unhideWhenUsed="0"/>
+    <w:lsdException w:name="Colorful Shading Accent 5" w:semiHidden="0" w:uiPriority="71" w:unhideWhenUsed="0"/>
+    <w:lsdException w:name="Colorful List Accent 5" w:semiHidden="0" w:uiPriority="72" w:unhideWhenUsed="0"/>
+    <w:lsdException w:name="Colorful Grid Accent 5" w:semiHidden="0" w:uiPriority="73" w:unhideWhenUsed="0"/>
+    <w:lsdException w:name="Light Shading Accent 6" w:semiHidden="0" w:uiPriority="60" w:unhideWhenUsed="0"/>
+    <w:lsdException w:name="Light List Accent 6" w:semiHidden="0" w:uiPriority="61" w:unhideWhenUsed="0"/>
+    <w:lsdException w:name="Light Grid Accent 6" w:semiHidden="0" w:uiPriority="62" w:unhideWhenUsed="0"/>
+    <w:lsdException w:name="Medium Shading 1 Accent 6" w:semiHidden="0" w:uiPriority="63" w:unhideWhenUsed="0"/>
+    <w:lsdException w:name="Medium Shading 2 Accent 6" w:semiHidden="0" w:uiPriority="64" w:unhideWhenUsed="0"/>
+    <w:lsdException w:name="Medium List 1 Accent 6" w:semiHidden="0" w:uiPriority="65" w:unhideWhenUsed="0"/>
+    <w:lsdException w:name="Medium List 2 Accent 6" w:semiHidden="0" w:uiPriority="66" w:unhideWhenUsed="0"/>
+    <w:lsdException w:name="Medium Grid 1 Accent 6" w:semiHidden="0" w:uiPriority="67" w:unhideWhenUsed="0"/>
+    <w:lsdException w:name="Medium Grid 2 Accent 6" w:semiHidden="0" w:uiPriority="68" w:unhideWhenUsed="0"/>
+    <w:lsdException w:name="Medium Grid 3 Accent 6" w:semiHidden="0" w:uiPriority="69" w:unhideWhenUsed="0"/>
+    <w:lsdException w:name="Dark List Accent 6" w:semiHidden="0" w:uiPriority="70" w:unhideWhenUsed="0"/>
+    <w:lsdException w:name="Colorful Shading Accent 6" w:semiHidden="0" w:uiPriority="71" w:unhideWhenUsed="0"/>
+    <w:lsdException w:name="Colorful List Accent 6" w:semiHidden="0" w:uiPriority="72" w:unhideWhenUsed="0"/>
+    <w:lsdException w:name="Colorful Grid Accent 6" w:semiHidden="0" w:uiPriority="73" w:unhideWhenUsed="0"/>
+    <w:lsdException w:name="Subtle Emphasis" w:semiHidden="0" w:uiPriority="19" w:unhideWhenUsed="0" w:qFormat="1"/>
+    <w:lsdException w:name="Intense Emphasis" w:semiHidden="0" w:uiPriority="21" w:unhideWhenUsed="0" w:qFormat="1"/>
+    <w:lsdException w:name="Subtle Reference" w:semiHidden="0" w:uiPriority="31" w:unhideWhenUsed="0" w:qFormat="1"/>
+    <w:lsdException w:name="Intense Reference" w:semiHidden="0" w:uiPriority="32" w:unhideWhenUsed="0" w:qFormat="1"/>
+    <w:lsdException w:name="Book Title" w:semiHidden="0" w:uiPriority="33" w:unhideWhenUsed="0" w:qFormat="1"/>
+    <w:lsdException w:name="Bibliography" w:uiPriority="37"/>
+    <w:lsdException w:name="TOC Heading" w:uiPriority="39" w:qFormat="1"/>
   </w:latentStyles>
   <w:style w:type="paragraph" w:default="1" w:styleId="Normal">
     <w:name w:val="Normal"/>
@@ -15665,7 +15541,7 @@
       <w:kern w:val="36"/>
       <w:sz w:val="26"/>
       <w:szCs w:val="32"/>
-      <w:lang w:val="en" w:eastAsia="zh-CN"/>
+      <w:lang w:eastAsia="zh-CN"/>
       <w14:ligatures w14:val="none"/>
     </w:rPr>
   </w:style>
@@ -15970,6 +15846,7 @@
       <w:szCs w:val="22"/>
     </w:rPr>
     <w:tblPr>
+      <w:tblInd w:w="0" w:type="dxa"/>
       <w:tblBorders>
         <w:top w:val="single" w:sz="4" w:space="0" w:color="auto"/>
         <w:left w:val="single" w:sz="4" w:space="0" w:color="auto"/>
@@ -15978,6 +15855,12 @@
         <w:insideH w:val="single" w:sz="4" w:space="0" w:color="auto"/>
         <w:insideV w:val="single" w:sz="4" w:space="0" w:color="auto"/>
       </w:tblBorders>
+      <w:tblCellMar>
+        <w:top w:w="0" w:type="dxa"/>
+        <w:left w:w="108" w:type="dxa"/>
+        <w:bottom w:w="0" w:type="dxa"/>
+        <w:right w:w="108" w:type="dxa"/>
+      </w:tblCellMar>
     </w:tblPr>
   </w:style>
   <w:style w:type="paragraph" w:styleId="TOC1">
@@ -16036,7 +15919,7 @@
       <w:kern w:val="36"/>
       <w:sz w:val="26"/>
       <w:szCs w:val="32"/>
-      <w:lang w:val="en" w:eastAsia="zh-CN"/>
+      <w:lang w:eastAsia="zh-CN"/>
       <w14:ligatures w14:val="none"/>
     </w:rPr>
   </w:style>
@@ -16343,6 +16226,7 @@
       <w:rFonts w:ascii="Times New Roman" w:eastAsia="Times New Roman" w:hAnsi="Times New Roman" w:cs="Times New Roman"/>
     </w:rPr>
     <w:tblPr>
+      <w:tblInd w:w="0" w:type="dxa"/>
       <w:tblBorders>
         <w:top w:val="single" w:sz="4" w:space="0" w:color="auto"/>
         <w:left w:val="single" w:sz="4" w:space="0" w:color="auto"/>
@@ -16351,6 +16235,12 @@
         <w:insideH w:val="single" w:sz="4" w:space="0" w:color="auto"/>
         <w:insideV w:val="single" w:sz="4" w:space="0" w:color="auto"/>
       </w:tblBorders>
+      <w:tblCellMar>
+        <w:top w:w="0" w:type="dxa"/>
+        <w:left w:w="108" w:type="dxa"/>
+        <w:bottom w:w="0" w:type="dxa"/>
+        <w:right w:w="108" w:type="dxa"/>
+      </w:tblCellMar>
     </w:tblPr>
   </w:style>
   <w:style w:type="table" w:customStyle="1" w:styleId="checklist2">
@@ -16363,6 +16253,7 @@
       <w:rFonts w:ascii="Times New Roman" w:eastAsia="Times New Roman" w:hAnsi="Times New Roman" w:cs="Times New Roman"/>
     </w:rPr>
     <w:tblPr>
+      <w:tblInd w:w="0" w:type="dxa"/>
       <w:tblBorders>
         <w:top w:val="single" w:sz="4" w:space="0" w:color="auto"/>
         <w:left w:val="single" w:sz="4" w:space="0" w:color="auto"/>
@@ -16371,6 +16262,12 @@
         <w:insideH w:val="single" w:sz="4" w:space="0" w:color="auto"/>
         <w:insideV w:val="single" w:sz="4" w:space="0" w:color="auto"/>
       </w:tblBorders>
+      <w:tblCellMar>
+        <w:top w:w="0" w:type="dxa"/>
+        <w:left w:w="108" w:type="dxa"/>
+        <w:bottom w:w="0" w:type="dxa"/>
+        <w:right w:w="108" w:type="dxa"/>
+      </w:tblCellMar>
     </w:tblPr>
   </w:style>
   <w:style w:type="table" w:customStyle="1" w:styleId="checklist3">
@@ -16383,6 +16280,7 @@
       <w:rFonts w:ascii="Times New Roman" w:eastAsia="Times New Roman" w:hAnsi="Times New Roman" w:cs="Times New Roman"/>
     </w:rPr>
     <w:tblPr>
+      <w:tblInd w:w="0" w:type="dxa"/>
       <w:tblBorders>
         <w:top w:val="single" w:sz="4" w:space="0" w:color="auto"/>
         <w:left w:val="single" w:sz="4" w:space="0" w:color="auto"/>
@@ -16391,6 +16289,12 @@
         <w:insideH w:val="single" w:sz="4" w:space="0" w:color="auto"/>
         <w:insideV w:val="single" w:sz="4" w:space="0" w:color="auto"/>
       </w:tblBorders>
+      <w:tblCellMar>
+        <w:top w:w="0" w:type="dxa"/>
+        <w:left w:w="108" w:type="dxa"/>
+        <w:bottom w:w="0" w:type="dxa"/>
+        <w:right w:w="108" w:type="dxa"/>
+      </w:tblCellMar>
     </w:tblPr>
   </w:style>
   <w:style w:type="table" w:customStyle="1" w:styleId="checklist4">
@@ -16403,6 +16307,7 @@
       <w:rFonts w:ascii="Times New Roman" w:eastAsia="Times New Roman" w:hAnsi="Times New Roman" w:cs="Times New Roman"/>
     </w:rPr>
     <w:tblPr>
+      <w:tblInd w:w="0" w:type="dxa"/>
       <w:tblBorders>
         <w:top w:val="single" w:sz="4" w:space="0" w:color="auto"/>
         <w:left w:val="single" w:sz="4" w:space="0" w:color="auto"/>
@@ -16411,6 +16316,12 @@
         <w:insideH w:val="single" w:sz="4" w:space="0" w:color="auto"/>
         <w:insideV w:val="single" w:sz="4" w:space="0" w:color="auto"/>
       </w:tblBorders>
+      <w:tblCellMar>
+        <w:top w:w="0" w:type="dxa"/>
+        <w:left w:w="108" w:type="dxa"/>
+        <w:bottom w:w="0" w:type="dxa"/>
+        <w:right w:w="108" w:type="dxa"/>
+      </w:tblCellMar>
     </w:tblPr>
   </w:style>
   <w:style w:type="table" w:customStyle="1" w:styleId="checklist5">
@@ -16423,6 +16334,7 @@
       <w:rFonts w:ascii="Times New Roman" w:eastAsia="Times New Roman" w:hAnsi="Times New Roman" w:cs="Times New Roman"/>
     </w:rPr>
     <w:tblPr>
+      <w:tblInd w:w="0" w:type="dxa"/>
       <w:tblBorders>
         <w:top w:val="single" w:sz="4" w:space="0" w:color="auto"/>
         <w:left w:val="single" w:sz="4" w:space="0" w:color="auto"/>
@@ -16431,7 +16343,1069 @@
         <w:insideH w:val="single" w:sz="4" w:space="0" w:color="auto"/>
         <w:insideV w:val="single" w:sz="4" w:space="0" w:color="auto"/>
       </w:tblBorders>
+      <w:tblCellMar>
+        <w:top w:w="0" w:type="dxa"/>
+        <w:left w:w="108" w:type="dxa"/>
+        <w:bottom w:w="0" w:type="dxa"/>
+        <w:right w:w="108" w:type="dxa"/>
+      </w:tblCellMar>
     </w:tblPr>
+  </w:style>
+  <w:style w:type="paragraph" w:styleId="BalloonText">
+    <w:name w:val="Balloon Text"/>
+    <w:basedOn w:val="Normal"/>
+    <w:link w:val="BalloonTextChar"/>
+    <w:uiPriority w:val="99"/>
+    <w:semiHidden/>
+    <w:unhideWhenUsed/>
+    <w:rsid w:val="00025FA1"/>
+    <w:rPr>
+      <w:rFonts w:ascii="Tahoma" w:hAnsi="Tahoma" w:cs="Tahoma"/>
+      <w:sz w:val="16"/>
+      <w:szCs w:val="16"/>
+    </w:rPr>
+  </w:style>
+  <w:style w:type="character" w:customStyle="1" w:styleId="BalloonTextChar">
+    <w:name w:val="Balloon Text Char"/>
+    <w:basedOn w:val="DefaultParagraphFont"/>
+    <w:link w:val="BalloonText"/>
+    <w:uiPriority w:val="99"/>
+    <w:semiHidden/>
+    <w:rsid w:val="00025FA1"/>
+    <w:rPr>
+      <w:rFonts w:ascii="Tahoma" w:hAnsi="Tahoma" w:cs="Tahoma"/>
+      <w:kern w:val="2"/>
+      <w:sz w:val="16"/>
+      <w:szCs w:val="16"/>
+      <w14:ligatures w14:val="standardContextual"/>
+    </w:rPr>
+  </w:style>
+</w:styles>
+</file>
+
+<file path=word/stylesWithEffects.xml><?xml version="1.0" encoding="utf-8"?>
+<w:styles xmlns:wpc="http://schemas.microsoft.com/office/word/2010/wordprocessingCanvas" xmlns:mc="http://schemas.openxmlformats.org/markup-compatibility/2006" xmlns:o="urn:schemas-microsoft-com:office:office" xmlns:r="http://schemas.openxmlformats.org/officeDocument/2006/relationships" xmlns:m="http://schemas.openxmlformats.org/officeDocument/2006/math" xmlns:v="urn:schemas-microsoft-com:vml" xmlns:wp14="http://schemas.microsoft.com/office/word/2010/wordprocessingDrawing" xmlns:wp="http://schemas.openxmlformats.org/drawingml/2006/wordprocessingDrawing" xmlns:w10="urn:schemas-microsoft-com:office:word" xmlns:w="http://schemas.openxmlformats.org/wordprocessingml/2006/main" xmlns:w14="http://schemas.microsoft.com/office/word/2010/wordml" xmlns:wpg="http://schemas.microsoft.com/office/word/2010/wordprocessingGroup" xmlns:wpi="http://schemas.microsoft.com/office/word/2010/wordprocessingInk" xmlns:wne="http://schemas.microsoft.com/office/word/2006/wordml" xmlns:wps="http://schemas.microsoft.com/office/word/2010/wordprocessingShape" mc:Ignorable="w14 wp14">
+  <w:docDefaults>
+    <w:rPrDefault>
+      <w:rPr>
+        <w:rFonts w:asciiTheme="minorHAnsi" w:eastAsiaTheme="minorHAnsi" w:hAnsiTheme="minorHAnsi" w:cstheme="minorBidi"/>
+        <w:lang w:val="en-US" w:eastAsia="en-US" w:bidi="ar-SA"/>
+      </w:rPr>
+    </w:rPrDefault>
+    <w:pPrDefault/>
+  </w:docDefaults>
+  <w:latentStyles w:defLockedState="0" w:defUIPriority="99" w:defSemiHidden="1" w:defUnhideWhenUsed="1" w:defQFormat="0" w:count="267">
+    <w:lsdException w:name="Normal" w:semiHidden="0" w:uiPriority="0" w:unhideWhenUsed="0" w:qFormat="1"/>
+    <w:lsdException w:name="heading 1" w:semiHidden="0" w:uiPriority="9" w:unhideWhenUsed="0" w:qFormat="1"/>
+    <w:lsdException w:name="heading 2" w:semiHidden="0" w:uiPriority="9" w:qFormat="1"/>
+    <w:lsdException w:name="heading 3" w:semiHidden="0" w:uiPriority="9" w:qFormat="1"/>
+    <w:lsdException w:name="heading 4" w:semiHidden="0" w:uiPriority="9" w:unhideWhenUsed="0" w:qFormat="1"/>
+    <w:lsdException w:name="heading 5" w:uiPriority="9" w:qFormat="1"/>
+    <w:lsdException w:name="heading 6" w:semiHidden="0" w:uiPriority="0" w:unhideWhenUsed="0" w:qFormat="1"/>
+    <w:lsdException w:name="heading 7" w:uiPriority="9" w:qFormat="1"/>
+    <w:lsdException w:name="heading 8" w:uiPriority="9" w:qFormat="1"/>
+    <w:lsdException w:name="heading 9" w:uiPriority="9" w:qFormat="1"/>
+    <w:lsdException w:name="toc 1" w:semiHidden="0" w:uiPriority="39" w:qFormat="1"/>
+    <w:lsdException w:name="toc 2" w:semiHidden="0" w:uiPriority="39" w:qFormat="1"/>
+    <w:lsdException w:name="toc 3" w:semiHidden="0" w:uiPriority="39" w:qFormat="1"/>
+    <w:lsdException w:name="toc 4" w:uiPriority="39"/>
+    <w:lsdException w:name="toc 5" w:uiPriority="39"/>
+    <w:lsdException w:name="toc 6" w:uiPriority="39"/>
+    <w:lsdException w:name="toc 7" w:uiPriority="39"/>
+    <w:lsdException w:name="toc 8" w:uiPriority="39"/>
+    <w:lsdException w:name="toc 9" w:uiPriority="39"/>
+    <w:lsdException w:name="header" w:semiHidden="0" w:qFormat="1"/>
+    <w:lsdException w:name="footer" w:semiHidden="0" w:qFormat="1"/>
+    <w:lsdException w:name="caption" w:uiPriority="35" w:qFormat="1"/>
+    <w:lsdException w:name="Title" w:semiHidden="0" w:uiPriority="10" w:unhideWhenUsed="0" w:qFormat="1"/>
+    <w:lsdException w:name="Default Paragraph Font" w:uiPriority="1" w:qFormat="1"/>
+    <w:lsdException w:name="Subtitle" w:semiHidden="0" w:uiPriority="11" w:unhideWhenUsed="0" w:qFormat="1"/>
+    <w:lsdException w:name="Hyperlink" w:semiHidden="0" w:qFormat="1"/>
+    <w:lsdException w:name="Strong" w:semiHidden="0" w:uiPriority="22" w:unhideWhenUsed="0" w:qFormat="1"/>
+    <w:lsdException w:name="Emphasis" w:semiHidden="0" w:uiPriority="20" w:unhideWhenUsed="0" w:qFormat="1"/>
+    <w:lsdException w:name="Normal (Web)" w:semiHidden="0" w:qFormat="1"/>
+    <w:lsdException w:name="Normal Table" w:qFormat="1"/>
+    <w:lsdException w:name="Table Grid" w:semiHidden="0" w:uiPriority="39" w:unhideWhenUsed="0" w:qFormat="1"/>
+    <w:lsdException w:name="Placeholder Text" w:unhideWhenUsed="0"/>
+    <w:lsdException w:name="No Spacing" w:semiHidden="0" w:unhideWhenUsed="0"/>
+    <w:lsdException w:name="Light Shading" w:semiHidden="0" w:uiPriority="60" w:unhideWhenUsed="0"/>
+    <w:lsdException w:name="Light List" w:semiHidden="0" w:uiPriority="61" w:unhideWhenUsed="0"/>
+    <w:lsdException w:name="Light Grid" w:semiHidden="0" w:uiPriority="62" w:unhideWhenUsed="0"/>
+    <w:lsdException w:name="Medium Shading 1" w:semiHidden="0" w:uiPriority="63" w:unhideWhenUsed="0"/>
+    <w:lsdException w:name="Medium Shading 2" w:semiHidden="0" w:uiPriority="64" w:unhideWhenUsed="0"/>
+    <w:lsdException w:name="Medium List 1" w:semiHidden="0" w:uiPriority="65" w:unhideWhenUsed="0"/>
+    <w:lsdException w:name="Medium List 2" w:semiHidden="0" w:uiPriority="66" w:unhideWhenUsed="0"/>
+    <w:lsdException w:name="Medium Grid 1" w:semiHidden="0" w:uiPriority="67" w:unhideWhenUsed="0"/>
+    <w:lsdException w:name="Medium Grid 2" w:semiHidden="0" w:uiPriority="68" w:unhideWhenUsed="0"/>
+    <w:lsdException w:name="Medium Grid 3" w:semiHidden="0" w:uiPriority="69" w:unhideWhenUsed="0"/>
+    <w:lsdException w:name="Dark List" w:semiHidden="0" w:uiPriority="70" w:unhideWhenUsed="0"/>
+    <w:lsdException w:name="Colorful Shading" w:semiHidden="0" w:uiPriority="71" w:unhideWhenUsed="0"/>
+    <w:lsdException w:name="Colorful List" w:semiHidden="0" w:uiPriority="72" w:unhideWhenUsed="0"/>
+    <w:lsdException w:name="Colorful Grid" w:semiHidden="0" w:uiPriority="73" w:unhideWhenUsed="0"/>
+    <w:lsdException w:name="Light Shading Accent 1" w:semiHidden="0" w:uiPriority="60" w:unhideWhenUsed="0"/>
+    <w:lsdException w:name="Light List Accent 1" w:semiHidden="0" w:uiPriority="61" w:unhideWhenUsed="0"/>
+    <w:lsdException w:name="Light Grid Accent 1" w:semiHidden="0" w:uiPriority="62" w:unhideWhenUsed="0"/>
+    <w:lsdException w:name="Medium Shading 1 Accent 1" w:semiHidden="0" w:uiPriority="63" w:unhideWhenUsed="0"/>
+    <w:lsdException w:name="Medium Shading 2 Accent 1" w:semiHidden="0" w:uiPriority="64" w:unhideWhenUsed="0"/>
+    <w:lsdException w:name="Medium List 1 Accent 1" w:semiHidden="0" w:uiPriority="65" w:unhideWhenUsed="0"/>
+    <w:lsdException w:name="Revision" w:unhideWhenUsed="0"/>
+    <w:lsdException w:name="List Paragraph" w:semiHidden="0" w:uiPriority="34" w:unhideWhenUsed="0" w:qFormat="1"/>
+    <w:lsdException w:name="Quote" w:semiHidden="0" w:unhideWhenUsed="0"/>
+    <w:lsdException w:name="Intense Quote" w:semiHidden="0" w:unhideWhenUsed="0"/>
+    <w:lsdException w:name="Medium List 2 Accent 1" w:semiHidden="0" w:uiPriority="66" w:unhideWhenUsed="0"/>
+    <w:lsdException w:name="Medium Grid 1 Accent 1" w:semiHidden="0" w:uiPriority="67" w:unhideWhenUsed="0"/>
+    <w:lsdException w:name="Medium Grid 2 Accent 1" w:semiHidden="0" w:uiPriority="68" w:unhideWhenUsed="0"/>
+    <w:lsdException w:name="Medium Grid 3 Accent 1" w:semiHidden="0" w:uiPriority="69" w:unhideWhenUsed="0"/>
+    <w:lsdException w:name="Dark List Accent 1" w:semiHidden="0" w:uiPriority="70" w:unhideWhenUsed="0"/>
+    <w:lsdException w:name="Colorful Shading Accent 1" w:semiHidden="0" w:uiPriority="71" w:unhideWhenUsed="0"/>
+    <w:lsdException w:name="Colorful List Accent 1" w:semiHidden="0" w:uiPriority="72" w:unhideWhenUsed="0"/>
+    <w:lsdException w:name="Colorful Grid Accent 1" w:semiHidden="0" w:uiPriority="73" w:unhideWhenUsed="0"/>
+    <w:lsdException w:name="Light Shading Accent 2" w:semiHidden="0" w:uiPriority="60" w:unhideWhenUsed="0"/>
+    <w:lsdException w:name="Light List Accent 2" w:semiHidden="0" w:uiPriority="61" w:unhideWhenUsed="0"/>
+    <w:lsdException w:name="Light Grid Accent 2" w:semiHidden="0" w:uiPriority="62" w:unhideWhenUsed="0"/>
+    <w:lsdException w:name="Medium Shading 1 Accent 2" w:semiHidden="0" w:uiPriority="63" w:unhideWhenUsed="0"/>
+    <w:lsdException w:name="Medium Shading 2 Accent 2" w:semiHidden="0" w:uiPriority="64" w:unhideWhenUsed="0"/>
+    <w:lsdException w:name="Medium List 1 Accent 2" w:semiHidden="0" w:uiPriority="65" w:unhideWhenUsed="0"/>
+    <w:lsdException w:name="Medium List 2 Accent 2" w:semiHidden="0" w:uiPriority="66" w:unhideWhenUsed="0"/>
+    <w:lsdException w:name="Medium Grid 1 Accent 2" w:semiHidden="0" w:uiPriority="67" w:unhideWhenUsed="0"/>
+    <w:lsdException w:name="Medium Grid 2 Accent 2" w:semiHidden="0" w:uiPriority="68" w:unhideWhenUsed="0"/>
+    <w:lsdException w:name="Medium Grid 3 Accent 2" w:semiHidden="0" w:uiPriority="69" w:unhideWhenUsed="0"/>
+    <w:lsdException w:name="Dark List Accent 2" w:semiHidden="0" w:uiPriority="70" w:unhideWhenUsed="0"/>
+    <w:lsdException w:name="Colorful Shading Accent 2" w:semiHidden="0" w:uiPriority="71" w:unhideWhenUsed="0"/>
+    <w:lsdException w:name="Colorful List Accent 2" w:semiHidden="0" w:uiPriority="72" w:unhideWhenUsed="0"/>
+    <w:lsdException w:name="Colorful Grid Accent 2" w:semiHidden="0" w:uiPriority="73" w:unhideWhenUsed="0"/>
+    <w:lsdException w:name="Light Shading Accent 3" w:semiHidden="0" w:uiPriority="60" w:unhideWhenUsed="0"/>
+    <w:lsdException w:name="Light List Accent 3" w:semiHidden="0" w:uiPriority="61" w:unhideWhenUsed="0"/>
+    <w:lsdException w:name="Light Grid Accent 3" w:semiHidden="0" w:uiPriority="62" w:unhideWhenUsed="0"/>
+    <w:lsdException w:name="Medium Shading 1 Accent 3" w:semiHidden="0" w:uiPriority="63" w:unhideWhenUsed="0"/>
+    <w:lsdException w:name="Medium Shading 2 Accent 3" w:semiHidden="0" w:uiPriority="64" w:unhideWhenUsed="0"/>
+    <w:lsdException w:name="Medium List 1 Accent 3" w:semiHidden="0" w:uiPriority="65" w:unhideWhenUsed="0"/>
+    <w:lsdException w:name="Medium List 2 Accent 3" w:semiHidden="0" w:uiPriority="66" w:unhideWhenUsed="0"/>
+    <w:lsdException w:name="Medium Grid 1 Accent 3" w:semiHidden="0" w:uiPriority="67" w:unhideWhenUsed="0"/>
+    <w:lsdException w:name="Medium Grid 2 Accent 3" w:semiHidden="0" w:uiPriority="68" w:unhideWhenUsed="0"/>
+    <w:lsdException w:name="Medium Grid 3 Accent 3" w:semiHidden="0" w:uiPriority="69" w:unhideWhenUsed="0"/>
+    <w:lsdException w:name="Dark List Accent 3" w:semiHidden="0" w:uiPriority="70" w:unhideWhenUsed="0"/>
+    <w:lsdException w:name="Colorful Shading Accent 3" w:semiHidden="0" w:uiPriority="71" w:unhideWhenUsed="0"/>
+    <w:lsdException w:name="Colorful List Accent 3" w:semiHidden="0" w:uiPriority="72" w:unhideWhenUsed="0"/>
+    <w:lsdException w:name="Colorful Grid Accent 3" w:semiHidden="0" w:uiPriority="73" w:unhideWhenUsed="0"/>
+    <w:lsdException w:name="Light Shading Accent 4" w:semiHidden="0" w:uiPriority="60" w:unhideWhenUsed="0"/>
+    <w:lsdException w:name="Light List Accent 4" w:semiHidden="0" w:uiPriority="61" w:unhideWhenUsed="0"/>
+    <w:lsdException w:name="Light Grid Accent 4" w:semiHidden="0" w:uiPriority="62" w:unhideWhenUsed="0"/>
+    <w:lsdException w:name="Medium Shading 1 Accent 4" w:semiHidden="0" w:uiPriority="63" w:unhideWhenUsed="0"/>
+    <w:lsdException w:name="Medium Shading 2 Accent 4" w:semiHidden="0" w:uiPriority="64" w:unhideWhenUsed="0"/>
+    <w:lsdException w:name="Medium List 1 Accent 4" w:semiHidden="0" w:uiPriority="65" w:unhideWhenUsed="0"/>
+    <w:lsdException w:name="Medium List 2 Accent 4" w:semiHidden="0" w:uiPriority="66" w:unhideWhenUsed="0"/>
+    <w:lsdException w:name="Medium Grid 1 Accent 4" w:semiHidden="0" w:uiPriority="67" w:unhideWhenUsed="0"/>
+    <w:lsdException w:name="Medium Grid 2 Accent 4" w:semiHidden="0" w:uiPriority="68" w:unhideWhenUsed="0"/>
+    <w:lsdException w:name="Medium Grid 3 Accent 4" w:semiHidden="0" w:uiPriority="69" w:unhideWhenUsed="0"/>
+    <w:lsdException w:name="Dark List Accent 4" w:semiHidden="0" w:uiPriority="70" w:unhideWhenUsed="0"/>
+    <w:lsdException w:name="Colorful Shading Accent 4" w:semiHidden="0" w:uiPriority="71" w:unhideWhenUsed="0"/>
+    <w:lsdException w:name="Colorful List Accent 4" w:semiHidden="0" w:uiPriority="72" w:unhideWhenUsed="0"/>
+    <w:lsdException w:name="Colorful Grid Accent 4" w:semiHidden="0" w:uiPriority="73" w:unhideWhenUsed="0"/>
+    <w:lsdException w:name="Light Shading Accent 5" w:semiHidden="0" w:uiPriority="60" w:unhideWhenUsed="0"/>
+    <w:lsdException w:name="Light List Accent 5" w:semiHidden="0" w:uiPriority="61" w:unhideWhenUsed="0"/>
+    <w:lsdException w:name="Light Grid Accent 5" w:semiHidden="0" w:uiPriority="62" w:unhideWhenUsed="0"/>
+    <w:lsdException w:name="Medium Shading 1 Accent 5" w:semiHidden="0" w:uiPriority="63" w:unhideWhenUsed="0"/>
+    <w:lsdException w:name="Medium Shading 2 Accent 5" w:semiHidden="0" w:uiPriority="64" w:unhideWhenUsed="0"/>
+    <w:lsdException w:name="Medium List 1 Accent 5" w:semiHidden="0" w:uiPriority="65" w:unhideWhenUsed="0"/>
+    <w:lsdException w:name="Medium List 2 Accent 5" w:semiHidden="0" w:uiPriority="66" w:unhideWhenUsed="0"/>
+    <w:lsdException w:name="Medium Grid 1 Accent 5" w:semiHidden="0" w:uiPriority="67" w:unhideWhenUsed="0"/>
+    <w:lsdException w:name="Medium Grid 2 Accent 5" w:semiHidden="0" w:uiPriority="68" w:unhideWhenUsed="0"/>
+    <w:lsdException w:name="Medium Grid 3 Accent 5" w:semiHidden="0" w:uiPriority="69" w:unhideWhenUsed="0"/>
+    <w:lsdException w:name="Dark List Accent 5" w:semiHidden="0" w:uiPriority="70" w:unhideWhenUsed="0"/>
+    <w:lsdException w:name="Colorful Shading Accent 5" w:semiHidden="0" w:uiPriority="71" w:unhideWhenUsed="0"/>
+    <w:lsdException w:name="Colorful List Accent 5" w:semiHidden="0" w:uiPriority="72" w:unhideWhenUsed="0"/>
+    <w:lsdException w:name="Colorful Grid Accent 5" w:semiHidden="0" w:uiPriority="73" w:unhideWhenUsed="0"/>
+    <w:lsdException w:name="Light Shading Accent 6" w:semiHidden="0" w:uiPriority="60" w:unhideWhenUsed="0"/>
+    <w:lsdException w:name="Light List Accent 6" w:semiHidden="0" w:uiPriority="61" w:unhideWhenUsed="0"/>
+    <w:lsdException w:name="Light Grid Accent 6" w:semiHidden="0" w:uiPriority="62" w:unhideWhenUsed="0"/>
+    <w:lsdException w:name="Medium Shading 1 Accent 6" w:semiHidden="0" w:uiPriority="63" w:unhideWhenUsed="0"/>
+    <w:lsdException w:name="Medium Shading 2 Accent 6" w:semiHidden="0" w:uiPriority="64" w:unhideWhenUsed="0"/>
+    <w:lsdException w:name="Medium List 1 Accent 6" w:semiHidden="0" w:uiPriority="65" w:unhideWhenUsed="0"/>
+    <w:lsdException w:name="Medium List 2 Accent 6" w:semiHidden="0" w:uiPriority="66" w:unhideWhenUsed="0"/>
+    <w:lsdException w:name="Medium Grid 1 Accent 6" w:semiHidden="0" w:uiPriority="67" w:unhideWhenUsed="0"/>
+    <w:lsdException w:name="Medium Grid 2 Accent 6" w:semiHidden="0" w:uiPriority="68" w:unhideWhenUsed="0"/>
+    <w:lsdException w:name="Medium Grid 3 Accent 6" w:semiHidden="0" w:uiPriority="69" w:unhideWhenUsed="0"/>
+    <w:lsdException w:name="Dark List Accent 6" w:semiHidden="0" w:uiPriority="70" w:unhideWhenUsed="0"/>
+    <w:lsdException w:name="Colorful Shading Accent 6" w:semiHidden="0" w:uiPriority="71" w:unhideWhenUsed="0"/>
+    <w:lsdException w:name="Colorful List Accent 6" w:semiHidden="0" w:uiPriority="72" w:unhideWhenUsed="0"/>
+    <w:lsdException w:name="Colorful Grid Accent 6" w:semiHidden="0" w:uiPriority="73" w:unhideWhenUsed="0"/>
+    <w:lsdException w:name="Subtle Emphasis" w:semiHidden="0" w:uiPriority="19" w:unhideWhenUsed="0" w:qFormat="1"/>
+    <w:lsdException w:name="Intense Emphasis" w:semiHidden="0" w:uiPriority="21" w:unhideWhenUsed="0" w:qFormat="1"/>
+    <w:lsdException w:name="Subtle Reference" w:semiHidden="0" w:uiPriority="31" w:unhideWhenUsed="0" w:qFormat="1"/>
+    <w:lsdException w:name="Intense Reference" w:semiHidden="0" w:uiPriority="32" w:unhideWhenUsed="0" w:qFormat="1"/>
+    <w:lsdException w:name="Book Title" w:semiHidden="0" w:uiPriority="33" w:unhideWhenUsed="0" w:qFormat="1"/>
+    <w:lsdException w:name="Bibliography" w:uiPriority="37"/>
+    <w:lsdException w:name="TOC Heading" w:uiPriority="39" w:qFormat="1"/>
+  </w:latentStyles>
+  <w:style w:type="paragraph" w:default="1" w:styleId="Normal">
+    <w:name w:val="Normal"/>
+    <w:qFormat/>
+    <w:rPr>
+      <w:kern w:val="2"/>
+      <w:sz w:val="24"/>
+      <w:szCs w:val="24"/>
+      <w14:ligatures w14:val="standardContextual"/>
+    </w:rPr>
+  </w:style>
+  <w:style w:type="paragraph" w:styleId="Heading1">
+    <w:name w:val="heading 1"/>
+    <w:basedOn w:val="Normal"/>
+    <w:link w:val="Heading1Char"/>
+    <w:autoRedefine/>
+    <w:uiPriority w:val="9"/>
+    <w:qFormat/>
+    <w:pPr>
+      <w:spacing w:before="120" w:after="120" w:line="380" w:lineRule="exact"/>
+      <w:ind w:left="714" w:hanging="357"/>
+      <w:outlineLvl w:val="0"/>
+    </w:pPr>
+    <w:rPr>
+      <w:rFonts w:ascii="Times New Roman" w:eastAsia="Times New Roman" w:hAnsi="Times New Roman" w:cs="Times New Roman"/>
+      <w:b/>
+      <w:bCs/>
+      <w:color w:val="000000" w:themeColor="text1"/>
+      <w:kern w:val="36"/>
+      <w:sz w:val="26"/>
+      <w:szCs w:val="32"/>
+      <w:lang w:eastAsia="zh-CN"/>
+      <w14:ligatures w14:val="none"/>
+    </w:rPr>
+  </w:style>
+  <w:style w:type="paragraph" w:styleId="Heading2">
+    <w:name w:val="heading 2"/>
+    <w:basedOn w:val="Normal"/>
+    <w:next w:val="Normal"/>
+    <w:link w:val="Heading2Char"/>
+    <w:uiPriority w:val="9"/>
+    <w:unhideWhenUsed/>
+    <w:qFormat/>
+    <w:pPr>
+      <w:keepNext/>
+      <w:tabs>
+        <w:tab w:val="left" w:pos="1440"/>
+      </w:tabs>
+      <w:spacing w:before="120" w:after="120" w:line="380" w:lineRule="exact"/>
+      <w:ind w:left="1440" w:hanging="720"/>
+      <w:outlineLvl w:val="1"/>
+    </w:pPr>
+    <w:rPr>
+      <w:rFonts w:ascii="Times New Roman" w:eastAsiaTheme="majorEastAsia" w:hAnsi="Times New Roman" w:cstheme="majorBidi"/>
+      <w:b/>
+      <w:bCs/>
+      <w:iCs/>
+      <w:kern w:val="0"/>
+      <w:sz w:val="26"/>
+      <w:szCs w:val="26"/>
+      <w14:ligatures w14:val="none"/>
+    </w:rPr>
+  </w:style>
+  <w:style w:type="paragraph" w:styleId="Heading3">
+    <w:name w:val="heading 3"/>
+    <w:basedOn w:val="Normal"/>
+    <w:next w:val="Normal"/>
+    <w:link w:val="Heading3Char"/>
+    <w:uiPriority w:val="9"/>
+    <w:unhideWhenUsed/>
+    <w:qFormat/>
+    <w:pPr>
+      <w:keepNext/>
+      <w:tabs>
+        <w:tab w:val="left" w:pos="2160"/>
+      </w:tabs>
+      <w:spacing w:before="240" w:after="60"/>
+      <w:ind w:left="2160" w:hanging="720"/>
+      <w:outlineLvl w:val="2"/>
+    </w:pPr>
+    <w:rPr>
+      <w:rFonts w:ascii="Times New Roman" w:eastAsiaTheme="majorEastAsia" w:hAnsi="Times New Roman" w:cstheme="majorBidi"/>
+      <w:b/>
+      <w:bCs/>
+      <w:kern w:val="0"/>
+      <w:sz w:val="26"/>
+      <w:szCs w:val="26"/>
+      <w14:ligatures w14:val="none"/>
+    </w:rPr>
+  </w:style>
+  <w:style w:type="paragraph" w:styleId="Heading4">
+    <w:name w:val="heading 4"/>
+    <w:basedOn w:val="Normal"/>
+    <w:link w:val="Heading4Char"/>
+    <w:uiPriority w:val="9"/>
+    <w:qFormat/>
+    <w:pPr>
+      <w:spacing w:before="100" w:beforeAutospacing="1" w:after="100" w:afterAutospacing="1"/>
+      <w:outlineLvl w:val="3"/>
+    </w:pPr>
+    <w:rPr>
+      <w:rFonts w:ascii="Times New Roman" w:eastAsia="Times New Roman" w:hAnsi="Times New Roman" w:cs="Times New Roman"/>
+      <w:b/>
+      <w:bCs/>
+      <w:kern w:val="0"/>
+      <w:sz w:val="26"/>
+      <w14:ligatures w14:val="none"/>
+    </w:rPr>
+  </w:style>
+  <w:style w:type="paragraph" w:styleId="Heading5">
+    <w:name w:val="heading 5"/>
+    <w:basedOn w:val="Normal"/>
+    <w:next w:val="Normal"/>
+    <w:link w:val="Heading5Char"/>
+    <w:uiPriority w:val="9"/>
+    <w:semiHidden/>
+    <w:unhideWhenUsed/>
+    <w:qFormat/>
+    <w:pPr>
+      <w:tabs>
+        <w:tab w:val="left" w:pos="3600"/>
+      </w:tabs>
+      <w:spacing w:before="240" w:after="60"/>
+      <w:ind w:left="3600" w:hanging="720"/>
+      <w:outlineLvl w:val="4"/>
+    </w:pPr>
+    <w:rPr>
+      <w:rFonts w:eastAsiaTheme="minorEastAsia"/>
+      <w:b/>
+      <w:bCs/>
+      <w:i/>
+      <w:iCs/>
+      <w:kern w:val="0"/>
+      <w:sz w:val="26"/>
+      <w:szCs w:val="26"/>
+      <w14:ligatures w14:val="none"/>
+    </w:rPr>
+  </w:style>
+  <w:style w:type="paragraph" w:styleId="Heading6">
+    <w:name w:val="heading 6"/>
+    <w:basedOn w:val="Normal"/>
+    <w:next w:val="Normal"/>
+    <w:link w:val="Heading6Char"/>
+    <w:qFormat/>
+    <w:pPr>
+      <w:tabs>
+        <w:tab w:val="left" w:pos="4320"/>
+      </w:tabs>
+      <w:spacing w:before="240" w:after="60"/>
+      <w:ind w:left="4320" w:hanging="720"/>
+      <w:outlineLvl w:val="5"/>
+    </w:pPr>
+    <w:rPr>
+      <w:rFonts w:ascii="Times New Roman" w:eastAsia="Times New Roman" w:hAnsi="Times New Roman" w:cs="Times New Roman"/>
+      <w:b/>
+      <w:bCs/>
+      <w:kern w:val="0"/>
+      <w:sz w:val="22"/>
+      <w:szCs w:val="22"/>
+      <w14:ligatures w14:val="none"/>
+    </w:rPr>
+  </w:style>
+  <w:style w:type="paragraph" w:styleId="Heading7">
+    <w:name w:val="heading 7"/>
+    <w:basedOn w:val="Normal"/>
+    <w:next w:val="Normal"/>
+    <w:link w:val="Heading7Char"/>
+    <w:uiPriority w:val="9"/>
+    <w:semiHidden/>
+    <w:unhideWhenUsed/>
+    <w:qFormat/>
+    <w:pPr>
+      <w:tabs>
+        <w:tab w:val="left" w:pos="5040"/>
+      </w:tabs>
+      <w:spacing w:before="240" w:after="60"/>
+      <w:ind w:left="5040" w:hanging="720"/>
+      <w:outlineLvl w:val="6"/>
+    </w:pPr>
+    <w:rPr>
+      <w:rFonts w:eastAsiaTheme="minorEastAsia"/>
+      <w:kern w:val="0"/>
+      <w14:ligatures w14:val="none"/>
+    </w:rPr>
+  </w:style>
+  <w:style w:type="paragraph" w:styleId="Heading8">
+    <w:name w:val="heading 8"/>
+    <w:basedOn w:val="Normal"/>
+    <w:next w:val="Normal"/>
+    <w:link w:val="Heading8Char"/>
+    <w:uiPriority w:val="9"/>
+    <w:semiHidden/>
+    <w:unhideWhenUsed/>
+    <w:qFormat/>
+    <w:pPr>
+      <w:tabs>
+        <w:tab w:val="left" w:pos="5760"/>
+      </w:tabs>
+      <w:spacing w:before="240" w:after="60"/>
+      <w:ind w:left="5760" w:hanging="720"/>
+      <w:outlineLvl w:val="7"/>
+    </w:pPr>
+    <w:rPr>
+      <w:rFonts w:eastAsiaTheme="minorEastAsia"/>
+      <w:i/>
+      <w:iCs/>
+      <w:kern w:val="0"/>
+      <w14:ligatures w14:val="none"/>
+    </w:rPr>
+  </w:style>
+  <w:style w:type="paragraph" w:styleId="Heading9">
+    <w:name w:val="heading 9"/>
+    <w:basedOn w:val="Normal"/>
+    <w:next w:val="Normal"/>
+    <w:link w:val="Heading9Char"/>
+    <w:uiPriority w:val="9"/>
+    <w:semiHidden/>
+    <w:unhideWhenUsed/>
+    <w:qFormat/>
+    <w:pPr>
+      <w:tabs>
+        <w:tab w:val="left" w:pos="6480"/>
+      </w:tabs>
+      <w:spacing w:before="240" w:after="60"/>
+      <w:ind w:left="6480" w:hanging="720"/>
+      <w:outlineLvl w:val="8"/>
+    </w:pPr>
+    <w:rPr>
+      <w:rFonts w:asciiTheme="majorHAnsi" w:eastAsiaTheme="majorEastAsia" w:hAnsiTheme="majorHAnsi" w:cstheme="majorBidi"/>
+      <w:kern w:val="0"/>
+      <w:sz w:val="22"/>
+      <w:szCs w:val="22"/>
+      <w14:ligatures w14:val="none"/>
+    </w:rPr>
+  </w:style>
+  <w:style w:type="character" w:default="1" w:styleId="DefaultParagraphFont">
+    <w:name w:val="Default Paragraph Font"/>
+    <w:uiPriority w:val="1"/>
+    <w:semiHidden/>
+    <w:unhideWhenUsed/>
+  </w:style>
+  <w:style w:type="table" w:default="1" w:styleId="TableNormal">
+    <w:name w:val="Normal Table"/>
+    <w:uiPriority w:val="99"/>
+    <w:semiHidden/>
+    <w:unhideWhenUsed/>
+    <w:tblPr>
+      <w:tblInd w:w="0" w:type="dxa"/>
+      <w:tblCellMar>
+        <w:top w:w="0" w:type="dxa"/>
+        <w:left w:w="108" w:type="dxa"/>
+        <w:bottom w:w="0" w:type="dxa"/>
+        <w:right w:w="108" w:type="dxa"/>
+      </w:tblCellMar>
+    </w:tblPr>
+  </w:style>
+  <w:style w:type="numbering" w:default="1" w:styleId="NoList">
+    <w:name w:val="No List"/>
+    <w:uiPriority w:val="99"/>
+    <w:semiHidden/>
+    <w:unhideWhenUsed/>
+  </w:style>
+  <w:style w:type="paragraph" w:styleId="Footer">
+    <w:name w:val="footer"/>
+    <w:basedOn w:val="Normal"/>
+    <w:link w:val="FooterChar"/>
+    <w:uiPriority w:val="99"/>
+    <w:unhideWhenUsed/>
+    <w:qFormat/>
+    <w:pPr>
+      <w:tabs>
+        <w:tab w:val="center" w:pos="4680"/>
+        <w:tab w:val="right" w:pos="9360"/>
+      </w:tabs>
+    </w:pPr>
+  </w:style>
+  <w:style w:type="paragraph" w:styleId="Header">
+    <w:name w:val="header"/>
+    <w:basedOn w:val="Normal"/>
+    <w:link w:val="HeaderChar"/>
+    <w:uiPriority w:val="99"/>
+    <w:unhideWhenUsed/>
+    <w:qFormat/>
+    <w:pPr>
+      <w:tabs>
+        <w:tab w:val="center" w:pos="4680"/>
+        <w:tab w:val="right" w:pos="9360"/>
+      </w:tabs>
+    </w:pPr>
+  </w:style>
+  <w:style w:type="character" w:styleId="Hyperlink">
+    <w:name w:val="Hyperlink"/>
+    <w:basedOn w:val="DefaultParagraphFont"/>
+    <w:uiPriority w:val="99"/>
+    <w:unhideWhenUsed/>
+    <w:qFormat/>
+    <w:rPr>
+      <w:color w:val="0563C1" w:themeColor="hyperlink"/>
+      <w:u w:val="single"/>
+    </w:rPr>
+  </w:style>
+  <w:style w:type="paragraph" w:styleId="NormalWeb">
+    <w:name w:val="Normal (Web)"/>
+    <w:basedOn w:val="Normal"/>
+    <w:uiPriority w:val="99"/>
+    <w:unhideWhenUsed/>
+    <w:qFormat/>
+    <w:pPr>
+      <w:spacing w:before="100" w:beforeAutospacing="1" w:after="100" w:afterAutospacing="1"/>
+    </w:pPr>
+    <w:rPr>
+      <w:rFonts w:ascii="Times New Roman" w:eastAsia="Times New Roman" w:hAnsi="Times New Roman" w:cs="Times New Roman"/>
+      <w:kern w:val="0"/>
+      <w14:ligatures w14:val="none"/>
+    </w:rPr>
+  </w:style>
+  <w:style w:type="character" w:styleId="Strong">
+    <w:name w:val="Strong"/>
+    <w:basedOn w:val="DefaultParagraphFont"/>
+    <w:uiPriority w:val="22"/>
+    <w:qFormat/>
+    <w:rPr>
+      <w:b/>
+      <w:bCs/>
+    </w:rPr>
+  </w:style>
+  <w:style w:type="table" w:styleId="TableGrid">
+    <w:name w:val="Table Grid"/>
+    <w:basedOn w:val="TableNormal"/>
+    <w:uiPriority w:val="39"/>
+    <w:qFormat/>
+    <w:rPr>
+      <w:sz w:val="22"/>
+      <w:szCs w:val="22"/>
+    </w:rPr>
+    <w:tblPr>
+      <w:tblInd w:w="0" w:type="dxa"/>
+      <w:tblBorders>
+        <w:top w:val="single" w:sz="4" w:space="0" w:color="auto"/>
+        <w:left w:val="single" w:sz="4" w:space="0" w:color="auto"/>
+        <w:bottom w:val="single" w:sz="4" w:space="0" w:color="auto"/>
+        <w:right w:val="single" w:sz="4" w:space="0" w:color="auto"/>
+        <w:insideH w:val="single" w:sz="4" w:space="0" w:color="auto"/>
+        <w:insideV w:val="single" w:sz="4" w:space="0" w:color="auto"/>
+      </w:tblBorders>
+      <w:tblCellMar>
+        <w:top w:w="0" w:type="dxa"/>
+        <w:left w:w="108" w:type="dxa"/>
+        <w:bottom w:w="0" w:type="dxa"/>
+        <w:right w:w="108" w:type="dxa"/>
+      </w:tblCellMar>
+    </w:tblPr>
+  </w:style>
+  <w:style w:type="paragraph" w:styleId="TOC1">
+    <w:name w:val="toc 1"/>
+    <w:basedOn w:val="Normal"/>
+    <w:next w:val="Normal"/>
+    <w:autoRedefine/>
+    <w:uiPriority w:val="39"/>
+    <w:unhideWhenUsed/>
+    <w:qFormat/>
+    <w:pPr>
+      <w:spacing w:after="100"/>
+    </w:pPr>
+  </w:style>
+  <w:style w:type="paragraph" w:styleId="TOC2">
+    <w:name w:val="toc 2"/>
+    <w:basedOn w:val="Normal"/>
+    <w:next w:val="Normal"/>
+    <w:autoRedefine/>
+    <w:uiPriority w:val="39"/>
+    <w:unhideWhenUsed/>
+    <w:qFormat/>
+    <w:rsid w:val="00A74888"/>
+    <w:pPr>
+      <w:tabs>
+        <w:tab w:val="right" w:leader="dot" w:pos="9072"/>
+      </w:tabs>
+      <w:spacing w:after="100"/>
+      <w:ind w:left="240"/>
+    </w:pPr>
+  </w:style>
+  <w:style w:type="paragraph" w:styleId="TOC3">
+    <w:name w:val="toc 3"/>
+    <w:basedOn w:val="Normal"/>
+    <w:next w:val="Normal"/>
+    <w:autoRedefine/>
+    <w:uiPriority w:val="39"/>
+    <w:unhideWhenUsed/>
+    <w:qFormat/>
+    <w:pPr>
+      <w:spacing w:after="100"/>
+      <w:ind w:left="480"/>
+    </w:pPr>
+  </w:style>
+  <w:style w:type="character" w:customStyle="1" w:styleId="Heading1Char">
+    <w:name w:val="Heading 1 Char"/>
+    <w:basedOn w:val="DefaultParagraphFont"/>
+    <w:link w:val="Heading1"/>
+    <w:uiPriority w:val="9"/>
+    <w:qFormat/>
+    <w:rPr>
+      <w:rFonts w:ascii="Times New Roman" w:eastAsia="Times New Roman" w:hAnsi="Times New Roman" w:cs="Times New Roman"/>
+      <w:b/>
+      <w:bCs/>
+      <w:color w:val="000000" w:themeColor="text1"/>
+      <w:kern w:val="36"/>
+      <w:sz w:val="26"/>
+      <w:szCs w:val="32"/>
+      <w:lang w:eastAsia="zh-CN"/>
+      <w14:ligatures w14:val="none"/>
+    </w:rPr>
+  </w:style>
+  <w:style w:type="character" w:customStyle="1" w:styleId="InternetLink">
+    <w:name w:val="Internet Link"/>
+    <w:basedOn w:val="DefaultParagraphFont"/>
+    <w:uiPriority w:val="99"/>
+    <w:unhideWhenUsed/>
+    <w:qFormat/>
+    <w:rPr>
+      <w:color w:val="0563C1" w:themeColor="hyperlink"/>
+      <w:u w:val="single"/>
+    </w:rPr>
+  </w:style>
+  <w:style w:type="paragraph" w:styleId="ListParagraph">
+    <w:name w:val="List Paragraph"/>
+    <w:basedOn w:val="Normal"/>
+    <w:link w:val="ListParagraphChar"/>
+    <w:uiPriority w:val="34"/>
+    <w:qFormat/>
+    <w:pPr>
+      <w:spacing w:after="160" w:line="259" w:lineRule="auto"/>
+      <w:ind w:left="720"/>
+      <w:contextualSpacing/>
+    </w:pPr>
+    <w:rPr>
+      <w:kern w:val="0"/>
+      <w:sz w:val="22"/>
+      <w:szCs w:val="22"/>
+      <w14:ligatures w14:val="none"/>
+    </w:rPr>
+  </w:style>
+  <w:style w:type="character" w:customStyle="1" w:styleId="Heading4Char">
+    <w:name w:val="Heading 4 Char"/>
+    <w:basedOn w:val="DefaultParagraphFont"/>
+    <w:link w:val="Heading4"/>
+    <w:uiPriority w:val="9"/>
+    <w:qFormat/>
+    <w:rPr>
+      <w:rFonts w:ascii="Times New Roman" w:eastAsia="Times New Roman" w:hAnsi="Times New Roman" w:cs="Times New Roman"/>
+      <w:b/>
+      <w:bCs/>
+      <w:kern w:val="0"/>
+      <w:sz w:val="26"/>
+      <w14:ligatures w14:val="none"/>
+    </w:rPr>
+  </w:style>
+  <w:style w:type="character" w:customStyle="1" w:styleId="Heading2Char">
+    <w:name w:val="Heading 2 Char"/>
+    <w:basedOn w:val="DefaultParagraphFont"/>
+    <w:link w:val="Heading2"/>
+    <w:uiPriority w:val="9"/>
+    <w:qFormat/>
+    <w:rPr>
+      <w:rFonts w:ascii="Times New Roman" w:eastAsiaTheme="majorEastAsia" w:hAnsi="Times New Roman" w:cstheme="majorBidi"/>
+      <w:b/>
+      <w:bCs/>
+      <w:iCs/>
+      <w:kern w:val="0"/>
+      <w:sz w:val="26"/>
+      <w:szCs w:val="26"/>
+      <w14:ligatures w14:val="none"/>
+    </w:rPr>
+  </w:style>
+  <w:style w:type="character" w:customStyle="1" w:styleId="Heading3Char">
+    <w:name w:val="Heading 3 Char"/>
+    <w:basedOn w:val="DefaultParagraphFont"/>
+    <w:link w:val="Heading3"/>
+    <w:uiPriority w:val="9"/>
+    <w:qFormat/>
+    <w:rPr>
+      <w:rFonts w:ascii="Times New Roman" w:eastAsiaTheme="majorEastAsia" w:hAnsi="Times New Roman" w:cstheme="majorBidi"/>
+      <w:b/>
+      <w:bCs/>
+      <w:kern w:val="0"/>
+      <w:sz w:val="26"/>
+      <w:szCs w:val="26"/>
+      <w14:ligatures w14:val="none"/>
+    </w:rPr>
+  </w:style>
+  <w:style w:type="character" w:customStyle="1" w:styleId="Heading5Char">
+    <w:name w:val="Heading 5 Char"/>
+    <w:basedOn w:val="DefaultParagraphFont"/>
+    <w:link w:val="Heading5"/>
+    <w:uiPriority w:val="9"/>
+    <w:semiHidden/>
+    <w:qFormat/>
+    <w:rPr>
+      <w:rFonts w:eastAsiaTheme="minorEastAsia"/>
+      <w:b/>
+      <w:bCs/>
+      <w:i/>
+      <w:iCs/>
+      <w:kern w:val="0"/>
+      <w:sz w:val="26"/>
+      <w:szCs w:val="26"/>
+      <w:lang w:val="en-US"/>
+      <w14:ligatures w14:val="none"/>
+    </w:rPr>
+  </w:style>
+  <w:style w:type="character" w:customStyle="1" w:styleId="Heading6Char">
+    <w:name w:val="Heading 6 Char"/>
+    <w:basedOn w:val="DefaultParagraphFont"/>
+    <w:link w:val="Heading6"/>
+    <w:qFormat/>
+    <w:rPr>
+      <w:rFonts w:ascii="Times New Roman" w:eastAsia="Times New Roman" w:hAnsi="Times New Roman" w:cs="Times New Roman"/>
+      <w:b/>
+      <w:bCs/>
+      <w:kern w:val="0"/>
+      <w:sz w:val="22"/>
+      <w:szCs w:val="22"/>
+      <w:lang w:val="en-US"/>
+      <w14:ligatures w14:val="none"/>
+    </w:rPr>
+  </w:style>
+  <w:style w:type="character" w:customStyle="1" w:styleId="Heading7Char">
+    <w:name w:val="Heading 7 Char"/>
+    <w:basedOn w:val="DefaultParagraphFont"/>
+    <w:link w:val="Heading7"/>
+    <w:uiPriority w:val="9"/>
+    <w:semiHidden/>
+    <w:qFormat/>
+    <w:rPr>
+      <w:rFonts w:eastAsiaTheme="minorEastAsia"/>
+      <w:kern w:val="0"/>
+      <w:lang w:val="en-US"/>
+      <w14:ligatures w14:val="none"/>
+    </w:rPr>
+  </w:style>
+  <w:style w:type="character" w:customStyle="1" w:styleId="Heading8Char">
+    <w:name w:val="Heading 8 Char"/>
+    <w:basedOn w:val="DefaultParagraphFont"/>
+    <w:link w:val="Heading8"/>
+    <w:uiPriority w:val="9"/>
+    <w:semiHidden/>
+    <w:qFormat/>
+    <w:rPr>
+      <w:rFonts w:eastAsiaTheme="minorEastAsia"/>
+      <w:i/>
+      <w:iCs/>
+      <w:kern w:val="0"/>
+      <w:lang w:val="en-US"/>
+      <w14:ligatures w14:val="none"/>
+    </w:rPr>
+  </w:style>
+  <w:style w:type="character" w:customStyle="1" w:styleId="Heading9Char">
+    <w:name w:val="Heading 9 Char"/>
+    <w:basedOn w:val="DefaultParagraphFont"/>
+    <w:link w:val="Heading9"/>
+    <w:uiPriority w:val="9"/>
+    <w:semiHidden/>
+    <w:qFormat/>
+    <w:rPr>
+      <w:rFonts w:asciiTheme="majorHAnsi" w:eastAsiaTheme="majorEastAsia" w:hAnsiTheme="majorHAnsi" w:cstheme="majorBidi"/>
+      <w:kern w:val="0"/>
+      <w:sz w:val="22"/>
+      <w:szCs w:val="22"/>
+      <w:lang w:val="en-US"/>
+      <w14:ligatures w14:val="none"/>
+    </w:rPr>
+  </w:style>
+  <w:style w:type="character" w:customStyle="1" w:styleId="Bullets">
+    <w:name w:val="Bullets"/>
+    <w:qFormat/>
+    <w:rPr>
+      <w:rFonts w:ascii="OpenSymbol" w:eastAsia="OpenSymbol" w:hAnsi="OpenSymbol" w:cs="OpenSymbol"/>
+    </w:rPr>
+  </w:style>
+  <w:style w:type="character" w:customStyle="1" w:styleId="ListParagraphChar">
+    <w:name w:val="List Paragraph Char"/>
+    <w:link w:val="ListParagraph"/>
+    <w:uiPriority w:val="34"/>
+    <w:qFormat/>
+    <w:locked/>
+    <w:rPr>
+      <w:kern w:val="0"/>
+      <w:sz w:val="22"/>
+      <w:szCs w:val="22"/>
+      <w:lang w:val="en-US"/>
+      <w14:ligatures w14:val="none"/>
+    </w:rPr>
+  </w:style>
+  <w:style w:type="paragraph" w:customStyle="1" w:styleId="Style1">
+    <w:name w:val="Style1"/>
+    <w:basedOn w:val="Heading1"/>
+    <w:qFormat/>
+    <w:pPr>
+      <w:keepNext/>
+      <w:tabs>
+        <w:tab w:val="left" w:pos="720"/>
+      </w:tabs>
+      <w:spacing w:before="0" w:after="0" w:line="360" w:lineRule="auto"/>
+      <w:ind w:left="720" w:hanging="720"/>
+      <w:jc w:val="both"/>
+    </w:pPr>
+    <w:rPr>
+      <w:rFonts w:asciiTheme="majorHAnsi" w:eastAsiaTheme="majorEastAsia" w:hAnsiTheme="majorHAnsi" w:cstheme="majorHAnsi"/>
+      <w:color w:val="auto"/>
+      <w:kern w:val="32"/>
+      <w:szCs w:val="26"/>
+      <w:lang w:val="en-US" w:eastAsia="en-US"/>
+    </w:rPr>
+  </w:style>
+  <w:style w:type="paragraph" w:customStyle="1" w:styleId="Style2">
+    <w:name w:val="Style2"/>
+    <w:basedOn w:val="Normal"/>
+    <w:qFormat/>
+    <w:pPr>
+      <w:numPr>
+        <w:ilvl w:val="1"/>
+        <w:numId w:val="1"/>
+      </w:numPr>
+      <w:spacing w:line="360" w:lineRule="auto"/>
+      <w:ind w:left="850" w:hanging="493"/>
+      <w:jc w:val="both"/>
+      <w:textAlignment w:val="baseline"/>
+      <w:outlineLvl w:val="1"/>
+    </w:pPr>
+    <w:rPr>
+      <w:rFonts w:asciiTheme="majorHAnsi" w:eastAsia="Droid Sans Fallback" w:hAnsiTheme="majorHAnsi" w:cstheme="majorHAnsi"/>
+      <w:b/>
+      <w:bCs/>
+      <w:color w:val="00000A"/>
+      <w:kern w:val="0"/>
+      <w:sz w:val="26"/>
+      <w:szCs w:val="26"/>
+      <w:lang w:eastAsia="zh-CN" w:bidi="hi-IN"/>
+      <w14:ligatures w14:val="none"/>
+    </w:rPr>
+  </w:style>
+  <w:style w:type="paragraph" w:customStyle="1" w:styleId="TOCHeading1">
+    <w:name w:val="TOC Heading1"/>
+    <w:basedOn w:val="Heading1"/>
+    <w:next w:val="Normal"/>
+    <w:uiPriority w:val="39"/>
+    <w:unhideWhenUsed/>
+    <w:qFormat/>
+    <w:pPr>
+      <w:keepNext/>
+      <w:keepLines/>
+      <w:spacing w:before="240" w:after="0" w:line="259" w:lineRule="auto"/>
+      <w:ind w:left="0"/>
+      <w:outlineLvl w:val="9"/>
+    </w:pPr>
+    <w:rPr>
+      <w:rFonts w:asciiTheme="majorHAnsi" w:eastAsiaTheme="majorEastAsia" w:hAnsiTheme="majorHAnsi" w:cstheme="majorBidi"/>
+      <w:b w:val="0"/>
+      <w:bCs w:val="0"/>
+      <w:color w:val="2F5496" w:themeColor="accent1" w:themeShade="BF"/>
+      <w:kern w:val="0"/>
+      <w:sz w:val="32"/>
+      <w:lang w:val="en-US" w:eastAsia="en-US"/>
+    </w:rPr>
+  </w:style>
+  <w:style w:type="character" w:customStyle="1" w:styleId="HeaderChar">
+    <w:name w:val="Header Char"/>
+    <w:basedOn w:val="DefaultParagraphFont"/>
+    <w:link w:val="Header"/>
+    <w:uiPriority w:val="99"/>
+    <w:qFormat/>
+  </w:style>
+  <w:style w:type="character" w:customStyle="1" w:styleId="FooterChar">
+    <w:name w:val="Footer Char"/>
+    <w:basedOn w:val="DefaultParagraphFont"/>
+    <w:link w:val="Footer"/>
+    <w:uiPriority w:val="99"/>
+    <w:qFormat/>
+  </w:style>
+  <w:style w:type="paragraph" w:styleId="TOCHeading">
+    <w:name w:val="TOC Heading"/>
+    <w:basedOn w:val="Heading1"/>
+    <w:next w:val="Normal"/>
+    <w:uiPriority w:val="39"/>
+    <w:semiHidden/>
+    <w:unhideWhenUsed/>
+    <w:qFormat/>
+    <w:rsid w:val="00A74888"/>
+    <w:pPr>
+      <w:keepNext/>
+      <w:keepLines/>
+      <w:spacing w:before="240" w:after="0" w:line="240" w:lineRule="auto"/>
+      <w:ind w:left="0" w:firstLine="0"/>
+      <w:outlineLvl w:val="9"/>
+    </w:pPr>
+    <w:rPr>
+      <w:rFonts w:asciiTheme="majorHAnsi" w:eastAsiaTheme="majorEastAsia" w:hAnsiTheme="majorHAnsi" w:cstheme="majorBidi"/>
+      <w:b w:val="0"/>
+      <w:bCs w:val="0"/>
+      <w:color w:val="2F5496" w:themeColor="accent1" w:themeShade="BF"/>
+      <w:kern w:val="2"/>
+      <w:sz w:val="32"/>
+      <w:lang w:val="en-US" w:eastAsia="en-US"/>
+      <w14:ligatures w14:val="standardContextual"/>
+    </w:rPr>
+  </w:style>
+  <w:style w:type="table" w:customStyle="1" w:styleId="checklist1">
+    <w:name w:val="checklist1"/>
+    <w:basedOn w:val="TableNormal"/>
+    <w:next w:val="TableGrid"/>
+    <w:uiPriority w:val="59"/>
+    <w:rsid w:val="00A74888"/>
+    <w:rPr>
+      <w:rFonts w:ascii="Times New Roman" w:eastAsia="Times New Roman" w:hAnsi="Times New Roman" w:cs="Times New Roman"/>
+    </w:rPr>
+    <w:tblPr>
+      <w:tblInd w:w="0" w:type="dxa"/>
+      <w:tblBorders>
+        <w:top w:val="single" w:sz="4" w:space="0" w:color="auto"/>
+        <w:left w:val="single" w:sz="4" w:space="0" w:color="auto"/>
+        <w:bottom w:val="single" w:sz="4" w:space="0" w:color="auto"/>
+        <w:right w:val="single" w:sz="4" w:space="0" w:color="auto"/>
+        <w:insideH w:val="single" w:sz="4" w:space="0" w:color="auto"/>
+        <w:insideV w:val="single" w:sz="4" w:space="0" w:color="auto"/>
+      </w:tblBorders>
+      <w:tblCellMar>
+        <w:top w:w="0" w:type="dxa"/>
+        <w:left w:w="108" w:type="dxa"/>
+        <w:bottom w:w="0" w:type="dxa"/>
+        <w:right w:w="108" w:type="dxa"/>
+      </w:tblCellMar>
+    </w:tblPr>
+  </w:style>
+  <w:style w:type="table" w:customStyle="1" w:styleId="checklist2">
+    <w:name w:val="checklist2"/>
+    <w:basedOn w:val="TableNormal"/>
+    <w:next w:val="TableGrid"/>
+    <w:uiPriority w:val="59"/>
+    <w:rsid w:val="00A74888"/>
+    <w:rPr>
+      <w:rFonts w:ascii="Times New Roman" w:eastAsia="Times New Roman" w:hAnsi="Times New Roman" w:cs="Times New Roman"/>
+    </w:rPr>
+    <w:tblPr>
+      <w:tblInd w:w="0" w:type="dxa"/>
+      <w:tblBorders>
+        <w:top w:val="single" w:sz="4" w:space="0" w:color="auto"/>
+        <w:left w:val="single" w:sz="4" w:space="0" w:color="auto"/>
+        <w:bottom w:val="single" w:sz="4" w:space="0" w:color="auto"/>
+        <w:right w:val="single" w:sz="4" w:space="0" w:color="auto"/>
+        <w:insideH w:val="single" w:sz="4" w:space="0" w:color="auto"/>
+        <w:insideV w:val="single" w:sz="4" w:space="0" w:color="auto"/>
+      </w:tblBorders>
+      <w:tblCellMar>
+        <w:top w:w="0" w:type="dxa"/>
+        <w:left w:w="108" w:type="dxa"/>
+        <w:bottom w:w="0" w:type="dxa"/>
+        <w:right w:w="108" w:type="dxa"/>
+      </w:tblCellMar>
+    </w:tblPr>
+  </w:style>
+  <w:style w:type="table" w:customStyle="1" w:styleId="checklist3">
+    <w:name w:val="checklist3"/>
+    <w:basedOn w:val="TableNormal"/>
+    <w:next w:val="TableGrid"/>
+    <w:uiPriority w:val="59"/>
+    <w:rsid w:val="00A74888"/>
+    <w:rPr>
+      <w:rFonts w:ascii="Times New Roman" w:eastAsia="Times New Roman" w:hAnsi="Times New Roman" w:cs="Times New Roman"/>
+    </w:rPr>
+    <w:tblPr>
+      <w:tblInd w:w="0" w:type="dxa"/>
+      <w:tblBorders>
+        <w:top w:val="single" w:sz="4" w:space="0" w:color="auto"/>
+        <w:left w:val="single" w:sz="4" w:space="0" w:color="auto"/>
+        <w:bottom w:val="single" w:sz="4" w:space="0" w:color="auto"/>
+        <w:right w:val="single" w:sz="4" w:space="0" w:color="auto"/>
+        <w:insideH w:val="single" w:sz="4" w:space="0" w:color="auto"/>
+        <w:insideV w:val="single" w:sz="4" w:space="0" w:color="auto"/>
+      </w:tblBorders>
+      <w:tblCellMar>
+        <w:top w:w="0" w:type="dxa"/>
+        <w:left w:w="108" w:type="dxa"/>
+        <w:bottom w:w="0" w:type="dxa"/>
+        <w:right w:w="108" w:type="dxa"/>
+      </w:tblCellMar>
+    </w:tblPr>
+  </w:style>
+  <w:style w:type="table" w:customStyle="1" w:styleId="checklist4">
+    <w:name w:val="checklist4"/>
+    <w:basedOn w:val="TableNormal"/>
+    <w:next w:val="TableGrid"/>
+    <w:uiPriority w:val="59"/>
+    <w:rsid w:val="00A74888"/>
+    <w:rPr>
+      <w:rFonts w:ascii="Times New Roman" w:eastAsia="Times New Roman" w:hAnsi="Times New Roman" w:cs="Times New Roman"/>
+    </w:rPr>
+    <w:tblPr>
+      <w:tblInd w:w="0" w:type="dxa"/>
+      <w:tblBorders>
+        <w:top w:val="single" w:sz="4" w:space="0" w:color="auto"/>
+        <w:left w:val="single" w:sz="4" w:space="0" w:color="auto"/>
+        <w:bottom w:val="single" w:sz="4" w:space="0" w:color="auto"/>
+        <w:right w:val="single" w:sz="4" w:space="0" w:color="auto"/>
+        <w:insideH w:val="single" w:sz="4" w:space="0" w:color="auto"/>
+        <w:insideV w:val="single" w:sz="4" w:space="0" w:color="auto"/>
+      </w:tblBorders>
+      <w:tblCellMar>
+        <w:top w:w="0" w:type="dxa"/>
+        <w:left w:w="108" w:type="dxa"/>
+        <w:bottom w:w="0" w:type="dxa"/>
+        <w:right w:w="108" w:type="dxa"/>
+      </w:tblCellMar>
+    </w:tblPr>
+  </w:style>
+  <w:style w:type="table" w:customStyle="1" w:styleId="checklist5">
+    <w:name w:val="checklist5"/>
+    <w:basedOn w:val="TableNormal"/>
+    <w:next w:val="TableGrid"/>
+    <w:uiPriority w:val="59"/>
+    <w:rsid w:val="00A74888"/>
+    <w:rPr>
+      <w:rFonts w:ascii="Times New Roman" w:eastAsia="Times New Roman" w:hAnsi="Times New Roman" w:cs="Times New Roman"/>
+    </w:rPr>
+    <w:tblPr>
+      <w:tblInd w:w="0" w:type="dxa"/>
+      <w:tblBorders>
+        <w:top w:val="single" w:sz="4" w:space="0" w:color="auto"/>
+        <w:left w:val="single" w:sz="4" w:space="0" w:color="auto"/>
+        <w:bottom w:val="single" w:sz="4" w:space="0" w:color="auto"/>
+        <w:right w:val="single" w:sz="4" w:space="0" w:color="auto"/>
+        <w:insideH w:val="single" w:sz="4" w:space="0" w:color="auto"/>
+        <w:insideV w:val="single" w:sz="4" w:space="0" w:color="auto"/>
+      </w:tblBorders>
+      <w:tblCellMar>
+        <w:top w:w="0" w:type="dxa"/>
+        <w:left w:w="108" w:type="dxa"/>
+        <w:bottom w:w="0" w:type="dxa"/>
+        <w:right w:w="108" w:type="dxa"/>
+      </w:tblCellMar>
+    </w:tblPr>
+  </w:style>
+  <w:style w:type="paragraph" w:styleId="BalloonText">
+    <w:name w:val="Balloon Text"/>
+    <w:basedOn w:val="Normal"/>
+    <w:link w:val="BalloonTextChar"/>
+    <w:uiPriority w:val="99"/>
+    <w:semiHidden/>
+    <w:unhideWhenUsed/>
+    <w:rsid w:val="00025FA1"/>
+    <w:rPr>
+      <w:rFonts w:ascii="Tahoma" w:hAnsi="Tahoma" w:cs="Tahoma"/>
+      <w:sz w:val="16"/>
+      <w:szCs w:val="16"/>
+    </w:rPr>
+  </w:style>
+  <w:style w:type="character" w:customStyle="1" w:styleId="BalloonTextChar">
+    <w:name w:val="Balloon Text Char"/>
+    <w:basedOn w:val="DefaultParagraphFont"/>
+    <w:link w:val="BalloonText"/>
+    <w:uiPriority w:val="99"/>
+    <w:semiHidden/>
+    <w:rsid w:val="00025FA1"/>
+    <w:rPr>
+      <w:rFonts w:ascii="Tahoma" w:hAnsi="Tahoma" w:cs="Tahoma"/>
+      <w:kern w:val="2"/>
+      <w:sz w:val="16"/>
+      <w:szCs w:val="16"/>
+      <w14:ligatures w14:val="standardContextual"/>
+    </w:rPr>
   </w:style>
 </w:styles>
 </file>
@@ -16697,7 +17671,7 @@
 </file>
 
 <file path=customXml/itemProps1.xml><?xml version="1.0" encoding="utf-8"?>
-<ds:datastoreItem xmlns:ds="http://schemas.openxmlformats.org/officeDocument/2006/customXml" ds:itemID="{0664200A-6F8A-4230-93BC-B73E7806775B}">
+<ds:datastoreItem xmlns:ds="http://schemas.openxmlformats.org/officeDocument/2006/customXml" ds:itemID="{D8BE79B7-1E6F-4F77-88C2-05461EBE50FD}">
   <ds:schemaRefs>
     <ds:schemaRef ds:uri="http://schemas.openxmlformats.org/officeDocument/2006/bibliography"/>
   </ds:schemaRefs>
